--- a/UNIVERSIDADE PAULISTA.docx
+++ b/UNIVERSIDADE PAULISTA.docx
@@ -103,6 +103,7 @@
       </w:pPr>
       <w:r>
         <w:rPr>
+          <w:noProof/>
           <w:lang w:val="pt-BR"/>
         </w:rPr>
         <w:drawing>
@@ -1729,10 +1730,7 @@
       </w:r>
       <w:proofErr w:type="spellEnd"/>
       <w:r>
-        <w:t xml:space="preserve"> da internet</w:t>
-      </w:r>
-      <w:r>
-        <w:t xml:space="preserve"> </w:t>
+        <w:t xml:space="preserve"> da internet </w:t>
       </w:r>
       <w:proofErr w:type="spellStart"/>
       <w:r>
@@ -1849,18 +1847,57 @@
           <w:ilvl w:val="0"/>
           <w:numId w:val="2"/>
         </w:numPr>
-      </w:pPr>
-      <w:proofErr w:type="spellStart"/>
-      <w:r>
+        <w:rPr>
+          <w:b/>
+          <w:bCs/>
+        </w:rPr>
+      </w:pPr>
+      <w:proofErr w:type="spellStart"/>
+      <w:r>
+        <w:rPr>
+          <w:b/>
+          <w:bCs/>
+        </w:rPr>
         <w:t>Objetivos</w:t>
       </w:r>
       <w:proofErr w:type="spellEnd"/>
       <w:r>
-        <w:t xml:space="preserve"> da </w:t>
-      </w:r>
-      <w:proofErr w:type="spellStart"/>
-      <w:r>
-        <w:t>Oficina</w:t>
+        <w:rPr>
+          <w:b/>
+          <w:bCs/>
+        </w:rPr>
+        <w:t xml:space="preserve"> </w:t>
+      </w:r>
+      <w:proofErr w:type="spellStart"/>
+      <w:r>
+        <w:rPr>
+          <w:b/>
+          <w:bCs/>
+        </w:rPr>
+        <w:t>d</w:t>
+      </w:r>
+      <w:r>
+        <w:rPr>
+          <w:b/>
+          <w:bCs/>
+        </w:rPr>
+        <w:t>esse</w:t>
+      </w:r>
+      <w:proofErr w:type="spellEnd"/>
+      <w:r>
+        <w:rPr>
+          <w:b/>
+          <w:bCs/>
+        </w:rPr>
+        <w:t xml:space="preserve"> </w:t>
+      </w:r>
+      <w:proofErr w:type="spellStart"/>
+      <w:r>
+        <w:rPr>
+          <w:b/>
+          <w:bCs/>
+        </w:rPr>
+        <w:t>Documento</w:t>
       </w:r>
       <w:proofErr w:type="spellEnd"/>
     </w:p>
@@ -1873,6 +1910,8 @@
         </w:numPr>
         <w:rPr>
           <w:rFonts w:cs="Arial"/>
+          <w:b/>
+          <w:bCs/>
           <w:color w:val="auto"/>
         </w:rPr>
       </w:pPr>
@@ -1880,6 +1919,8 @@
       <w:r>
         <w:rPr>
           <w:rFonts w:cs="Arial"/>
+          <w:b/>
+          <w:bCs/>
           <w:color w:val="auto"/>
         </w:rPr>
         <w:t>Objetivo</w:t>
@@ -1888,6 +1929,8 @@
       <w:r>
         <w:rPr>
           <w:rFonts w:cs="Arial"/>
+          <w:b/>
+          <w:bCs/>
           <w:color w:val="auto"/>
         </w:rPr>
         <w:t xml:space="preserve"> </w:t>
@@ -1896,6 +1939,8 @@
       <w:r>
         <w:rPr>
           <w:rFonts w:cs="Arial"/>
+          <w:b/>
+          <w:bCs/>
           <w:color w:val="auto"/>
         </w:rPr>
         <w:t>Geral</w:t>
@@ -1932,7 +1977,7 @@
       </w:r>
       <w:proofErr w:type="spellStart"/>
       <w:r>
-        <w:t>conhecimentos</w:t>
+        <w:t>entendimento</w:t>
       </w:r>
       <w:proofErr w:type="spellEnd"/>
       <w:r>
@@ -2249,6 +2294,64 @@
         <w:t>pessoais</w:t>
       </w:r>
       <w:proofErr w:type="spellEnd"/>
+      <w:r>
+        <w:t xml:space="preserve"> </w:t>
+      </w:r>
+      <w:proofErr w:type="spellStart"/>
+      <w:r>
+        <w:t>como</w:t>
+      </w:r>
+      <w:proofErr w:type="spellEnd"/>
+      <w:r>
+        <w:t xml:space="preserve"> </w:t>
+      </w:r>
+      <w:proofErr w:type="spellStart"/>
+      <w:r>
+        <w:t>tambem</w:t>
+      </w:r>
+      <w:proofErr w:type="spellEnd"/>
+      <w:r>
+        <w:t xml:space="preserve"> </w:t>
+      </w:r>
+      <w:proofErr w:type="spellStart"/>
+      <w:r>
+        <w:t>recursos</w:t>
+      </w:r>
+      <w:proofErr w:type="spellEnd"/>
+      <w:r>
+        <w:t xml:space="preserve"> gratis </w:t>
+      </w:r>
+      <w:proofErr w:type="spellStart"/>
+      <w:r>
+        <w:t>uteis</w:t>
+      </w:r>
+      <w:proofErr w:type="spellEnd"/>
+      <w:r>
+        <w:t xml:space="preserve"> </w:t>
+      </w:r>
+      <w:proofErr w:type="spellStart"/>
+      <w:r>
+        <w:t>facialmente</w:t>
+      </w:r>
+      <w:proofErr w:type="spellEnd"/>
+      <w:r>
+        <w:t xml:space="preserve"> </w:t>
+      </w:r>
+      <w:proofErr w:type="spellStart"/>
+      <w:r>
+        <w:t>achandos</w:t>
+      </w:r>
+      <w:proofErr w:type="spellEnd"/>
+      <w:r>
+        <w:t xml:space="preserve"> no proprio site da </w:t>
+      </w:r>
+      <w:r>
+        <w:rPr>
+          <w:b/>
+          <w:bCs/>
+        </w:rPr>
+        <w:t>Microsoft</w:t>
+      </w:r>
       <w:r>
         <w:t>.</w:t>
       </w:r>
@@ -2260,17 +2363,40 @@
           <w:ilvl w:val="1"/>
           <w:numId w:val="2"/>
         </w:numPr>
-      </w:pPr>
-      <w:proofErr w:type="spellStart"/>
-      <w:r>
+        <w:rPr>
+          <w:b/>
+          <w:bCs/>
+        </w:rPr>
+      </w:pPr>
+      <w:r>
+        <w:rPr>
+          <w:b/>
+          <w:bCs/>
+        </w:rPr>
+        <w:t xml:space="preserve"> </w:t>
+      </w:r>
+      <w:proofErr w:type="spellStart"/>
+      <w:r>
+        <w:rPr>
+          <w:b/>
+          <w:bCs/>
+        </w:rPr>
         <w:t>Objetivos</w:t>
       </w:r>
       <w:proofErr w:type="spellEnd"/>
       <w:r>
-        <w:t xml:space="preserve"> </w:t>
-      </w:r>
-      <w:proofErr w:type="spellStart"/>
-      <w:r>
+        <w:rPr>
+          <w:b/>
+          <w:bCs/>
+        </w:rPr>
+        <w:t xml:space="preserve"> </w:t>
+      </w:r>
+      <w:proofErr w:type="spellStart"/>
+      <w:r>
+        <w:rPr>
+          <w:b/>
+          <w:bCs/>
+        </w:rPr>
         <w:t>Especificos</w:t>
       </w:r>
       <w:proofErr w:type="spellEnd"/>
@@ -2327,6 +2453,7 @@
       </w:pPr>
       <w:proofErr w:type="spellStart"/>
       <w:r>
+        <w:lastRenderedPageBreak/>
         <w:t>Apresentar</w:t>
       </w:r>
       <w:proofErr w:type="spellEnd"/>
@@ -2376,7 +2503,6 @@
       </w:pPr>
       <w:proofErr w:type="spellStart"/>
       <w:r>
-        <w:lastRenderedPageBreak/>
         <w:t>Ensinar</w:t>
       </w:r>
       <w:proofErr w:type="spellEnd"/>
@@ -2803,9 +2929,17 @@
           <w:ilvl w:val="0"/>
           <w:numId w:val="2"/>
         </w:numPr>
-      </w:pPr>
-      <w:proofErr w:type="spellStart"/>
-      <w:r>
+        <w:rPr>
+          <w:b/>
+          <w:bCs/>
+        </w:rPr>
+      </w:pPr>
+      <w:proofErr w:type="spellStart"/>
+      <w:r>
+        <w:rPr>
+          <w:b/>
+          <w:bCs/>
+        </w:rPr>
         <w:t>Público-Alvo</w:t>
       </w:r>
       <w:proofErr w:type="spellEnd"/>
@@ -2885,23 +3019,4301 @@
       </w:r>
       <w:proofErr w:type="spellStart"/>
       <w:r>
+        <w:rPr>
+          <w:b/>
+          <w:bCs/>
+        </w:rPr>
         <w:t>segurança</w:t>
       </w:r>
       <w:proofErr w:type="spellEnd"/>
       <w:r>
+        <w:rPr>
+          <w:b/>
+          <w:bCs/>
+        </w:rPr>
+        <w:t xml:space="preserve"> digital</w:t>
+      </w:r>
+      <w:r>
+        <w:t xml:space="preserve"> e </w:t>
+      </w:r>
+      <w:proofErr w:type="spellStart"/>
+      <w:r>
+        <w:t>melhorar</w:t>
+      </w:r>
+      <w:proofErr w:type="spellEnd"/>
+      <w:r>
+        <w:t xml:space="preserve"> </w:t>
+      </w:r>
+      <w:proofErr w:type="spellStart"/>
+      <w:r>
+        <w:t>seus</w:t>
+      </w:r>
+      <w:proofErr w:type="spellEnd"/>
+      <w:r>
+        <w:t xml:space="preserve"> </w:t>
+      </w:r>
+      <w:proofErr w:type="spellStart"/>
+      <w:r>
+        <w:t>cuidados</w:t>
+      </w:r>
+      <w:proofErr w:type="spellEnd"/>
+      <w:r>
+        <w:t xml:space="preserve"> </w:t>
+      </w:r>
+      <w:proofErr w:type="spellStart"/>
+      <w:r>
+        <w:t>durante</w:t>
+      </w:r>
+      <w:proofErr w:type="spellEnd"/>
+      <w:r>
+        <w:t xml:space="preserve"> </w:t>
+      </w:r>
+      <w:proofErr w:type="spellStart"/>
+      <w:r>
+        <w:t>utilização</w:t>
+      </w:r>
+      <w:proofErr w:type="spellEnd"/>
+      <w:r>
+        <w:t xml:space="preserve"> da rede</w:t>
+      </w:r>
+      <w:r>
+        <w:t xml:space="preserve">. Diante de </w:t>
+      </w:r>
+      <w:proofErr w:type="spellStart"/>
+      <w:r>
+        <w:t>mudanças</w:t>
+      </w:r>
+      <w:proofErr w:type="spellEnd"/>
+      <w:r>
+        <w:t xml:space="preserve"> </w:t>
+      </w:r>
+      <w:proofErr w:type="spellStart"/>
+      <w:r>
+        <w:t>rapidas</w:t>
+      </w:r>
+      <w:proofErr w:type="spellEnd"/>
+      <w:r>
+        <w:t xml:space="preserve"> e </w:t>
+      </w:r>
+      <w:proofErr w:type="spellStart"/>
+      <w:r>
+        <w:t>radicais</w:t>
+      </w:r>
+      <w:proofErr w:type="spellEnd"/>
+      <w:r>
+        <w:t xml:space="preserve"> no </w:t>
+      </w:r>
+      <w:proofErr w:type="spellStart"/>
+      <w:r>
+        <w:t>cenario</w:t>
+      </w:r>
+      <w:proofErr w:type="spellEnd"/>
+      <w:r>
+        <w:t xml:space="preserve"> digital, </w:t>
+      </w:r>
+      <w:proofErr w:type="spellStart"/>
+      <w:r>
+        <w:t>mante</w:t>
+      </w:r>
+      <w:proofErr w:type="spellEnd"/>
+      <w:r>
+        <w:t xml:space="preserve">-se </w:t>
+      </w:r>
+      <w:proofErr w:type="spellStart"/>
+      <w:r>
+        <w:t>atualizado</w:t>
+      </w:r>
+      <w:proofErr w:type="spellEnd"/>
+      <w:r>
+        <w:t xml:space="preserve"> é </w:t>
+      </w:r>
+      <w:proofErr w:type="spellStart"/>
+      <w:r>
+        <w:t>essencial</w:t>
+      </w:r>
+      <w:proofErr w:type="spellEnd"/>
+      <w:r>
+        <w:t xml:space="preserve"> - inclusive para o mercado de </w:t>
+      </w:r>
+      <w:proofErr w:type="spellStart"/>
+      <w:r>
+        <w:t>trabalho</w:t>
+      </w:r>
+      <w:proofErr w:type="spellEnd"/>
+      <w:r>
+        <w:t>.</w:t>
+      </w:r>
+      <w:r>
+        <w:t xml:space="preserve"> </w:t>
+      </w:r>
+    </w:p>
+    <w:p>
+      <w:r>
+        <w:t xml:space="preserve">O </w:t>
+      </w:r>
+      <w:proofErr w:type="spellStart"/>
+      <w:r>
+        <w:t>conteúdo</w:t>
+      </w:r>
+      <w:proofErr w:type="spellEnd"/>
+      <w:r>
+        <w:t xml:space="preserve"> </w:t>
+      </w:r>
+      <w:proofErr w:type="spellStart"/>
+      <w:r>
+        <w:t>será</w:t>
+      </w:r>
+      <w:proofErr w:type="spellEnd"/>
+      <w:r>
+        <w:t xml:space="preserve"> </w:t>
+      </w:r>
+      <w:proofErr w:type="spellStart"/>
+      <w:r>
+        <w:t>desenvolvido</w:t>
+      </w:r>
+      <w:proofErr w:type="spellEnd"/>
+      <w:r>
+        <w:t xml:space="preserve"> </w:t>
+      </w:r>
+      <w:proofErr w:type="spellStart"/>
+      <w:r>
+        <w:t>pensando</w:t>
+      </w:r>
+      <w:proofErr w:type="spellEnd"/>
+      <w:r>
+        <w:t xml:space="preserve"> </w:t>
+      </w:r>
+      <w:proofErr w:type="spellStart"/>
+      <w:r>
+        <w:t>principalmente</w:t>
+      </w:r>
+      <w:proofErr w:type="spellEnd"/>
+      <w:r>
+        <w:t xml:space="preserve"> </w:t>
+      </w:r>
+      <w:proofErr w:type="spellStart"/>
+      <w:r>
+        <w:t>em</w:t>
+      </w:r>
+      <w:proofErr w:type="spellEnd"/>
+      <w:r>
+        <w:t xml:space="preserve"> </w:t>
+      </w:r>
+      <w:proofErr w:type="spellStart"/>
+      <w:r>
+        <w:t>pessoas</w:t>
+      </w:r>
+      <w:proofErr w:type="spellEnd"/>
+      <w:r>
+        <w:t xml:space="preserve"> que </w:t>
+      </w:r>
+      <w:proofErr w:type="spellStart"/>
+      <w:r>
+        <w:t>possuem</w:t>
+      </w:r>
+      <w:proofErr w:type="spellEnd"/>
+      <w:r>
+        <w:t xml:space="preserve"> </w:t>
+      </w:r>
+      <w:proofErr w:type="spellStart"/>
+      <w:r>
+        <w:t>conhecimentos</w:t>
+      </w:r>
+      <w:proofErr w:type="spellEnd"/>
+      <w:r>
+        <w:t xml:space="preserve"> </w:t>
+      </w:r>
+      <w:proofErr w:type="spellStart"/>
+      <w:r>
+        <w:t>básicos</w:t>
+      </w:r>
+      <w:proofErr w:type="spellEnd"/>
+      <w:r>
+        <w:t xml:space="preserve"> </w:t>
+      </w:r>
+      <w:proofErr w:type="spellStart"/>
+      <w:r>
+        <w:t>ou</w:t>
+      </w:r>
+      <w:proofErr w:type="spellEnd"/>
+      <w:r>
+        <w:t xml:space="preserve"> </w:t>
+      </w:r>
+      <w:proofErr w:type="spellStart"/>
+      <w:r>
+        <w:t>pouco</w:t>
+      </w:r>
+      <w:proofErr w:type="spellEnd"/>
+      <w:r>
+        <w:t xml:space="preserve"> </w:t>
+      </w:r>
+      <w:proofErr w:type="spellStart"/>
+      <w:r>
+        <w:t>conhecimento</w:t>
+      </w:r>
+      <w:proofErr w:type="spellEnd"/>
+      <w:r>
+        <w:t xml:space="preserve"> </w:t>
+      </w:r>
+      <w:proofErr w:type="spellStart"/>
+      <w:r>
+        <w:t>sobre</w:t>
+      </w:r>
+      <w:proofErr w:type="spellEnd"/>
+      <w:r>
+        <w:t xml:space="preserve"> </w:t>
+      </w:r>
+      <w:proofErr w:type="spellStart"/>
+      <w:r>
+        <w:t>segurança</w:t>
+      </w:r>
+      <w:proofErr w:type="spellEnd"/>
+      <w:r>
+        <w:t xml:space="preserve"> digital. Por </w:t>
+      </w:r>
+      <w:proofErr w:type="spellStart"/>
+      <w:r>
+        <w:t>es</w:t>
+      </w:r>
+      <w:r>
+        <w:t>t</w:t>
+      </w:r>
+      <w:r>
+        <w:t>e</w:t>
+      </w:r>
+      <w:proofErr w:type="spellEnd"/>
+      <w:r>
+        <w:t xml:space="preserve"> </w:t>
+      </w:r>
+      <w:proofErr w:type="spellStart"/>
+      <w:r>
+        <w:t>motivo</w:t>
+      </w:r>
+      <w:proofErr w:type="spellEnd"/>
+      <w:r>
+        <w:t xml:space="preserve">, </w:t>
+      </w:r>
+      <w:proofErr w:type="spellStart"/>
+      <w:r>
+        <w:t>serão</w:t>
+      </w:r>
+      <w:proofErr w:type="spellEnd"/>
+      <w:r>
+        <w:t xml:space="preserve"> </w:t>
+      </w:r>
+      <w:proofErr w:type="spellStart"/>
+      <w:r>
+        <w:t>utilizados</w:t>
+      </w:r>
+      <w:proofErr w:type="spellEnd"/>
+      <w:r>
+        <w:t xml:space="preserve"> </w:t>
+      </w:r>
+      <w:proofErr w:type="spellStart"/>
+      <w:r>
+        <w:t>exemplos</w:t>
+      </w:r>
+      <w:proofErr w:type="spellEnd"/>
+      <w:r>
+        <w:t xml:space="preserve"> simples e </w:t>
+      </w:r>
+      <w:proofErr w:type="spellStart"/>
+      <w:r>
+        <w:t>situações</w:t>
+      </w:r>
+      <w:proofErr w:type="spellEnd"/>
+      <w:r>
+        <w:t xml:space="preserve"> que </w:t>
+      </w:r>
+      <w:proofErr w:type="spellStart"/>
+      <w:r>
+        <w:t>podem</w:t>
+      </w:r>
+      <w:proofErr w:type="spellEnd"/>
+      <w:r>
+        <w:t xml:space="preserve"> </w:t>
+      </w:r>
+      <w:proofErr w:type="spellStart"/>
+      <w:r>
+        <w:t>acontecer</w:t>
+      </w:r>
+      <w:proofErr w:type="spellEnd"/>
+      <w:r>
+        <w:t xml:space="preserve"> </w:t>
+      </w:r>
+      <w:proofErr w:type="spellStart"/>
+      <w:r>
+        <w:t>durante</w:t>
+      </w:r>
+      <w:proofErr w:type="spellEnd"/>
+      <w:r>
+        <w:t xml:space="preserve"> </w:t>
+      </w:r>
+      <w:proofErr w:type="spellStart"/>
+      <w:r>
+        <w:t>atividades</w:t>
+      </w:r>
+      <w:proofErr w:type="spellEnd"/>
+      <w:r>
+        <w:t xml:space="preserve"> </w:t>
+      </w:r>
+      <w:proofErr w:type="spellStart"/>
+      <w:r>
+        <w:t>comuns</w:t>
+      </w:r>
+      <w:proofErr w:type="spellEnd"/>
+      <w:r>
+        <w:t xml:space="preserve">, </w:t>
+      </w:r>
+      <w:proofErr w:type="spellStart"/>
+      <w:r>
+        <w:t>como</w:t>
+      </w:r>
+      <w:proofErr w:type="spellEnd"/>
+      <w:r>
+        <w:t xml:space="preserve"> </w:t>
+      </w:r>
+      <w:proofErr w:type="spellStart"/>
+      <w:r>
+        <w:t>acessar</w:t>
+      </w:r>
+      <w:proofErr w:type="spellEnd"/>
+      <w:r>
+        <w:t xml:space="preserve"> redes </w:t>
+      </w:r>
+      <w:proofErr w:type="spellStart"/>
+      <w:r>
+        <w:t>sociais</w:t>
+      </w:r>
+      <w:proofErr w:type="spellEnd"/>
+      <w:r>
+        <w:t xml:space="preserve">, </w:t>
+      </w:r>
+      <w:proofErr w:type="spellStart"/>
+      <w:r>
+        <w:t>utilizar</w:t>
+      </w:r>
+      <w:proofErr w:type="spellEnd"/>
+      <w:r>
+        <w:t xml:space="preserve"> </w:t>
+      </w:r>
+      <w:proofErr w:type="spellStart"/>
+      <w:r>
+        <w:t>aplicativos</w:t>
+      </w:r>
+      <w:proofErr w:type="spellEnd"/>
+      <w:r>
+        <w:t xml:space="preserve"> de </w:t>
+      </w:r>
+      <w:proofErr w:type="spellStart"/>
+      <w:r>
+        <w:t>mensagens</w:t>
+      </w:r>
+      <w:proofErr w:type="spellEnd"/>
+      <w:r>
+        <w:t xml:space="preserve">, </w:t>
+      </w:r>
+      <w:proofErr w:type="spellStart"/>
+      <w:r>
+        <w:t>realizar</w:t>
+      </w:r>
+      <w:proofErr w:type="spellEnd"/>
+      <w:r>
+        <w:t xml:space="preserve"> </w:t>
+      </w:r>
+      <w:proofErr w:type="spellStart"/>
+      <w:r>
+        <w:t>compras</w:t>
+      </w:r>
+      <w:proofErr w:type="spellEnd"/>
+      <w:r>
+        <w:t xml:space="preserve"> pela internet </w:t>
+      </w:r>
+      <w:proofErr w:type="spellStart"/>
+      <w:r>
+        <w:t>ou</w:t>
+      </w:r>
+      <w:proofErr w:type="spellEnd"/>
+      <w:r>
+        <w:t xml:space="preserve"> </w:t>
+      </w:r>
+      <w:proofErr w:type="spellStart"/>
+      <w:r>
+        <w:t>acessar</w:t>
+      </w:r>
+      <w:proofErr w:type="spellEnd"/>
+      <w:r>
+        <w:t xml:space="preserve"> </w:t>
+      </w:r>
+      <w:proofErr w:type="spellStart"/>
+      <w:r>
+        <w:t>serviços</w:t>
+      </w:r>
+      <w:proofErr w:type="spellEnd"/>
+      <w:r>
+        <w:t xml:space="preserve"> </w:t>
+      </w:r>
+      <w:proofErr w:type="spellStart"/>
+      <w:r>
+        <w:t>bancários</w:t>
+      </w:r>
+      <w:proofErr w:type="spellEnd"/>
+      <w:r>
+        <w:t>.</w:t>
+      </w:r>
+    </w:p>
+    <w:p>
+      <w:r>
+        <w:t xml:space="preserve">A </w:t>
+      </w:r>
+      <w:proofErr w:type="spellStart"/>
+      <w:r>
+        <w:t>proposta</w:t>
+      </w:r>
+      <w:proofErr w:type="spellEnd"/>
+      <w:r>
+        <w:t xml:space="preserve"> </w:t>
+      </w:r>
+      <w:proofErr w:type="spellStart"/>
+      <w:r>
+        <w:t>não</w:t>
+      </w:r>
+      <w:proofErr w:type="spellEnd"/>
+      <w:r>
+        <w:t xml:space="preserve"> </w:t>
+      </w:r>
+      <w:proofErr w:type="spellStart"/>
+      <w:r>
+        <w:t>exige</w:t>
+      </w:r>
+      <w:proofErr w:type="spellEnd"/>
+      <w:r>
+        <w:t xml:space="preserve"> </w:t>
+      </w:r>
+      <w:proofErr w:type="spellStart"/>
+      <w:r>
+        <w:t>conhecimento</w:t>
+      </w:r>
+      <w:proofErr w:type="spellEnd"/>
+      <w:r>
+        <w:t xml:space="preserve"> </w:t>
+      </w:r>
+      <w:proofErr w:type="spellStart"/>
+      <w:r>
+        <w:t>técnico</w:t>
+      </w:r>
+      <w:proofErr w:type="spellEnd"/>
+      <w:r>
+        <w:t xml:space="preserve"> dos </w:t>
+      </w:r>
+      <w:proofErr w:type="spellStart"/>
+      <w:r>
+        <w:t>participantes</w:t>
+      </w:r>
+      <w:proofErr w:type="spellEnd"/>
+      <w:r>
+        <w:t xml:space="preserve">, </w:t>
+      </w:r>
+      <w:proofErr w:type="spellStart"/>
+      <w:r>
+        <w:t>permitindo</w:t>
+      </w:r>
+      <w:proofErr w:type="spellEnd"/>
+      <w:r>
+        <w:t xml:space="preserve"> que </w:t>
+      </w:r>
+      <w:proofErr w:type="spellStart"/>
+      <w:r>
+        <w:t>pessoas</w:t>
+      </w:r>
+      <w:proofErr w:type="spellEnd"/>
+      <w:r>
+        <w:t xml:space="preserve"> com </w:t>
+      </w:r>
+      <w:proofErr w:type="spellStart"/>
+      <w:r>
+        <w:t>diferentes</w:t>
+      </w:r>
+      <w:proofErr w:type="spellEnd"/>
+      <w:r>
+        <w:t xml:space="preserve"> </w:t>
+      </w:r>
+      <w:proofErr w:type="spellStart"/>
+      <w:r>
+        <w:t>níveis</w:t>
+      </w:r>
+      <w:proofErr w:type="spellEnd"/>
+      <w:r>
+        <w:t xml:space="preserve"> de </w:t>
+      </w:r>
+      <w:proofErr w:type="spellStart"/>
+      <w:r>
+        <w:t>conhecimento</w:t>
+      </w:r>
+      <w:proofErr w:type="spellEnd"/>
+      <w:r>
+        <w:t xml:space="preserve"> </w:t>
+      </w:r>
+      <w:proofErr w:type="spellStart"/>
+      <w:r>
+        <w:t>sobre</w:t>
+      </w:r>
+      <w:proofErr w:type="spellEnd"/>
+      <w:r>
+        <w:t xml:space="preserve"> </w:t>
+      </w:r>
+      <w:proofErr w:type="spellStart"/>
+      <w:r>
+        <w:t>tecnologia</w:t>
+      </w:r>
+      <w:proofErr w:type="spellEnd"/>
+      <w:r>
+        <w:t xml:space="preserve"> </w:t>
+      </w:r>
+      <w:proofErr w:type="spellStart"/>
+      <w:r>
+        <w:t>possam</w:t>
+      </w:r>
+      <w:proofErr w:type="spellEnd"/>
+      <w:r>
+        <w:t xml:space="preserve"> </w:t>
+      </w:r>
+      <w:proofErr w:type="spellStart"/>
+      <w:r>
+        <w:t>acompanhar</w:t>
+      </w:r>
+      <w:proofErr w:type="spellEnd"/>
+      <w:r>
+        <w:t xml:space="preserve"> </w:t>
+      </w:r>
+      <w:proofErr w:type="spellStart"/>
+      <w:r>
+        <w:t>os</w:t>
+      </w:r>
+      <w:proofErr w:type="spellEnd"/>
+      <w:r>
+        <w:t xml:space="preserve"> </w:t>
+      </w:r>
+      <w:proofErr w:type="spellStart"/>
+      <w:r>
+        <w:t>conteúdos</w:t>
+      </w:r>
+      <w:proofErr w:type="spellEnd"/>
+      <w:r>
+        <w:t xml:space="preserve"> </w:t>
+      </w:r>
+      <w:proofErr w:type="spellStart"/>
+      <w:r>
+        <w:t>apresentados</w:t>
+      </w:r>
+      <w:proofErr w:type="spellEnd"/>
+      <w:r>
+        <w:t>.</w:t>
+      </w:r>
+    </w:p>
+    <w:p>
+      <w:pPr>
+        <w:pStyle w:val="Ttulo1"/>
+        <w:rPr>
+          <w:b/>
+          <w:bCs/>
+        </w:rPr>
+      </w:pPr>
+      <w:r>
+        <w:rPr>
+          <w:b/>
+          <w:bCs/>
+        </w:rPr>
+        <w:t>4 PLANEJAMENTO DA OFICINA</w:t>
+      </w:r>
+    </w:p>
+    <w:p>
+      <w:pPr>
+        <w:pStyle w:val="Ttulo2"/>
+        <w:rPr>
+          <w:b/>
+          <w:bCs/>
+        </w:rPr>
+      </w:pPr>
+      <w:r>
+        <w:rPr>
+          <w:b/>
+          <w:bCs/>
+        </w:rPr>
+        <w:t xml:space="preserve">4.1 </w:t>
+      </w:r>
+      <w:proofErr w:type="spellStart"/>
+      <w:r>
+        <w:rPr>
+          <w:b/>
+          <w:bCs/>
+        </w:rPr>
+        <w:t>Tema</w:t>
+      </w:r>
+      <w:proofErr w:type="spellEnd"/>
+    </w:p>
+    <w:p>
+      <w:proofErr w:type="spellStart"/>
+      <w:r>
+        <w:t>Cibersegurança</w:t>
+      </w:r>
+      <w:proofErr w:type="spellEnd"/>
+      <w:r>
+        <w:t xml:space="preserve"> </w:t>
+      </w:r>
+      <w:proofErr w:type="spellStart"/>
+      <w:r>
+        <w:t>Basico</w:t>
+      </w:r>
+      <w:proofErr w:type="spellEnd"/>
+      <w:r>
+        <w:t xml:space="preserve"> para </w:t>
+      </w:r>
+      <w:proofErr w:type="spellStart"/>
+      <w:r>
+        <w:t>Usuá</w:t>
+      </w:r>
+      <w:r>
+        <w:t>rios</w:t>
+      </w:r>
+      <w:proofErr w:type="spellEnd"/>
+      <w:r>
+        <w:t xml:space="preserve"> de Internet.</w:t>
+      </w:r>
+    </w:p>
+    <w:p>
+      <w:pPr>
+        <w:pStyle w:val="Ttulo2"/>
+        <w:rPr>
+          <w:b/>
+          <w:bCs/>
+        </w:rPr>
+      </w:pPr>
+      <w:r>
+        <w:rPr>
+          <w:b/>
+          <w:bCs/>
+        </w:rPr>
+        <w:t xml:space="preserve">4.2 </w:t>
+      </w:r>
+      <w:proofErr w:type="spellStart"/>
+      <w:r>
+        <w:rPr>
+          <w:b/>
+          <w:bCs/>
+        </w:rPr>
+        <w:t>Conteùdos</w:t>
+      </w:r>
+      <w:proofErr w:type="spellEnd"/>
+      <w:r>
+        <w:rPr>
+          <w:b/>
+          <w:bCs/>
+        </w:rPr>
+        <w:t xml:space="preserve"> </w:t>
+      </w:r>
+      <w:proofErr w:type="spellStart"/>
+      <w:r>
+        <w:rPr>
+          <w:b/>
+          <w:bCs/>
+        </w:rPr>
+        <w:t>Abordados</w:t>
+      </w:r>
+      <w:proofErr w:type="spellEnd"/>
+    </w:p>
+    <w:p>
+      <w:pPr>
+        <w:pStyle w:val="PargrafodaLista"/>
+        <w:numPr>
+          <w:ilvl w:val="0"/>
+          <w:numId w:val="4"/>
+        </w:numPr>
+      </w:pPr>
+      <w:proofErr w:type="spellStart"/>
+      <w:r>
+        <w:t>Conceitos</w:t>
+      </w:r>
+      <w:proofErr w:type="spellEnd"/>
+      <w:r>
+        <w:t xml:space="preserve"> </w:t>
+      </w:r>
+      <w:proofErr w:type="spellStart"/>
+      <w:r>
+        <w:t>bàsicos</w:t>
+      </w:r>
+      <w:proofErr w:type="spellEnd"/>
+      <w:r>
+        <w:t xml:space="preserve"> de </w:t>
+      </w:r>
+      <w:proofErr w:type="spellStart"/>
+      <w:r>
+        <w:t>cibersegurança</w:t>
+      </w:r>
+      <w:proofErr w:type="spellEnd"/>
+      <w:r>
+        <w:t>.</w:t>
+      </w:r>
+    </w:p>
+    <w:p>
+      <w:pPr>
+        <w:pStyle w:val="Commarcadores"/>
+        <w:numPr>
+          <w:ilvl w:val="0"/>
+          <w:numId w:val="4"/>
+        </w:numPr>
+      </w:pPr>
+      <w:proofErr w:type="spellStart"/>
+      <w:r>
+        <w:lastRenderedPageBreak/>
+        <w:t>Confidencialidade</w:t>
+      </w:r>
+      <w:proofErr w:type="spellEnd"/>
+      <w:r>
+        <w:t xml:space="preserve">, </w:t>
+      </w:r>
+      <w:proofErr w:type="spellStart"/>
+      <w:r>
+        <w:t>integridade</w:t>
+      </w:r>
+      <w:proofErr w:type="spellEnd"/>
+      <w:r>
+        <w:t xml:space="preserve"> e </w:t>
+      </w:r>
+      <w:proofErr w:type="spellStart"/>
+      <w:r>
+        <w:t>disponibilidade</w:t>
+      </w:r>
+      <w:proofErr w:type="spellEnd"/>
+      <w:r>
+        <w:t xml:space="preserve"> das </w:t>
+      </w:r>
+      <w:proofErr w:type="spellStart"/>
+      <w:r>
+        <w:t>informações</w:t>
+      </w:r>
+      <w:proofErr w:type="spellEnd"/>
+      <w:r>
+        <w:t>.</w:t>
+      </w:r>
+    </w:p>
+    <w:p>
+      <w:pPr>
+        <w:pStyle w:val="Commarcadores"/>
+        <w:numPr>
+          <w:ilvl w:val="0"/>
+          <w:numId w:val="4"/>
+        </w:numPr>
+      </w:pPr>
+      <w:r>
+        <w:t xml:space="preserve">Phishing e </w:t>
+      </w:r>
+      <w:proofErr w:type="spellStart"/>
+      <w:r>
+        <w:t>engenharia</w:t>
+      </w:r>
+      <w:proofErr w:type="spellEnd"/>
+      <w:r>
+        <w:t xml:space="preserve"> social.</w:t>
+      </w:r>
+    </w:p>
+    <w:p>
+      <w:pPr>
+        <w:pStyle w:val="Commarcadores"/>
+        <w:numPr>
+          <w:ilvl w:val="0"/>
+          <w:numId w:val="4"/>
+        </w:numPr>
+      </w:pPr>
+      <w:r>
+        <w:t xml:space="preserve">Ransomware e </w:t>
+      </w:r>
+      <w:proofErr w:type="spellStart"/>
+      <w:r>
+        <w:t>outras</w:t>
+      </w:r>
+      <w:proofErr w:type="spellEnd"/>
+      <w:r>
+        <w:t xml:space="preserve"> </w:t>
+      </w:r>
+      <w:proofErr w:type="spellStart"/>
+      <w:r>
+        <w:t>ameaças</w:t>
+      </w:r>
+      <w:proofErr w:type="spellEnd"/>
+      <w:r>
+        <w:t xml:space="preserve"> </w:t>
+      </w:r>
+      <w:proofErr w:type="spellStart"/>
+      <w:r>
+        <w:t>cibernéticas</w:t>
+      </w:r>
+      <w:proofErr w:type="spellEnd"/>
+      <w:r>
+        <w:t>.</w:t>
+      </w:r>
+    </w:p>
+    <w:p>
+      <w:pPr>
+        <w:pStyle w:val="Commarcadores"/>
+        <w:numPr>
+          <w:ilvl w:val="0"/>
+          <w:numId w:val="4"/>
+        </w:numPr>
+      </w:pPr>
+      <w:proofErr w:type="spellStart"/>
+      <w:r>
+        <w:t>Senhas</w:t>
+      </w:r>
+      <w:proofErr w:type="spellEnd"/>
+      <w:r>
+        <w:t xml:space="preserve"> </w:t>
+      </w:r>
+      <w:proofErr w:type="spellStart"/>
+      <w:r>
+        <w:t>seguras</w:t>
+      </w:r>
+      <w:proofErr w:type="spellEnd"/>
+      <w:r>
+        <w:t xml:space="preserve"> e </w:t>
+      </w:r>
+      <w:proofErr w:type="spellStart"/>
+      <w:r>
+        <w:t>autenticação</w:t>
+      </w:r>
+      <w:proofErr w:type="spellEnd"/>
+      <w:r>
+        <w:t xml:space="preserve"> </w:t>
+      </w:r>
+      <w:proofErr w:type="spellStart"/>
+      <w:r>
+        <w:t>em</w:t>
+      </w:r>
+      <w:proofErr w:type="spellEnd"/>
+      <w:r>
+        <w:t xml:space="preserve"> </w:t>
+      </w:r>
+      <w:proofErr w:type="spellStart"/>
+      <w:r>
+        <w:t>dois</w:t>
+      </w:r>
+      <w:proofErr w:type="spellEnd"/>
+      <w:r>
+        <w:t xml:space="preserve"> </w:t>
+      </w:r>
+      <w:proofErr w:type="spellStart"/>
+      <w:r>
+        <w:t>fatores</w:t>
+      </w:r>
+      <w:proofErr w:type="spellEnd"/>
+      <w:r>
+        <w:t>.</w:t>
+      </w:r>
+    </w:p>
+    <w:p>
+      <w:pPr>
+        <w:pStyle w:val="Commarcadores"/>
+        <w:numPr>
+          <w:ilvl w:val="0"/>
+          <w:numId w:val="4"/>
+        </w:numPr>
+      </w:pPr>
+      <w:proofErr w:type="spellStart"/>
+      <w:r>
+        <w:t>Privacidade</w:t>
+      </w:r>
+      <w:proofErr w:type="spellEnd"/>
+      <w:r>
+        <w:t xml:space="preserve"> e </w:t>
+      </w:r>
+      <w:proofErr w:type="spellStart"/>
+      <w:r>
+        <w:t>proteção</w:t>
+      </w:r>
+      <w:proofErr w:type="spellEnd"/>
+      <w:r>
+        <w:t xml:space="preserve"> de dados.</w:t>
+      </w:r>
+    </w:p>
+    <w:p>
+      <w:pPr>
+        <w:pStyle w:val="Commarcadores"/>
+        <w:numPr>
+          <w:ilvl w:val="0"/>
+          <w:numId w:val="4"/>
+        </w:numPr>
+      </w:pPr>
+      <w:proofErr w:type="spellStart"/>
+      <w:r>
+        <w:t>Segurança</w:t>
+      </w:r>
+      <w:proofErr w:type="spellEnd"/>
+      <w:r>
+        <w:t xml:space="preserve"> de </w:t>
+      </w:r>
+      <w:proofErr w:type="spellStart"/>
+      <w:r>
+        <w:t>dispositivos</w:t>
+      </w:r>
+      <w:proofErr w:type="spellEnd"/>
+      <w:r>
+        <w:t xml:space="preserve"> e redes.</w:t>
+      </w:r>
+    </w:p>
+    <w:p>
+      <w:pPr>
+        <w:pStyle w:val="Commarcadores"/>
+        <w:numPr>
+          <w:ilvl w:val="0"/>
+          <w:numId w:val="4"/>
+        </w:numPr>
+      </w:pPr>
+      <w:r>
+        <w:t xml:space="preserve">Ferramentas de </w:t>
+      </w:r>
+      <w:proofErr w:type="spellStart"/>
+      <w:r>
+        <w:t>análise</w:t>
+      </w:r>
+      <w:proofErr w:type="spellEnd"/>
+      <w:r>
+        <w:t xml:space="preserve"> e </w:t>
+      </w:r>
+      <w:proofErr w:type="spellStart"/>
+      <w:r>
+        <w:t>monitoramento</w:t>
+      </w:r>
+      <w:proofErr w:type="spellEnd"/>
+      <w:r>
+        <w:t xml:space="preserve"> no Windows.</w:t>
+      </w:r>
+    </w:p>
+    <w:p>
+      <w:pPr>
+        <w:pStyle w:val="Ttulo2"/>
+        <w:rPr>
+          <w:b/>
+          <w:bCs/>
+        </w:rPr>
+      </w:pPr>
+      <w:r>
+        <w:rPr>
+          <w:b/>
+          <w:bCs/>
+        </w:rPr>
+        <w:t xml:space="preserve">4.3 </w:t>
+      </w:r>
+      <w:proofErr w:type="spellStart"/>
+      <w:r>
+        <w:rPr>
+          <w:b/>
+          <w:bCs/>
+        </w:rPr>
+        <w:t>Metodologia</w:t>
+      </w:r>
+      <w:proofErr w:type="spellEnd"/>
+    </w:p>
+    <w:p>
+      <w:pPr>
+        <w:rPr>
+          <w:rFonts w:eastAsiaTheme="minorEastAsia"/>
+        </w:rPr>
+      </w:pPr>
+      <w:proofErr w:type="gramStart"/>
+      <w:r>
+        <w:t>A</w:t>
+      </w:r>
+      <w:proofErr w:type="gramEnd"/>
+      <w:r>
+        <w:t xml:space="preserve"> </w:t>
+      </w:r>
+      <w:proofErr w:type="spellStart"/>
+      <w:r>
+        <w:t>oficina</w:t>
+      </w:r>
+      <w:proofErr w:type="spellEnd"/>
+      <w:r>
+        <w:t xml:space="preserve"> </w:t>
+      </w:r>
+      <w:proofErr w:type="spellStart"/>
+      <w:r>
+        <w:t>será</w:t>
+      </w:r>
+      <w:proofErr w:type="spellEnd"/>
+      <w:r>
+        <w:t xml:space="preserve"> </w:t>
+      </w:r>
+      <w:proofErr w:type="spellStart"/>
+      <w:r>
+        <w:t>realizada</w:t>
+      </w:r>
+      <w:proofErr w:type="spellEnd"/>
+      <w:r>
+        <w:t xml:space="preserve"> por </w:t>
+      </w:r>
+      <w:proofErr w:type="spellStart"/>
+      <w:r>
+        <w:t>meio</w:t>
+      </w:r>
+      <w:proofErr w:type="spellEnd"/>
+      <w:r>
+        <w:t xml:space="preserve"> de </w:t>
+      </w:r>
+      <w:proofErr w:type="spellStart"/>
+      <w:r>
+        <w:t>uma</w:t>
+      </w:r>
+      <w:proofErr w:type="spellEnd"/>
+      <w:r>
+        <w:t xml:space="preserve"> </w:t>
+      </w:r>
+      <w:proofErr w:type="spellStart"/>
+      <w:r>
+        <w:t>apresentação</w:t>
+      </w:r>
+      <w:proofErr w:type="spellEnd"/>
+      <w:r>
+        <w:t xml:space="preserve"> </w:t>
+      </w:r>
+      <w:proofErr w:type="spellStart"/>
+      <w:r>
+        <w:t>introdutória</w:t>
+      </w:r>
+      <w:proofErr w:type="spellEnd"/>
+      <w:r>
+        <w:t xml:space="preserve">, </w:t>
+      </w:r>
+      <w:proofErr w:type="spellStart"/>
+      <w:r>
+        <w:t>seguida</w:t>
+      </w:r>
+      <w:proofErr w:type="spellEnd"/>
+      <w:r>
+        <w:t xml:space="preserve"> de </w:t>
+      </w:r>
+      <w:proofErr w:type="spellStart"/>
+      <w:r>
+        <w:t>explicações</w:t>
+      </w:r>
+      <w:proofErr w:type="spellEnd"/>
+      <w:r>
+        <w:t xml:space="preserve"> com </w:t>
+      </w:r>
+      <w:proofErr w:type="spellStart"/>
+      <w:r>
+        <w:t>exemplos</w:t>
+      </w:r>
+      <w:proofErr w:type="spellEnd"/>
+      <w:r>
+        <w:t xml:space="preserve"> do </w:t>
+      </w:r>
+      <w:proofErr w:type="spellStart"/>
+      <w:r>
+        <w:t>cotidiano</w:t>
+      </w:r>
+      <w:proofErr w:type="spellEnd"/>
+      <w:r>
+        <w:t xml:space="preserve"> e </w:t>
+      </w:r>
+      <w:proofErr w:type="spellStart"/>
+      <w:r>
+        <w:t>demonstrações</w:t>
+      </w:r>
+      <w:proofErr w:type="spellEnd"/>
+      <w:r>
+        <w:t xml:space="preserve"> </w:t>
+      </w:r>
+      <w:proofErr w:type="spellStart"/>
+      <w:r>
+        <w:t>práticas</w:t>
+      </w:r>
+      <w:proofErr w:type="spellEnd"/>
+      <w:r>
+        <w:t xml:space="preserve">. </w:t>
+      </w:r>
+      <w:proofErr w:type="gramStart"/>
+      <w:r>
+        <w:t>A</w:t>
+      </w:r>
+      <w:proofErr w:type="gramEnd"/>
+      <w:r>
+        <w:t xml:space="preserve"> </w:t>
+      </w:r>
+      <w:proofErr w:type="spellStart"/>
+      <w:r>
+        <w:t>abordagem</w:t>
+      </w:r>
+      <w:proofErr w:type="spellEnd"/>
+      <w:r>
+        <w:t xml:space="preserve"> </w:t>
+      </w:r>
+      <w:proofErr w:type="spellStart"/>
+      <w:r>
+        <w:t>utilizará</w:t>
+      </w:r>
+      <w:proofErr w:type="spellEnd"/>
+      <w:r>
+        <w:t xml:space="preserve"> </w:t>
+      </w:r>
+      <w:proofErr w:type="spellStart"/>
+      <w:r>
+        <w:t>linguagem</w:t>
+      </w:r>
+      <w:proofErr w:type="spellEnd"/>
+      <w:r>
+        <w:t xml:space="preserve"> </w:t>
+      </w:r>
+      <w:proofErr w:type="spellStart"/>
+      <w:r>
+        <w:t>acessível</w:t>
+      </w:r>
+      <w:proofErr w:type="spellEnd"/>
+      <w:r>
+        <w:t xml:space="preserve">, </w:t>
+      </w:r>
+      <w:proofErr w:type="spellStart"/>
+      <w:r>
+        <w:t>permitindo</w:t>
+      </w:r>
+      <w:proofErr w:type="spellEnd"/>
+      <w:r>
+        <w:t xml:space="preserve"> que </w:t>
+      </w:r>
+      <w:proofErr w:type="spellStart"/>
+      <w:r>
+        <w:t>participantes</w:t>
+      </w:r>
+      <w:proofErr w:type="spellEnd"/>
+      <w:r>
+        <w:t xml:space="preserve"> </w:t>
+      </w:r>
+      <w:proofErr w:type="spellStart"/>
+      <w:r>
+        <w:t>sem</w:t>
+      </w:r>
+      <w:proofErr w:type="spellEnd"/>
+      <w:r>
+        <w:t xml:space="preserve"> </w:t>
+      </w:r>
+      <w:proofErr w:type="spellStart"/>
+      <w:r>
+        <w:t>conhecimentos</w:t>
+      </w:r>
+      <w:proofErr w:type="spellEnd"/>
+      <w:r>
+        <w:t xml:space="preserve"> </w:t>
+      </w:r>
+      <w:proofErr w:type="spellStart"/>
+      <w:r>
+        <w:t>avançados</w:t>
+      </w:r>
+      <w:proofErr w:type="spellEnd"/>
+      <w:r>
+        <w:t xml:space="preserve"> </w:t>
+      </w:r>
+      <w:proofErr w:type="spellStart"/>
+      <w:r>
+        <w:t>em</w:t>
+      </w:r>
+      <w:proofErr w:type="spellEnd"/>
+      <w:r>
+        <w:t xml:space="preserve"> </w:t>
+      </w:r>
+      <w:proofErr w:type="spellStart"/>
+      <w:r>
+        <w:t>Tecnologia</w:t>
+      </w:r>
+      <w:proofErr w:type="spellEnd"/>
+      <w:r>
+        <w:t xml:space="preserve"> da </w:t>
+      </w:r>
+      <w:proofErr w:type="spellStart"/>
+      <w:r>
+        <w:t>Informação</w:t>
+      </w:r>
+      <w:proofErr w:type="spellEnd"/>
+      <w:r>
+        <w:t xml:space="preserve"> </w:t>
+      </w:r>
+      <w:proofErr w:type="spellStart"/>
+      <w:r>
+        <w:t>acompanhem</w:t>
+      </w:r>
+      <w:proofErr w:type="spellEnd"/>
+      <w:r>
+        <w:t xml:space="preserve"> o </w:t>
+      </w:r>
+      <w:proofErr w:type="spellStart"/>
+      <w:r>
+        <w:t>conteúdo</w:t>
+      </w:r>
+      <w:proofErr w:type="spellEnd"/>
+      <w:r>
+        <w:t>.</w:t>
+      </w:r>
+    </w:p>
+    <w:p>
+      <w:pPr>
+        <w:pStyle w:val="Ttulo2"/>
+        <w:rPr>
+          <w:b/>
+          <w:bCs/>
+        </w:rPr>
+      </w:pPr>
+      <w:r>
+        <w:rPr>
+          <w:b/>
+          <w:bCs/>
+        </w:rPr>
+        <w:t xml:space="preserve">4.4 </w:t>
+      </w:r>
+      <w:proofErr w:type="spellStart"/>
+      <w:r>
+        <w:rPr>
+          <w:b/>
+          <w:bCs/>
+        </w:rPr>
+        <w:t>Materiais</w:t>
+      </w:r>
+      <w:proofErr w:type="spellEnd"/>
+      <w:r>
+        <w:rPr>
+          <w:b/>
+          <w:bCs/>
+        </w:rPr>
+        <w:t xml:space="preserve"> e </w:t>
+      </w:r>
+      <w:proofErr w:type="spellStart"/>
+      <w:r>
+        <w:rPr>
+          <w:b/>
+          <w:bCs/>
+        </w:rPr>
+        <w:t>Recursos</w:t>
+      </w:r>
+      <w:proofErr w:type="spellEnd"/>
+    </w:p>
+    <w:p>
+      <w:pPr>
+        <w:pStyle w:val="Commarcadores"/>
+        <w:spacing w:line="360" w:lineRule="auto"/>
+      </w:pPr>
+      <w:proofErr w:type="spellStart"/>
+      <w:r>
+        <w:t>Computador</w:t>
+      </w:r>
+      <w:proofErr w:type="spellEnd"/>
+      <w:r>
+        <w:t xml:space="preserve"> para </w:t>
+      </w:r>
+      <w:proofErr w:type="spellStart"/>
+      <w:r>
+        <w:t>apresentação</w:t>
+      </w:r>
+      <w:proofErr w:type="spellEnd"/>
+      <w:r>
+        <w:t xml:space="preserve"> e </w:t>
+      </w:r>
+      <w:proofErr w:type="spellStart"/>
+      <w:r>
+        <w:t>demonstração</w:t>
+      </w:r>
+      <w:proofErr w:type="spellEnd"/>
+      <w:r>
+        <w:t>.</w:t>
+      </w:r>
+    </w:p>
+    <w:p>
+      <w:pPr>
+        <w:pStyle w:val="Commarcadores"/>
+        <w:spacing w:line="360" w:lineRule="auto"/>
+      </w:pPr>
+      <w:proofErr w:type="spellStart"/>
+      <w:r>
+        <w:t>Projetor</w:t>
+      </w:r>
+      <w:proofErr w:type="spellEnd"/>
+      <w:r>
+        <w:t xml:space="preserve"> </w:t>
+      </w:r>
+      <w:proofErr w:type="spellStart"/>
+      <w:r>
+        <w:t>ou</w:t>
+      </w:r>
+      <w:proofErr w:type="spellEnd"/>
+      <w:r>
+        <w:t xml:space="preserve"> </w:t>
+      </w:r>
+      <w:proofErr w:type="spellStart"/>
+      <w:r>
+        <w:t>tela</w:t>
+      </w:r>
+      <w:proofErr w:type="spellEnd"/>
+      <w:r>
+        <w:t xml:space="preserve">, </w:t>
+      </w:r>
+      <w:proofErr w:type="spellStart"/>
+      <w:r>
+        <w:t>quando</w:t>
+      </w:r>
+      <w:proofErr w:type="spellEnd"/>
+      <w:r>
+        <w:t xml:space="preserve"> </w:t>
+      </w:r>
+      <w:proofErr w:type="spellStart"/>
+      <w:r>
+        <w:t>disponível</w:t>
+      </w:r>
+      <w:proofErr w:type="spellEnd"/>
+      <w:r>
+        <w:t>.</w:t>
+      </w:r>
+    </w:p>
+    <w:p>
+      <w:pPr>
+        <w:pStyle w:val="Commarcadores"/>
+        <w:spacing w:line="360" w:lineRule="auto"/>
+      </w:pPr>
+      <w:proofErr w:type="spellStart"/>
+      <w:r>
+        <w:t>Acesso</w:t>
+      </w:r>
+      <w:proofErr w:type="spellEnd"/>
+      <w:r>
+        <w:t xml:space="preserve"> à internet.</w:t>
+      </w:r>
+    </w:p>
+    <w:p>
+      <w:pPr>
+        <w:pStyle w:val="Commarcadores"/>
+        <w:spacing w:line="360" w:lineRule="auto"/>
+      </w:pPr>
+      <w:r>
+        <w:t xml:space="preserve">Material de </w:t>
+      </w:r>
+      <w:proofErr w:type="spellStart"/>
+      <w:r>
+        <w:t>apoio</w:t>
+      </w:r>
+      <w:proofErr w:type="spellEnd"/>
+      <w:r>
+        <w:t xml:space="preserve"> </w:t>
+      </w:r>
+      <w:proofErr w:type="spellStart"/>
+      <w:r>
+        <w:t>elaborado</w:t>
+      </w:r>
+      <w:proofErr w:type="spellEnd"/>
+      <w:r>
+        <w:t xml:space="preserve"> para </w:t>
+      </w:r>
+      <w:proofErr w:type="gramStart"/>
+      <w:r>
+        <w:t>a</w:t>
+      </w:r>
+      <w:proofErr w:type="gramEnd"/>
+      <w:r>
+        <w:t xml:space="preserve"> </w:t>
+      </w:r>
+      <w:proofErr w:type="spellStart"/>
+      <w:r>
+        <w:t>oficina</w:t>
+      </w:r>
+      <w:proofErr w:type="spellEnd"/>
+      <w:r>
+        <w:t>.</w:t>
+      </w:r>
+    </w:p>
+    <w:p>
+      <w:pPr>
+        <w:pStyle w:val="Commarcadores"/>
+        <w:spacing w:line="360" w:lineRule="auto"/>
+      </w:pPr>
+      <w:r>
+        <w:t xml:space="preserve">Ferramentas de </w:t>
+      </w:r>
+      <w:proofErr w:type="spellStart"/>
+      <w:r>
+        <w:t>segurança</w:t>
+      </w:r>
+      <w:proofErr w:type="spellEnd"/>
+      <w:r>
+        <w:t xml:space="preserve"> e </w:t>
+      </w:r>
+      <w:proofErr w:type="spellStart"/>
+      <w:r>
+        <w:t>diagnóstico</w:t>
+      </w:r>
+      <w:proofErr w:type="spellEnd"/>
+      <w:r>
+        <w:t xml:space="preserve"> do Windows, </w:t>
+      </w:r>
+      <w:proofErr w:type="spellStart"/>
+      <w:r>
+        <w:t>utilizadas</w:t>
+      </w:r>
+      <w:proofErr w:type="spellEnd"/>
+      <w:r>
+        <w:t xml:space="preserve"> </w:t>
+      </w:r>
+      <w:proofErr w:type="spellStart"/>
+      <w:r>
+        <w:t>somente</w:t>
+      </w:r>
+      <w:proofErr w:type="spellEnd"/>
+      <w:r>
+        <w:t xml:space="preserve"> </w:t>
+      </w:r>
+      <w:proofErr w:type="spellStart"/>
+      <w:r>
+        <w:t>em</w:t>
+      </w:r>
+      <w:proofErr w:type="spellEnd"/>
+      <w:r>
+        <w:t xml:space="preserve"> </w:t>
+      </w:r>
+      <w:proofErr w:type="spellStart"/>
+      <w:r>
+        <w:t>demonstrações</w:t>
+      </w:r>
+      <w:proofErr w:type="spellEnd"/>
+      <w:r>
+        <w:t xml:space="preserve"> </w:t>
+      </w:r>
+      <w:proofErr w:type="spellStart"/>
+      <w:r>
+        <w:t>seguras</w:t>
+      </w:r>
+      <w:proofErr w:type="spellEnd"/>
+      <w:r>
+        <w:t>.</w:t>
+      </w:r>
+    </w:p>
+    <w:p>
+      <w:pPr>
+        <w:pStyle w:val="Commarcadores"/>
+      </w:pPr>
+      <w:r>
+        <w:t>[INSERIR IMAGENS/PRINTS DAS FERRAMENTAS AQUI]</w:t>
+      </w:r>
+    </w:p>
+    <w:p>
+      <w:pPr>
+        <w:pStyle w:val="Commarcadores"/>
+        <w:numPr>
+          <w:ilvl w:val="0"/>
+          <w:numId w:val="0"/>
+        </w:numPr>
+      </w:pPr>
+    </w:p>
+    <w:p>
+      <w:pPr>
+        <w:pStyle w:val="Ttulo1"/>
+        <w:rPr>
+          <w:b/>
+          <w:bCs/>
+        </w:rPr>
+      </w:pPr>
+      <w:r>
+        <w:rPr>
+          <w:b/>
+          <w:bCs/>
+        </w:rPr>
+        <w:t>5 DESENVOLVIMENTO DA OFICINA</w:t>
+      </w:r>
+    </w:p>
+    <w:p>
+      <w:pPr>
+        <w:pStyle w:val="Ttulo2"/>
+        <w:rPr>
+          <w:b/>
+          <w:bCs/>
+        </w:rPr>
+      </w:pPr>
+      <w:r>
+        <w:rPr>
+          <w:b/>
+          <w:bCs/>
+        </w:rPr>
+        <w:t xml:space="preserve">5.1 </w:t>
+      </w:r>
+      <w:proofErr w:type="spellStart"/>
+      <w:r>
+        <w:rPr>
+          <w:b/>
+          <w:bCs/>
+        </w:rPr>
+        <w:t>Introdução</w:t>
+      </w:r>
+      <w:proofErr w:type="spellEnd"/>
+      <w:r>
+        <w:rPr>
+          <w:b/>
+          <w:bCs/>
+        </w:rPr>
+        <w:t xml:space="preserve"> à </w:t>
+      </w:r>
+      <w:proofErr w:type="spellStart"/>
+      <w:r>
+        <w:rPr>
+          <w:b/>
+          <w:bCs/>
+        </w:rPr>
+        <w:t>Cibersegurança</w:t>
+      </w:r>
+      <w:proofErr w:type="spellEnd"/>
+    </w:p>
+    <w:p>
+      <w:proofErr w:type="spellStart"/>
+      <w:r>
+        <w:t>Cibersegurança</w:t>
+      </w:r>
+      <w:proofErr w:type="spellEnd"/>
+      <w:r>
+        <w:t xml:space="preserve"> </w:t>
+      </w:r>
+      <w:proofErr w:type="spellStart"/>
+      <w:r>
+        <w:t>envolve</w:t>
+      </w:r>
+      <w:proofErr w:type="spellEnd"/>
+      <w:r>
+        <w:t xml:space="preserve"> </w:t>
+      </w:r>
+      <w:proofErr w:type="spellStart"/>
+      <w:r>
+        <w:t>medidas</w:t>
+      </w:r>
+      <w:proofErr w:type="spellEnd"/>
+      <w:r>
+        <w:t xml:space="preserve"> </w:t>
+      </w:r>
+      <w:proofErr w:type="spellStart"/>
+      <w:r>
+        <w:t>utilizadas</w:t>
+      </w:r>
+      <w:proofErr w:type="spellEnd"/>
+      <w:r>
+        <w:t xml:space="preserve"> para </w:t>
+      </w:r>
+      <w:proofErr w:type="spellStart"/>
+      <w:r>
+        <w:t>proteger</w:t>
+      </w:r>
+      <w:proofErr w:type="spellEnd"/>
+      <w:r>
+        <w:t xml:space="preserve"> </w:t>
+      </w:r>
+      <w:proofErr w:type="spellStart"/>
+      <w:r>
+        <w:t>sistemas</w:t>
+      </w:r>
+      <w:proofErr w:type="spellEnd"/>
+      <w:r>
+        <w:t xml:space="preserve">, </w:t>
+      </w:r>
+      <w:proofErr w:type="spellStart"/>
+      <w:r>
+        <w:t>dispositivos</w:t>
+      </w:r>
+      <w:proofErr w:type="spellEnd"/>
+      <w:r>
+        <w:t xml:space="preserve">, redes e </w:t>
+      </w:r>
+      <w:proofErr w:type="spellStart"/>
+      <w:r>
+        <w:t>informações</w:t>
+      </w:r>
+      <w:proofErr w:type="spellEnd"/>
+      <w:r>
+        <w:t xml:space="preserve"> contra </w:t>
+      </w:r>
+      <w:proofErr w:type="spellStart"/>
+      <w:r>
+        <w:t>ameaças</w:t>
+      </w:r>
+      <w:proofErr w:type="spellEnd"/>
+      <w:r>
+        <w:t xml:space="preserve"> </w:t>
+      </w:r>
+      <w:proofErr w:type="spellStart"/>
+      <w:r>
+        <w:t>cibernéticas</w:t>
+      </w:r>
+      <w:proofErr w:type="spellEnd"/>
+      <w:r>
+        <w:t xml:space="preserve">. Entre </w:t>
+      </w:r>
+      <w:proofErr w:type="spellStart"/>
+      <w:r>
+        <w:t>os</w:t>
+      </w:r>
+      <w:proofErr w:type="spellEnd"/>
+      <w:r>
+        <w:t xml:space="preserve"> </w:t>
+      </w:r>
+      <w:proofErr w:type="spellStart"/>
+      <w:r>
+        <w:t>objetivos</w:t>
+      </w:r>
+      <w:proofErr w:type="spellEnd"/>
+      <w:r>
+        <w:t xml:space="preserve"> </w:t>
+      </w:r>
+      <w:proofErr w:type="spellStart"/>
+      <w:r>
+        <w:t>estão</w:t>
+      </w:r>
+      <w:proofErr w:type="spellEnd"/>
+      <w:r>
+        <w:t xml:space="preserve"> </w:t>
+      </w:r>
+      <w:proofErr w:type="spellStart"/>
+      <w:r>
+        <w:t>preservar</w:t>
+      </w:r>
+      <w:proofErr w:type="spellEnd"/>
+      <w:r>
+        <w:t xml:space="preserve"> a </w:t>
+      </w:r>
+      <w:proofErr w:type="spellStart"/>
+      <w:r>
+        <w:t>confidencialidade</w:t>
+      </w:r>
+      <w:proofErr w:type="spellEnd"/>
+      <w:r>
+        <w:t xml:space="preserve"> das </w:t>
+      </w:r>
+      <w:proofErr w:type="spellStart"/>
+      <w:r>
+        <w:t>informações</w:t>
+      </w:r>
+      <w:proofErr w:type="spellEnd"/>
+      <w:r>
+        <w:t xml:space="preserve">, </w:t>
+      </w:r>
+      <w:proofErr w:type="spellStart"/>
+      <w:r>
+        <w:t>manter</w:t>
+      </w:r>
+      <w:proofErr w:type="spellEnd"/>
+      <w:r>
+        <w:t xml:space="preserve"> </w:t>
+      </w:r>
+      <w:proofErr w:type="spellStart"/>
+      <w:r>
+        <w:t>sua</w:t>
+      </w:r>
+      <w:proofErr w:type="spellEnd"/>
+      <w:r>
+        <w:t xml:space="preserve"> </w:t>
+      </w:r>
+      <w:proofErr w:type="spellStart"/>
+      <w:r>
+        <w:t>integridade</w:t>
+      </w:r>
+      <w:proofErr w:type="spellEnd"/>
+      <w:r>
+        <w:t xml:space="preserve"> e </w:t>
+      </w:r>
+      <w:proofErr w:type="spellStart"/>
+      <w:r>
+        <w:t>garantir</w:t>
+      </w:r>
+      <w:proofErr w:type="spellEnd"/>
+      <w:r>
+        <w:t xml:space="preserve"> </w:t>
+      </w:r>
+      <w:proofErr w:type="spellStart"/>
+      <w:r>
+        <w:t>sua</w:t>
+      </w:r>
+      <w:proofErr w:type="spellEnd"/>
+      <w:r>
+        <w:t xml:space="preserve"> </w:t>
+      </w:r>
+      <w:proofErr w:type="spellStart"/>
+      <w:r>
+        <w:t>disponibilidade</w:t>
+      </w:r>
+      <w:proofErr w:type="spellEnd"/>
+      <w:r>
+        <w:t>.</w:t>
+      </w:r>
+    </w:p>
+    <w:p>
+      <w:r>
+        <w:t xml:space="preserve">Para </w:t>
+      </w:r>
+      <w:proofErr w:type="spellStart"/>
+      <w:r>
+        <w:t>usuários</w:t>
+      </w:r>
+      <w:proofErr w:type="spellEnd"/>
+      <w:r>
+        <w:t xml:space="preserve"> </w:t>
+      </w:r>
+      <w:proofErr w:type="spellStart"/>
+      <w:r>
+        <w:t>comuns</w:t>
+      </w:r>
+      <w:proofErr w:type="spellEnd"/>
+      <w:r>
+        <w:t xml:space="preserve">, a </w:t>
+      </w:r>
+      <w:proofErr w:type="spellStart"/>
+      <w:r>
+        <w:t>cibersegurança</w:t>
+      </w:r>
+      <w:proofErr w:type="spellEnd"/>
+      <w:r>
+        <w:t xml:space="preserve"> </w:t>
+      </w:r>
+      <w:proofErr w:type="spellStart"/>
+      <w:r>
+        <w:t>também</w:t>
+      </w:r>
+      <w:proofErr w:type="spellEnd"/>
+      <w:r>
+        <w:t xml:space="preserve"> </w:t>
+      </w:r>
+      <w:proofErr w:type="spellStart"/>
+      <w:r>
+        <w:t>depende</w:t>
+      </w:r>
+      <w:proofErr w:type="spellEnd"/>
+      <w:r>
+        <w:t xml:space="preserve"> de </w:t>
+      </w:r>
+      <w:proofErr w:type="spellStart"/>
+      <w:r>
+        <w:t>atitudes</w:t>
+      </w:r>
+      <w:proofErr w:type="spellEnd"/>
+      <w:r>
+        <w:t xml:space="preserve"> </w:t>
+      </w:r>
+      <w:proofErr w:type="spellStart"/>
+      <w:r>
+        <w:t>preventivas</w:t>
+      </w:r>
+      <w:proofErr w:type="spellEnd"/>
+      <w:r>
+        <w:t xml:space="preserve">. </w:t>
+      </w:r>
+      <w:proofErr w:type="spellStart"/>
+      <w:r>
+        <w:t>Reconhecer</w:t>
+      </w:r>
+      <w:proofErr w:type="spellEnd"/>
+      <w:r>
+        <w:t xml:space="preserve"> </w:t>
+      </w:r>
+      <w:proofErr w:type="spellStart"/>
+      <w:r>
+        <w:t>situações</w:t>
+      </w:r>
+      <w:proofErr w:type="spellEnd"/>
+      <w:r>
+        <w:t xml:space="preserve"> </w:t>
+      </w:r>
+      <w:proofErr w:type="spellStart"/>
+      <w:r>
+        <w:t>suspeitas</w:t>
+      </w:r>
+      <w:proofErr w:type="spellEnd"/>
+      <w:r>
+        <w:t xml:space="preserve">, </w:t>
+      </w:r>
+      <w:proofErr w:type="spellStart"/>
+      <w:r>
+        <w:t>utilizar</w:t>
+      </w:r>
+      <w:proofErr w:type="spellEnd"/>
+      <w:r>
+        <w:t xml:space="preserve"> </w:t>
+      </w:r>
+      <w:proofErr w:type="spellStart"/>
+      <w:r>
+        <w:t>senhas</w:t>
+      </w:r>
+      <w:proofErr w:type="spellEnd"/>
+      <w:r>
+        <w:t xml:space="preserve"> </w:t>
+      </w:r>
+      <w:proofErr w:type="spellStart"/>
+      <w:r>
+        <w:t>adequadas</w:t>
+      </w:r>
+      <w:proofErr w:type="spellEnd"/>
+      <w:r>
+        <w:t xml:space="preserve">, </w:t>
+      </w:r>
+      <w:proofErr w:type="spellStart"/>
+      <w:r>
+        <w:t>manter</w:t>
+      </w:r>
+      <w:proofErr w:type="spellEnd"/>
+      <w:r>
+        <w:t xml:space="preserve"> </w:t>
+      </w:r>
+      <w:proofErr w:type="spellStart"/>
+      <w:r>
+        <w:t>dispositivos</w:t>
+      </w:r>
+      <w:proofErr w:type="spellEnd"/>
+      <w:r>
+        <w:t xml:space="preserve"> </w:t>
+      </w:r>
+      <w:proofErr w:type="spellStart"/>
+      <w:r>
+        <w:t>atualizados</w:t>
+      </w:r>
+      <w:proofErr w:type="spellEnd"/>
+      <w:r>
+        <w:t xml:space="preserve"> e </w:t>
+      </w:r>
+      <w:proofErr w:type="spellStart"/>
+      <w:r>
+        <w:t>utilizar</w:t>
+      </w:r>
+      <w:proofErr w:type="spellEnd"/>
+      <w:r>
+        <w:t xml:space="preserve"> </w:t>
+      </w:r>
+      <w:proofErr w:type="spellStart"/>
+      <w:r>
+        <w:t>mecanismos</w:t>
+      </w:r>
+      <w:proofErr w:type="spellEnd"/>
+      <w:r>
+        <w:t xml:space="preserve"> de </w:t>
+      </w:r>
+      <w:proofErr w:type="spellStart"/>
+      <w:r>
+        <w:t>autenticação</w:t>
+      </w:r>
+      <w:proofErr w:type="spellEnd"/>
+      <w:r>
+        <w:t xml:space="preserve"> </w:t>
+      </w:r>
+      <w:proofErr w:type="spellStart"/>
+      <w:r>
+        <w:t>são</w:t>
+      </w:r>
+      <w:proofErr w:type="spellEnd"/>
+      <w:r>
+        <w:t xml:space="preserve"> </w:t>
+      </w:r>
+      <w:proofErr w:type="spellStart"/>
+      <w:r>
+        <w:t>exemplos</w:t>
+      </w:r>
+      <w:proofErr w:type="spellEnd"/>
+      <w:r>
+        <w:t xml:space="preserve"> de </w:t>
+      </w:r>
+      <w:proofErr w:type="spellStart"/>
+      <w:r>
+        <w:t>medidas</w:t>
+      </w:r>
+      <w:proofErr w:type="spellEnd"/>
+      <w:r>
+        <w:t xml:space="preserve"> que </w:t>
+      </w:r>
+      <w:proofErr w:type="spellStart"/>
+      <w:r>
+        <w:t>reduzem</w:t>
+      </w:r>
+      <w:proofErr w:type="spellEnd"/>
+      <w:r>
+        <w:t xml:space="preserve"> </w:t>
+      </w:r>
+      <w:proofErr w:type="spellStart"/>
+      <w:r>
+        <w:t>riscos</w:t>
+      </w:r>
+      <w:proofErr w:type="spellEnd"/>
+      <w:r>
+        <w:t>.</w:t>
+      </w:r>
+    </w:p>
+    <w:p>
+      <w:pPr>
+        <w:pStyle w:val="Ttulo2"/>
+        <w:rPr>
+          <w:b/>
+          <w:bCs/>
+        </w:rPr>
+      </w:pPr>
+      <w:r>
+        <w:rPr>
+          <w:b/>
+          <w:bCs/>
+        </w:rPr>
+        <w:lastRenderedPageBreak/>
+        <w:t xml:space="preserve">5.2 </w:t>
+      </w:r>
+      <w:proofErr w:type="spellStart"/>
+      <w:r>
+        <w:rPr>
+          <w:b/>
+          <w:bCs/>
+        </w:rPr>
+        <w:t>Principais</w:t>
+      </w:r>
+      <w:proofErr w:type="spellEnd"/>
+      <w:r>
+        <w:rPr>
+          <w:b/>
+          <w:bCs/>
+        </w:rPr>
+        <w:t xml:space="preserve"> </w:t>
+      </w:r>
+      <w:proofErr w:type="spellStart"/>
+      <w:r>
+        <w:rPr>
+          <w:b/>
+          <w:bCs/>
+        </w:rPr>
+        <w:t>Ameaças</w:t>
+      </w:r>
+      <w:proofErr w:type="spellEnd"/>
+      <w:r>
+        <w:rPr>
+          <w:b/>
+          <w:bCs/>
+        </w:rPr>
+        <w:t xml:space="preserve"> </w:t>
+      </w:r>
+      <w:proofErr w:type="spellStart"/>
+      <w:r>
+        <w:rPr>
+          <w:b/>
+          <w:bCs/>
+        </w:rPr>
+        <w:t>Cibernéticas</w:t>
+      </w:r>
+      <w:proofErr w:type="spellEnd"/>
+    </w:p>
+    <w:p>
+      <w:r>
+        <w:rPr>
+          <w:b/>
+        </w:rPr>
+        <w:t xml:space="preserve">Phishing: </w:t>
+      </w:r>
+      <w:proofErr w:type="spellStart"/>
+      <w:r>
+        <w:t>Tentativa</w:t>
+      </w:r>
+      <w:proofErr w:type="spellEnd"/>
+      <w:r>
+        <w:t xml:space="preserve"> de </w:t>
+      </w:r>
+      <w:proofErr w:type="spellStart"/>
+      <w:r>
+        <w:t>enganar</w:t>
+      </w:r>
+      <w:proofErr w:type="spellEnd"/>
+      <w:r>
+        <w:t xml:space="preserve"> o </w:t>
+      </w:r>
+      <w:proofErr w:type="spellStart"/>
+      <w:r>
+        <w:t>usuário</w:t>
+      </w:r>
+      <w:proofErr w:type="spellEnd"/>
+      <w:r>
+        <w:t xml:space="preserve"> por </w:t>
+      </w:r>
+      <w:proofErr w:type="spellStart"/>
+      <w:r>
+        <w:t>meio</w:t>
+      </w:r>
+      <w:proofErr w:type="spellEnd"/>
+      <w:r>
+        <w:t xml:space="preserve"> de </w:t>
+      </w:r>
+      <w:proofErr w:type="spellStart"/>
+      <w:r>
+        <w:t>mensagens</w:t>
+      </w:r>
+      <w:proofErr w:type="spellEnd"/>
+      <w:r>
+        <w:t xml:space="preserve">, </w:t>
+      </w:r>
+      <w:proofErr w:type="spellStart"/>
+      <w:r>
+        <w:t>páginas</w:t>
+      </w:r>
+      <w:proofErr w:type="spellEnd"/>
+      <w:r>
+        <w:t xml:space="preserve"> </w:t>
+      </w:r>
+      <w:proofErr w:type="spellStart"/>
+      <w:r>
+        <w:t>ou</w:t>
+      </w:r>
+      <w:proofErr w:type="spellEnd"/>
+      <w:r>
+        <w:t xml:space="preserve"> </w:t>
+      </w:r>
+      <w:proofErr w:type="spellStart"/>
+      <w:r>
+        <w:t>comunicações</w:t>
+      </w:r>
+      <w:proofErr w:type="spellEnd"/>
+      <w:r>
+        <w:t xml:space="preserve"> falsas para </w:t>
+      </w:r>
+      <w:proofErr w:type="spellStart"/>
+      <w:r>
+        <w:t>obter</w:t>
+      </w:r>
+      <w:proofErr w:type="spellEnd"/>
+      <w:r>
+        <w:t xml:space="preserve"> </w:t>
+      </w:r>
+      <w:proofErr w:type="spellStart"/>
+      <w:r>
+        <w:t>informações</w:t>
+      </w:r>
+      <w:proofErr w:type="spellEnd"/>
+      <w:r>
+        <w:t xml:space="preserve"> </w:t>
+      </w:r>
+      <w:proofErr w:type="spellStart"/>
+      <w:r>
+        <w:t>ou</w:t>
+      </w:r>
+      <w:proofErr w:type="spellEnd"/>
+      <w:r>
+        <w:t xml:space="preserve"> </w:t>
+      </w:r>
+      <w:proofErr w:type="spellStart"/>
+      <w:r>
+        <w:t>induzir</w:t>
+      </w:r>
+      <w:proofErr w:type="spellEnd"/>
+      <w:r>
+        <w:t xml:space="preserve"> </w:t>
+      </w:r>
+      <w:proofErr w:type="spellStart"/>
+      <w:r>
+        <w:t>ações</w:t>
+      </w:r>
+      <w:proofErr w:type="spellEnd"/>
+      <w:r>
+        <w:t>.</w:t>
+      </w:r>
+    </w:p>
+    <w:p>
+      <w:proofErr w:type="spellStart"/>
+      <w:r>
+        <w:rPr>
+          <w:b/>
+        </w:rPr>
+        <w:t>Engenharia</w:t>
+      </w:r>
+      <w:proofErr w:type="spellEnd"/>
+      <w:r>
+        <w:rPr>
+          <w:b/>
+        </w:rPr>
+        <w:t xml:space="preserve"> social: </w:t>
+      </w:r>
+      <w:proofErr w:type="spellStart"/>
+      <w:r>
+        <w:t>Uso</w:t>
+      </w:r>
+      <w:proofErr w:type="spellEnd"/>
+      <w:r>
+        <w:t xml:space="preserve"> de </w:t>
+      </w:r>
+      <w:proofErr w:type="spellStart"/>
+      <w:r>
+        <w:t>manipulação</w:t>
+      </w:r>
+      <w:proofErr w:type="spellEnd"/>
+      <w:r>
+        <w:t xml:space="preserve"> e </w:t>
+      </w:r>
+      <w:proofErr w:type="spellStart"/>
+      <w:r>
+        <w:t>persuasão</w:t>
+      </w:r>
+      <w:proofErr w:type="spellEnd"/>
+      <w:r>
+        <w:t xml:space="preserve"> para </w:t>
+      </w:r>
+      <w:proofErr w:type="spellStart"/>
+      <w:r>
+        <w:t>levar</w:t>
+      </w:r>
+      <w:proofErr w:type="spellEnd"/>
+      <w:r>
+        <w:t xml:space="preserve"> </w:t>
+      </w:r>
+      <w:proofErr w:type="spellStart"/>
+      <w:r>
+        <w:t>uma</w:t>
+      </w:r>
+      <w:proofErr w:type="spellEnd"/>
+      <w:r>
+        <w:t xml:space="preserve"> </w:t>
+      </w:r>
+      <w:proofErr w:type="spellStart"/>
+      <w:r>
+        <w:t>pessoa</w:t>
+      </w:r>
+      <w:proofErr w:type="spellEnd"/>
+      <w:r>
+        <w:t xml:space="preserve"> a </w:t>
+      </w:r>
+      <w:proofErr w:type="spellStart"/>
+      <w:r>
+        <w:t>revelar</w:t>
+      </w:r>
+      <w:proofErr w:type="spellEnd"/>
+      <w:r>
+        <w:t xml:space="preserve"> </w:t>
+      </w:r>
+      <w:proofErr w:type="spellStart"/>
+      <w:r>
+        <w:t>informações</w:t>
+      </w:r>
+      <w:proofErr w:type="spellEnd"/>
+      <w:r>
+        <w:t xml:space="preserve"> </w:t>
+      </w:r>
+      <w:proofErr w:type="spellStart"/>
+      <w:r>
+        <w:t>ou</w:t>
+      </w:r>
+      <w:proofErr w:type="spellEnd"/>
+      <w:r>
+        <w:t xml:space="preserve"> </w:t>
+      </w:r>
+      <w:proofErr w:type="spellStart"/>
+      <w:r>
+        <w:t>realizar</w:t>
+      </w:r>
+      <w:proofErr w:type="spellEnd"/>
+      <w:r>
+        <w:t xml:space="preserve"> </w:t>
+      </w:r>
+      <w:proofErr w:type="spellStart"/>
+      <w:r>
+        <w:t>alguma</w:t>
+      </w:r>
+      <w:proofErr w:type="spellEnd"/>
+      <w:r>
+        <w:t xml:space="preserve"> </w:t>
+      </w:r>
+      <w:proofErr w:type="spellStart"/>
+      <w:r>
+        <w:t>ação</w:t>
+      </w:r>
+      <w:proofErr w:type="spellEnd"/>
+      <w:r>
+        <w:t xml:space="preserve"> de interesse do </w:t>
+      </w:r>
+      <w:proofErr w:type="spellStart"/>
+      <w:r>
+        <w:t>atacante</w:t>
+      </w:r>
+      <w:proofErr w:type="spellEnd"/>
+      <w:r>
+        <w:t>.</w:t>
+      </w:r>
+    </w:p>
+    <w:p>
+      <w:r>
+        <w:rPr>
+          <w:b/>
+        </w:rPr>
+        <w:t xml:space="preserve">Ransomware: </w:t>
+      </w:r>
+      <w:r>
+        <w:t xml:space="preserve">Tipo de malware que </w:t>
+      </w:r>
+      <w:proofErr w:type="spellStart"/>
+      <w:r>
+        <w:t>pode</w:t>
+      </w:r>
+      <w:proofErr w:type="spellEnd"/>
+      <w:r>
+        <w:t xml:space="preserve"> </w:t>
+      </w:r>
+      <w:proofErr w:type="spellStart"/>
+      <w:r>
+        <w:t>impedir</w:t>
+      </w:r>
+      <w:proofErr w:type="spellEnd"/>
+      <w:r>
+        <w:t xml:space="preserve"> o </w:t>
+      </w:r>
+      <w:proofErr w:type="spellStart"/>
+      <w:r>
+        <w:t>acesso</w:t>
+      </w:r>
+      <w:proofErr w:type="spellEnd"/>
+      <w:r>
+        <w:t xml:space="preserve"> </w:t>
+      </w:r>
+      <w:proofErr w:type="gramStart"/>
+      <w:r>
+        <w:t>a</w:t>
+      </w:r>
+      <w:proofErr w:type="gramEnd"/>
+      <w:r>
+        <w:t xml:space="preserve"> </w:t>
+      </w:r>
+      <w:proofErr w:type="spellStart"/>
+      <w:r>
+        <w:t>arquivos</w:t>
+      </w:r>
+      <w:proofErr w:type="spellEnd"/>
+      <w:r>
+        <w:t xml:space="preserve"> </w:t>
+      </w:r>
+      <w:proofErr w:type="spellStart"/>
+      <w:r>
+        <w:t>ou</w:t>
+      </w:r>
+      <w:proofErr w:type="spellEnd"/>
+      <w:r>
+        <w:t xml:space="preserve"> </w:t>
+      </w:r>
+      <w:proofErr w:type="spellStart"/>
+      <w:r>
+        <w:t>sistemas</w:t>
+      </w:r>
+      <w:proofErr w:type="spellEnd"/>
+      <w:r>
+        <w:t xml:space="preserve"> e </w:t>
+      </w:r>
+      <w:proofErr w:type="spellStart"/>
+      <w:r>
+        <w:t>exigir</w:t>
+      </w:r>
+      <w:proofErr w:type="spellEnd"/>
+      <w:r>
+        <w:t xml:space="preserve"> </w:t>
+      </w:r>
+      <w:proofErr w:type="spellStart"/>
+      <w:r>
+        <w:t>alguma</w:t>
+      </w:r>
+      <w:proofErr w:type="spellEnd"/>
+      <w:r>
+        <w:t xml:space="preserve"> forma de </w:t>
+      </w:r>
+      <w:proofErr w:type="spellStart"/>
+      <w:r>
+        <w:t>pagamento</w:t>
+      </w:r>
+      <w:proofErr w:type="spellEnd"/>
+      <w:r>
+        <w:t xml:space="preserve"> para </w:t>
+      </w:r>
+      <w:proofErr w:type="spellStart"/>
+      <w:r>
+        <w:t>sua</w:t>
+      </w:r>
+      <w:proofErr w:type="spellEnd"/>
+      <w:r>
+        <w:t xml:space="preserve"> </w:t>
+      </w:r>
+      <w:proofErr w:type="spellStart"/>
+      <w:r>
+        <w:t>liberação</w:t>
+      </w:r>
+      <w:proofErr w:type="spellEnd"/>
+      <w:r>
+        <w:t>.</w:t>
+      </w:r>
+    </w:p>
+    <w:p>
+      <w:proofErr w:type="spellStart"/>
+      <w:r>
+        <w:rPr>
+          <w:b/>
+        </w:rPr>
+        <w:t>Exploração</w:t>
+      </w:r>
+      <w:proofErr w:type="spellEnd"/>
+      <w:r>
+        <w:rPr>
+          <w:b/>
+        </w:rPr>
+        <w:t xml:space="preserve"> de </w:t>
+      </w:r>
+      <w:proofErr w:type="spellStart"/>
+      <w:r>
+        <w:rPr>
+          <w:b/>
+        </w:rPr>
+        <w:t>vulnerabilidades</w:t>
+      </w:r>
+      <w:proofErr w:type="spellEnd"/>
+      <w:r>
+        <w:rPr>
+          <w:b/>
+        </w:rPr>
+        <w:t xml:space="preserve">: </w:t>
+      </w:r>
+      <w:proofErr w:type="spellStart"/>
+      <w:r>
+        <w:t>Aproveitamento</w:t>
+      </w:r>
+      <w:proofErr w:type="spellEnd"/>
+      <w:r>
+        <w:t xml:space="preserve"> de </w:t>
+      </w:r>
+      <w:proofErr w:type="spellStart"/>
+      <w:r>
+        <w:t>falhas</w:t>
+      </w:r>
+      <w:proofErr w:type="spellEnd"/>
+      <w:r>
+        <w:t xml:space="preserve"> </w:t>
+      </w:r>
+      <w:proofErr w:type="spellStart"/>
+      <w:r>
+        <w:t>em</w:t>
+      </w:r>
+      <w:proofErr w:type="spellEnd"/>
+      <w:r>
+        <w:t xml:space="preserve"> </w:t>
+      </w:r>
+      <w:proofErr w:type="spellStart"/>
+      <w:r>
+        <w:t>sistemas</w:t>
+      </w:r>
+      <w:proofErr w:type="spellEnd"/>
+      <w:r>
+        <w:t xml:space="preserve">, </w:t>
+      </w:r>
+      <w:proofErr w:type="spellStart"/>
+      <w:r>
+        <w:t>programas</w:t>
+      </w:r>
+      <w:proofErr w:type="spellEnd"/>
+      <w:r>
+        <w:t xml:space="preserve"> </w:t>
+      </w:r>
+      <w:proofErr w:type="spellStart"/>
+      <w:r>
+        <w:t>ou</w:t>
+      </w:r>
+      <w:proofErr w:type="spellEnd"/>
+      <w:r>
+        <w:t xml:space="preserve"> </w:t>
+      </w:r>
+      <w:proofErr w:type="spellStart"/>
+      <w:r>
+        <w:t>configurações</w:t>
+      </w:r>
+      <w:proofErr w:type="spellEnd"/>
+      <w:r>
+        <w:t xml:space="preserve"> para </w:t>
+      </w:r>
+      <w:proofErr w:type="spellStart"/>
+      <w:r>
+        <w:t>obter</w:t>
+      </w:r>
+      <w:proofErr w:type="spellEnd"/>
+      <w:r>
+        <w:t xml:space="preserve"> </w:t>
+      </w:r>
+      <w:proofErr w:type="spellStart"/>
+      <w:r>
+        <w:t>acesso</w:t>
+      </w:r>
+      <w:proofErr w:type="spellEnd"/>
+      <w:r>
+        <w:t xml:space="preserve"> </w:t>
+      </w:r>
+      <w:proofErr w:type="spellStart"/>
+      <w:r>
+        <w:t>ou</w:t>
+      </w:r>
+      <w:proofErr w:type="spellEnd"/>
+      <w:r>
+        <w:t xml:space="preserve"> </w:t>
+      </w:r>
+      <w:proofErr w:type="spellStart"/>
+      <w:r>
+        <w:t>causar</w:t>
+      </w:r>
+      <w:proofErr w:type="spellEnd"/>
+      <w:r>
+        <w:t xml:space="preserve"> </w:t>
+      </w:r>
+      <w:proofErr w:type="spellStart"/>
+      <w:r>
+        <w:t>danos</w:t>
+      </w:r>
+      <w:proofErr w:type="spellEnd"/>
+      <w:r>
+        <w:t>.</w:t>
+      </w:r>
+    </w:p>
+    <w:p>
+      <w:r>
+        <w:rPr>
+          <w:noProof/>
+        </w:rPr>
+        <w:drawing>
+          <wp:inline distT="0" distB="0" distL="0" distR="0" wp14:anchorId="3D224F3E" wp14:editId="40C1D471">
+            <wp:extent cx="4601261" cy="3986064"/>
+            <wp:effectExtent l="0" t="0" r="8890" b="0"/>
+            <wp:docPr id="2" name="Imagem 2" descr="Avoid Social Engineering and Email Phishing | Information Technology  Services Office"/>
+            <wp:cNvGraphicFramePr>
+              <a:graphicFrameLocks xmlns:a="http://schemas.openxmlformats.org/drawingml/2006/main" noChangeAspect="1"/>
+            </wp:cNvGraphicFramePr>
+            <a:graphic xmlns:a="http://schemas.openxmlformats.org/drawingml/2006/main">
+              <a:graphicData uri="http://schemas.openxmlformats.org/drawingml/2006/picture">
+                <pic:pic xmlns:pic="http://schemas.openxmlformats.org/drawingml/2006/picture">
+                  <pic:nvPicPr>
+                    <pic:cNvPr id="0" name="Picture 1" descr="Avoid Social Engineering and Email Phishing | Information Technology  Services Office"/>
+                    <pic:cNvPicPr>
+                      <a:picLocks noChangeAspect="1" noChangeArrowheads="1"/>
+                    </pic:cNvPicPr>
+                  </pic:nvPicPr>
+                  <pic:blipFill>
+                    <a:blip r:embed="rId9">
+                      <a:extLst>
+                        <a:ext uri="{28A0092B-C50C-407E-A947-70E740481C1C}">
+                          <a14:useLocalDpi xmlns:a14="http://schemas.microsoft.com/office/drawing/2010/main" val="0"/>
+                        </a:ext>
+                      </a:extLst>
+                    </a:blip>
+                    <a:srcRect/>
+                    <a:stretch>
+                      <a:fillRect/>
+                    </a:stretch>
+                  </pic:blipFill>
+                  <pic:spPr bwMode="auto">
+                    <a:xfrm>
+                      <a:off x="0" y="0"/>
+                      <a:ext cx="4607989" cy="3991892"/>
+                    </a:xfrm>
+                    <a:prstGeom prst="rect">
+                      <a:avLst/>
+                    </a:prstGeom>
+                    <a:noFill/>
+                    <a:ln>
+                      <a:noFill/>
+                    </a:ln>
+                  </pic:spPr>
+                </pic:pic>
+              </a:graphicData>
+            </a:graphic>
+          </wp:inline>
+        </w:drawing>
+      </w:r>
+    </w:p>
+    <w:p>
+      <w:pPr>
+        <w:pStyle w:val="Ttulo2"/>
+        <w:rPr>
+          <w:rFonts w:asciiTheme="majorHAnsi" w:hAnsiTheme="majorHAnsi"/>
+          <w:b/>
+          <w:bCs/>
+          <w:sz w:val="24"/>
+        </w:rPr>
+      </w:pPr>
+      <w:r>
+        <w:rPr>
+          <w:b/>
+          <w:bCs/>
+        </w:rPr>
+        <w:t xml:space="preserve">5.3 Boas </w:t>
+      </w:r>
+      <w:proofErr w:type="spellStart"/>
+      <w:r>
+        <w:rPr>
+          <w:b/>
+          <w:bCs/>
+        </w:rPr>
+        <w:t>Práticas</w:t>
+      </w:r>
+      <w:proofErr w:type="spellEnd"/>
+      <w:r>
+        <w:rPr>
+          <w:b/>
+          <w:bCs/>
+        </w:rPr>
+        <w:t xml:space="preserve"> de </w:t>
+      </w:r>
+      <w:proofErr w:type="spellStart"/>
+      <w:r>
+        <w:rPr>
+          <w:b/>
+          <w:bCs/>
+        </w:rPr>
+        <w:t>Segurança</w:t>
+      </w:r>
+      <w:proofErr w:type="spellEnd"/>
+    </w:p>
+    <w:p>
+      <w:pPr>
+        <w:pStyle w:val="Commarcadores"/>
+        <w:spacing w:line="360" w:lineRule="auto"/>
+      </w:pPr>
+      <w:proofErr w:type="spellStart"/>
+      <w:r>
+        <w:t>Utilizar</w:t>
+      </w:r>
+      <w:proofErr w:type="spellEnd"/>
+      <w:r>
+        <w:t xml:space="preserve"> </w:t>
+      </w:r>
+      <w:proofErr w:type="spellStart"/>
+      <w:r>
+        <w:t>senhas</w:t>
+      </w:r>
+      <w:proofErr w:type="spellEnd"/>
+      <w:r>
+        <w:t xml:space="preserve"> fortes e </w:t>
+      </w:r>
+      <w:proofErr w:type="spellStart"/>
+      <w:r>
+        <w:t>diferentes</w:t>
+      </w:r>
+      <w:proofErr w:type="spellEnd"/>
+      <w:r>
+        <w:t xml:space="preserve"> para </w:t>
+      </w:r>
+      <w:proofErr w:type="spellStart"/>
+      <w:r>
+        <w:t>serviços</w:t>
+      </w:r>
+      <w:proofErr w:type="spellEnd"/>
+      <w:r>
+        <w:t xml:space="preserve"> </w:t>
+      </w:r>
+      <w:proofErr w:type="spellStart"/>
+      <w:r>
+        <w:t>importantes</w:t>
+      </w:r>
+      <w:proofErr w:type="spellEnd"/>
+      <w:r>
+        <w:t>.</w:t>
+      </w:r>
+    </w:p>
+    <w:p>
+      <w:pPr>
+        <w:pStyle w:val="Commarcadores"/>
+        <w:spacing w:line="360" w:lineRule="auto"/>
+      </w:pPr>
+      <w:proofErr w:type="spellStart"/>
+      <w:r>
+        <w:t>Ativar</w:t>
+      </w:r>
+      <w:proofErr w:type="spellEnd"/>
+      <w:r>
+        <w:t xml:space="preserve"> </w:t>
+      </w:r>
+      <w:proofErr w:type="spellStart"/>
+      <w:r>
+        <w:t>autenticação</w:t>
+      </w:r>
+      <w:proofErr w:type="spellEnd"/>
+      <w:r>
+        <w:t xml:space="preserve"> </w:t>
+      </w:r>
+      <w:proofErr w:type="spellStart"/>
+      <w:r>
+        <w:t>em</w:t>
+      </w:r>
+      <w:proofErr w:type="spellEnd"/>
+      <w:r>
+        <w:t xml:space="preserve"> </w:t>
+      </w:r>
+      <w:proofErr w:type="spellStart"/>
+      <w:r>
+        <w:t>dois</w:t>
+      </w:r>
+      <w:proofErr w:type="spellEnd"/>
+      <w:r>
+        <w:t xml:space="preserve"> </w:t>
+      </w:r>
+      <w:proofErr w:type="spellStart"/>
+      <w:r>
+        <w:t>fatores</w:t>
+      </w:r>
+      <w:proofErr w:type="spellEnd"/>
+      <w:r>
+        <w:t xml:space="preserve"> </w:t>
+      </w:r>
+      <w:proofErr w:type="spellStart"/>
+      <w:r>
+        <w:t>quando</w:t>
+      </w:r>
+      <w:proofErr w:type="spellEnd"/>
+      <w:r>
+        <w:t xml:space="preserve"> </w:t>
+      </w:r>
+      <w:proofErr w:type="spellStart"/>
+      <w:r>
+        <w:t>disponível</w:t>
+      </w:r>
+      <w:proofErr w:type="spellEnd"/>
+      <w:r>
+        <w:t>.</w:t>
+      </w:r>
+    </w:p>
+    <w:p>
+      <w:pPr>
+        <w:pStyle w:val="Commarcadores"/>
+        <w:spacing w:line="360" w:lineRule="auto"/>
+      </w:pPr>
+      <w:proofErr w:type="spellStart"/>
+      <w:r>
+        <w:t>Verificar</w:t>
+      </w:r>
+      <w:proofErr w:type="spellEnd"/>
+      <w:r>
+        <w:t xml:space="preserve"> </w:t>
+      </w:r>
+      <w:proofErr w:type="spellStart"/>
+      <w:r>
+        <w:t>remetentes</w:t>
+      </w:r>
+      <w:proofErr w:type="spellEnd"/>
+      <w:r>
+        <w:t xml:space="preserve">, </w:t>
+      </w:r>
+      <w:proofErr w:type="spellStart"/>
+      <w:r>
+        <w:t>endereços</w:t>
+      </w:r>
+      <w:proofErr w:type="spellEnd"/>
+      <w:r>
+        <w:t xml:space="preserve"> de sites e links antes de </w:t>
+      </w:r>
+      <w:proofErr w:type="spellStart"/>
+      <w:r>
+        <w:t>acessá</w:t>
+      </w:r>
+      <w:proofErr w:type="spellEnd"/>
+      <w:r>
+        <w:t>-los.</w:t>
+      </w:r>
+    </w:p>
+    <w:p>
+      <w:pPr>
+        <w:pStyle w:val="Commarcadores"/>
+        <w:spacing w:line="360" w:lineRule="auto"/>
+      </w:pPr>
+      <w:proofErr w:type="spellStart"/>
+      <w:r>
+        <w:t>Evitar</w:t>
+      </w:r>
+      <w:proofErr w:type="spellEnd"/>
+      <w:r>
+        <w:t xml:space="preserve"> </w:t>
+      </w:r>
+      <w:proofErr w:type="spellStart"/>
+      <w:r>
+        <w:t>abrir</w:t>
+      </w:r>
+      <w:proofErr w:type="spellEnd"/>
+      <w:r>
+        <w:t xml:space="preserve"> </w:t>
+      </w:r>
+      <w:proofErr w:type="spellStart"/>
+      <w:r>
+        <w:t>arquivos</w:t>
+      </w:r>
+      <w:proofErr w:type="spellEnd"/>
+      <w:r>
+        <w:t xml:space="preserve"> </w:t>
+      </w:r>
+      <w:proofErr w:type="spellStart"/>
+      <w:r>
+        <w:t>inesperados</w:t>
+      </w:r>
+      <w:proofErr w:type="spellEnd"/>
+      <w:r>
+        <w:t xml:space="preserve"> </w:t>
+      </w:r>
+      <w:proofErr w:type="spellStart"/>
+      <w:r>
+        <w:t>ou</w:t>
+      </w:r>
+      <w:proofErr w:type="spellEnd"/>
+      <w:r>
+        <w:t xml:space="preserve"> de </w:t>
+      </w:r>
+      <w:proofErr w:type="spellStart"/>
+      <w:r>
+        <w:t>origem</w:t>
+      </w:r>
+      <w:proofErr w:type="spellEnd"/>
+      <w:r>
+        <w:t xml:space="preserve"> </w:t>
+      </w:r>
+      <w:proofErr w:type="spellStart"/>
+      <w:r>
+        <w:t>desconhecida</w:t>
+      </w:r>
+      <w:proofErr w:type="spellEnd"/>
+      <w:r>
+        <w:t>.</w:t>
+      </w:r>
+    </w:p>
+    <w:p>
+      <w:pPr>
+        <w:pStyle w:val="Commarcadores"/>
+        <w:spacing w:line="360" w:lineRule="auto"/>
+      </w:pPr>
+      <w:proofErr w:type="spellStart"/>
+      <w:r>
+        <w:t>Manter</w:t>
+      </w:r>
+      <w:proofErr w:type="spellEnd"/>
+      <w:r>
+        <w:t xml:space="preserve"> </w:t>
+      </w:r>
+      <w:proofErr w:type="spellStart"/>
+      <w:r>
+        <w:t>sistema</w:t>
+      </w:r>
+      <w:proofErr w:type="spellEnd"/>
+      <w:r>
+        <w:t xml:space="preserve"> </w:t>
+      </w:r>
+      <w:proofErr w:type="spellStart"/>
+      <w:r>
+        <w:t>operacional</w:t>
+      </w:r>
+      <w:proofErr w:type="spellEnd"/>
+      <w:r>
+        <w:t xml:space="preserve"> e </w:t>
+      </w:r>
+      <w:proofErr w:type="spellStart"/>
+      <w:r>
+        <w:t>aplicativos</w:t>
+      </w:r>
+      <w:proofErr w:type="spellEnd"/>
+      <w:r>
+        <w:t xml:space="preserve"> </w:t>
+      </w:r>
+      <w:proofErr w:type="spellStart"/>
+      <w:r>
+        <w:t>atualizados</w:t>
+      </w:r>
+      <w:proofErr w:type="spellEnd"/>
+      <w:r>
+        <w:t>.</w:t>
+      </w:r>
+    </w:p>
+    <w:p>
+      <w:pPr>
+        <w:pStyle w:val="Commarcadores"/>
+        <w:spacing w:line="360" w:lineRule="auto"/>
+      </w:pPr>
+      <w:proofErr w:type="spellStart"/>
+      <w:r>
+        <w:t>Utilizar</w:t>
+      </w:r>
+      <w:proofErr w:type="spellEnd"/>
+      <w:r>
+        <w:t xml:space="preserve"> </w:t>
+      </w:r>
+      <w:proofErr w:type="spellStart"/>
+      <w:r>
+        <w:t>recursos</w:t>
+      </w:r>
+      <w:proofErr w:type="spellEnd"/>
+      <w:r>
+        <w:t xml:space="preserve"> de </w:t>
+      </w:r>
+      <w:proofErr w:type="spellStart"/>
+      <w:r>
+        <w:t>proteção</w:t>
+      </w:r>
+      <w:proofErr w:type="spellEnd"/>
+      <w:r>
+        <w:t xml:space="preserve">, </w:t>
+      </w:r>
+      <w:proofErr w:type="spellStart"/>
+      <w:r>
+        <w:t>como</w:t>
+      </w:r>
+      <w:proofErr w:type="spellEnd"/>
+      <w:r>
+        <w:t xml:space="preserve"> </w:t>
+      </w:r>
+      <w:proofErr w:type="spellStart"/>
+      <w:r>
+        <w:t>antivírus</w:t>
+      </w:r>
+      <w:proofErr w:type="spellEnd"/>
+      <w:r>
+        <w:t xml:space="preserve"> e firewall.</w:t>
+      </w:r>
+    </w:p>
+    <w:p>
+      <w:pPr>
+        <w:pStyle w:val="Commarcadores"/>
+        <w:spacing w:line="360" w:lineRule="auto"/>
+      </w:pPr>
+      <w:proofErr w:type="spellStart"/>
+      <w:r>
+        <w:t>Evitar</w:t>
+      </w:r>
+      <w:proofErr w:type="spellEnd"/>
+      <w:r>
+        <w:t xml:space="preserve"> </w:t>
+      </w:r>
+      <w:proofErr w:type="spellStart"/>
+      <w:r>
+        <w:t>compartilhar</w:t>
+      </w:r>
+      <w:proofErr w:type="spellEnd"/>
+      <w:r>
+        <w:t xml:space="preserve"> dados </w:t>
+      </w:r>
+      <w:proofErr w:type="spellStart"/>
+      <w:r>
+        <w:t>pessoais</w:t>
+      </w:r>
+      <w:proofErr w:type="spellEnd"/>
+      <w:r>
+        <w:t xml:space="preserve"> </w:t>
+      </w:r>
+      <w:proofErr w:type="spellStart"/>
+      <w:r>
+        <w:t>sem</w:t>
+      </w:r>
+      <w:proofErr w:type="spellEnd"/>
+      <w:r>
+        <w:t xml:space="preserve"> </w:t>
+      </w:r>
+      <w:proofErr w:type="spellStart"/>
+      <w:r>
+        <w:t>necessidade</w:t>
+      </w:r>
+      <w:proofErr w:type="spellEnd"/>
+      <w:r>
+        <w:t>.</w:t>
+      </w:r>
+    </w:p>
+    <w:p>
+      <w:pPr>
+        <w:pStyle w:val="Commarcadores"/>
+        <w:spacing w:line="360" w:lineRule="auto"/>
+      </w:pPr>
+      <w:proofErr w:type="spellStart"/>
+      <w:r>
+        <w:t>Realizar</w:t>
+      </w:r>
+      <w:proofErr w:type="spellEnd"/>
+      <w:r>
+        <w:t xml:space="preserve"> </w:t>
+      </w:r>
+      <w:proofErr w:type="spellStart"/>
+      <w:r>
+        <w:t>cópias</w:t>
+      </w:r>
+      <w:proofErr w:type="spellEnd"/>
+      <w:r>
+        <w:t xml:space="preserve"> de </w:t>
+      </w:r>
+      <w:proofErr w:type="spellStart"/>
+      <w:r>
+        <w:t>segurança</w:t>
+      </w:r>
+      <w:proofErr w:type="spellEnd"/>
+      <w:r>
+        <w:t xml:space="preserve"> de </w:t>
+      </w:r>
+      <w:proofErr w:type="spellStart"/>
+      <w:r>
+        <w:t>informações</w:t>
+      </w:r>
+      <w:proofErr w:type="spellEnd"/>
+      <w:r>
+        <w:t xml:space="preserve"> </w:t>
+      </w:r>
+      <w:proofErr w:type="spellStart"/>
+      <w:r>
+        <w:t>importantes</w:t>
+      </w:r>
+      <w:proofErr w:type="spellEnd"/>
+      <w:r>
+        <w:t>.</w:t>
+      </w:r>
+    </w:p>
+    <w:p>
+      <w:pPr>
+        <w:pStyle w:val="Ttulo2"/>
+        <w:rPr>
+          <w:rFonts w:asciiTheme="majorHAnsi" w:hAnsiTheme="majorHAnsi"/>
+          <w:b/>
+          <w:bCs/>
+          <w:sz w:val="24"/>
+        </w:rPr>
+      </w:pPr>
+      <w:r>
+        <w:rPr>
+          <w:b/>
+          <w:bCs/>
+        </w:rPr>
+        <w:lastRenderedPageBreak/>
+        <w:t xml:space="preserve">5.4 Ferramentas de </w:t>
+      </w:r>
+      <w:proofErr w:type="spellStart"/>
+      <w:r>
+        <w:rPr>
+          <w:b/>
+          <w:bCs/>
+        </w:rPr>
+        <w:t>Cibersegurança</w:t>
+      </w:r>
+      <w:proofErr w:type="spellEnd"/>
+    </w:p>
+    <w:p>
+      <w:r>
+        <w:t xml:space="preserve">Como </w:t>
+      </w:r>
+      <w:proofErr w:type="spellStart"/>
+      <w:r>
+        <w:t>complemento</w:t>
+      </w:r>
+      <w:proofErr w:type="spellEnd"/>
+      <w:r>
+        <w:t xml:space="preserve"> </w:t>
+      </w:r>
+      <w:proofErr w:type="spellStart"/>
+      <w:r>
+        <w:t>aos</w:t>
+      </w:r>
+      <w:proofErr w:type="spellEnd"/>
+      <w:r>
+        <w:t xml:space="preserve"> </w:t>
+      </w:r>
+      <w:proofErr w:type="spellStart"/>
+      <w:r>
+        <w:t>conceitos</w:t>
+      </w:r>
+      <w:proofErr w:type="spellEnd"/>
+      <w:r>
+        <w:t xml:space="preserve"> </w:t>
+      </w:r>
+      <w:proofErr w:type="spellStart"/>
+      <w:r>
+        <w:t>apresentados</w:t>
+      </w:r>
+      <w:proofErr w:type="spellEnd"/>
+      <w:r>
+        <w:t xml:space="preserve">, </w:t>
+      </w:r>
+      <w:proofErr w:type="gramStart"/>
+      <w:r>
+        <w:t>a</w:t>
+      </w:r>
+      <w:proofErr w:type="gramEnd"/>
+      <w:r>
+        <w:t xml:space="preserve"> </w:t>
+      </w:r>
+      <w:proofErr w:type="spellStart"/>
+      <w:r>
+        <w:t>oficina</w:t>
+      </w:r>
+      <w:proofErr w:type="spellEnd"/>
+      <w:r>
+        <w:t xml:space="preserve"> </w:t>
+      </w:r>
+      <w:proofErr w:type="spellStart"/>
+      <w:r>
+        <w:t>poderá</w:t>
+      </w:r>
+      <w:proofErr w:type="spellEnd"/>
+      <w:r>
+        <w:t xml:space="preserve"> </w:t>
+      </w:r>
+      <w:proofErr w:type="spellStart"/>
+      <w:r>
+        <w:t>demonstrar</w:t>
+      </w:r>
+      <w:proofErr w:type="spellEnd"/>
+      <w:r>
+        <w:t xml:space="preserve"> ferramentas </w:t>
+      </w:r>
+      <w:proofErr w:type="spellStart"/>
+      <w:r>
+        <w:t>utilizadas</w:t>
+      </w:r>
+      <w:proofErr w:type="spellEnd"/>
+      <w:r>
+        <w:t xml:space="preserve"> para </w:t>
+      </w:r>
+      <w:proofErr w:type="spellStart"/>
+      <w:r>
+        <w:t>observação</w:t>
+      </w:r>
+      <w:proofErr w:type="spellEnd"/>
+      <w:r>
+        <w:t xml:space="preserve">, </w:t>
+      </w:r>
+      <w:proofErr w:type="spellStart"/>
+      <w:r>
+        <w:t>diagnóstico</w:t>
+      </w:r>
+      <w:proofErr w:type="spellEnd"/>
+      <w:r>
+        <w:t xml:space="preserve"> e </w:t>
+      </w:r>
+      <w:proofErr w:type="spellStart"/>
+      <w:r>
+        <w:t>análise</w:t>
+      </w:r>
+      <w:proofErr w:type="spellEnd"/>
+      <w:r>
+        <w:t xml:space="preserve"> de </w:t>
+      </w:r>
+      <w:proofErr w:type="spellStart"/>
+      <w:r>
+        <w:t>segurança</w:t>
+      </w:r>
+      <w:proofErr w:type="spellEnd"/>
+      <w:r>
+        <w:t xml:space="preserve"> </w:t>
+      </w:r>
+      <w:proofErr w:type="spellStart"/>
+      <w:r>
+        <w:t>em</w:t>
+      </w:r>
+      <w:proofErr w:type="spellEnd"/>
+      <w:r>
+        <w:t xml:space="preserve"> </w:t>
+      </w:r>
+      <w:proofErr w:type="spellStart"/>
+      <w:r>
+        <w:t>computadores</w:t>
+      </w:r>
+      <w:proofErr w:type="spellEnd"/>
+      <w:r>
+        <w:t>.</w:t>
+      </w:r>
+    </w:p>
+    <w:p>
+      <w:pPr>
+        <w:rPr>
+          <w:rFonts w:eastAsiaTheme="minorEastAsia"/>
+        </w:rPr>
+      </w:pPr>
+      <w:r>
+        <w:rPr>
+          <w:b/>
+        </w:rPr>
+        <w:t xml:space="preserve">Process Explorer: </w:t>
+      </w:r>
+      <w:proofErr w:type="spellStart"/>
+      <w:r>
+        <w:t>Permite</w:t>
+      </w:r>
+      <w:proofErr w:type="spellEnd"/>
+      <w:r>
+        <w:t xml:space="preserve"> </w:t>
+      </w:r>
+      <w:proofErr w:type="spellStart"/>
+      <w:r>
+        <w:t>visualizar</w:t>
+      </w:r>
+      <w:proofErr w:type="spellEnd"/>
+      <w:r>
+        <w:t xml:space="preserve"> </w:t>
+      </w:r>
+      <w:proofErr w:type="spellStart"/>
+      <w:r>
+        <w:t>processos</w:t>
+      </w:r>
+      <w:proofErr w:type="spellEnd"/>
+      <w:r>
+        <w:t xml:space="preserve"> </w:t>
+      </w:r>
+      <w:proofErr w:type="spellStart"/>
+      <w:r>
+        <w:t>em</w:t>
+      </w:r>
+      <w:proofErr w:type="spellEnd"/>
+      <w:r>
+        <w:t xml:space="preserve"> </w:t>
+      </w:r>
+      <w:proofErr w:type="spellStart"/>
+      <w:r>
+        <w:t>execução</w:t>
+      </w:r>
+      <w:proofErr w:type="spellEnd"/>
+      <w:r>
+        <w:t xml:space="preserve"> e </w:t>
+      </w:r>
+      <w:proofErr w:type="spellStart"/>
+      <w:r>
+        <w:t>consultar</w:t>
+      </w:r>
+      <w:proofErr w:type="spellEnd"/>
+      <w:r>
+        <w:t xml:space="preserve"> </w:t>
+      </w:r>
+      <w:proofErr w:type="spellStart"/>
+      <w:r>
+        <w:t>informações</w:t>
+      </w:r>
+      <w:proofErr w:type="spellEnd"/>
+      <w:r>
+        <w:t xml:space="preserve"> </w:t>
+      </w:r>
+      <w:proofErr w:type="spellStart"/>
+      <w:r>
+        <w:t>relacionadas</w:t>
+      </w:r>
+      <w:proofErr w:type="spellEnd"/>
+      <w:r>
+        <w:t xml:space="preserve"> </w:t>
+      </w:r>
+      <w:proofErr w:type="spellStart"/>
+      <w:r>
+        <w:t>aos</w:t>
+      </w:r>
+      <w:proofErr w:type="spellEnd"/>
+      <w:r>
+        <w:t xml:space="preserve"> </w:t>
+      </w:r>
+      <w:proofErr w:type="spellStart"/>
+      <w:r>
+        <w:t>programas</w:t>
+      </w:r>
+      <w:proofErr w:type="spellEnd"/>
+      <w:r>
+        <w:t xml:space="preserve"> </w:t>
+      </w:r>
+      <w:proofErr w:type="spellStart"/>
+      <w:r>
+        <w:t>ativos</w:t>
+      </w:r>
+      <w:proofErr w:type="spellEnd"/>
+      <w:r>
+        <w:t xml:space="preserve"> no Windows.</w:t>
+      </w:r>
+    </w:p>
+    <w:p>
+      <w:r>
+        <w:rPr>
+          <w:b/>
+        </w:rPr>
+        <w:t xml:space="preserve">Autoruns: </w:t>
+      </w:r>
+      <w:proofErr w:type="spellStart"/>
+      <w:r>
+        <w:t>Permite</w:t>
+      </w:r>
+      <w:proofErr w:type="spellEnd"/>
+      <w:r>
+        <w:t xml:space="preserve"> </w:t>
+      </w:r>
+      <w:proofErr w:type="spellStart"/>
+      <w:r>
+        <w:t>verificar</w:t>
+      </w:r>
+      <w:proofErr w:type="spellEnd"/>
+      <w:r>
+        <w:t xml:space="preserve"> </w:t>
+      </w:r>
+      <w:proofErr w:type="spellStart"/>
+      <w:r>
+        <w:t>programas</w:t>
+      </w:r>
+      <w:proofErr w:type="spellEnd"/>
+      <w:r>
+        <w:t xml:space="preserve"> e </w:t>
+      </w:r>
+      <w:proofErr w:type="spellStart"/>
+      <w:r>
+        <w:t>componentes</w:t>
+      </w:r>
+      <w:proofErr w:type="spellEnd"/>
+      <w:r>
+        <w:t xml:space="preserve"> </w:t>
+      </w:r>
+      <w:proofErr w:type="spellStart"/>
+      <w:r>
+        <w:t>configurados</w:t>
+      </w:r>
+      <w:proofErr w:type="spellEnd"/>
+      <w:r>
+        <w:t xml:space="preserve"> para </w:t>
+      </w:r>
+      <w:proofErr w:type="spellStart"/>
+      <w:r>
+        <w:t>iniciar</w:t>
+      </w:r>
+      <w:proofErr w:type="spellEnd"/>
+      <w:r>
+        <w:t xml:space="preserve"> </w:t>
+      </w:r>
+      <w:proofErr w:type="spellStart"/>
+      <w:r>
+        <w:t>automaticamente</w:t>
+      </w:r>
+      <w:proofErr w:type="spellEnd"/>
+      <w:r>
+        <w:t xml:space="preserve"> com o </w:t>
+      </w:r>
+      <w:proofErr w:type="spellStart"/>
+      <w:r>
+        <w:t>sistema</w:t>
+      </w:r>
+      <w:proofErr w:type="spellEnd"/>
+      <w:r>
+        <w:t>.</w:t>
+      </w:r>
+    </w:p>
+    <w:p>
+      <w:r>
+        <w:rPr>
+          <w:b/>
+        </w:rPr>
+        <w:t>Process Monitor (</w:t>
+      </w:r>
+      <w:proofErr w:type="spellStart"/>
+      <w:r>
+        <w:rPr>
+          <w:b/>
+        </w:rPr>
+        <w:t>Procmon</w:t>
+      </w:r>
+      <w:proofErr w:type="spellEnd"/>
+      <w:r>
+        <w:rPr>
+          <w:b/>
+        </w:rPr>
+        <w:t xml:space="preserve">): </w:t>
+      </w:r>
+      <w:proofErr w:type="spellStart"/>
+      <w:r>
+        <w:t>Permite</w:t>
+      </w:r>
+      <w:proofErr w:type="spellEnd"/>
+      <w:r>
+        <w:t xml:space="preserve"> </w:t>
+      </w:r>
+      <w:proofErr w:type="spellStart"/>
+      <w:r>
+        <w:t>observar</w:t>
+      </w:r>
+      <w:proofErr w:type="spellEnd"/>
+      <w:r>
+        <w:t xml:space="preserve"> </w:t>
+      </w:r>
+      <w:proofErr w:type="spellStart"/>
+      <w:r>
+        <w:t>atividades</w:t>
+      </w:r>
+      <w:proofErr w:type="spellEnd"/>
+      <w:r>
+        <w:t xml:space="preserve"> </w:t>
+      </w:r>
+      <w:proofErr w:type="spellStart"/>
+      <w:r>
+        <w:t>relacionadas</w:t>
+      </w:r>
+      <w:proofErr w:type="spellEnd"/>
+      <w:r>
+        <w:t xml:space="preserve"> a </w:t>
+      </w:r>
+      <w:proofErr w:type="spellStart"/>
+      <w:r>
+        <w:t>processos</w:t>
+      </w:r>
+      <w:proofErr w:type="spellEnd"/>
+      <w:r>
+        <w:t xml:space="preserve">, </w:t>
+      </w:r>
+      <w:proofErr w:type="spellStart"/>
+      <w:r>
+        <w:t>arquivos</w:t>
+      </w:r>
+      <w:proofErr w:type="spellEnd"/>
+      <w:r>
+        <w:t xml:space="preserve">, </w:t>
+      </w:r>
+      <w:proofErr w:type="spellStart"/>
+      <w:r>
+        <w:t>registro</w:t>
+      </w:r>
+      <w:proofErr w:type="spellEnd"/>
+      <w:r>
+        <w:t xml:space="preserve"> e outros </w:t>
+      </w:r>
+      <w:proofErr w:type="spellStart"/>
+      <w:r>
+        <w:t>eventos</w:t>
+      </w:r>
+      <w:proofErr w:type="spellEnd"/>
+      <w:r>
+        <w:t xml:space="preserve"> do </w:t>
+      </w:r>
+      <w:proofErr w:type="spellStart"/>
+      <w:r>
+        <w:t>sistema</w:t>
+      </w:r>
+      <w:proofErr w:type="spellEnd"/>
+      <w:r>
+        <w:t>.</w:t>
+      </w:r>
+    </w:p>
+    <w:p>
+      <w:proofErr w:type="spellStart"/>
+      <w:r>
+        <w:rPr>
+          <w:b/>
+        </w:rPr>
+        <w:t>VirusTotal</w:t>
+      </w:r>
+      <w:proofErr w:type="spellEnd"/>
+      <w:r>
+        <w:rPr>
+          <w:b/>
+        </w:rPr>
+        <w:t xml:space="preserve">: </w:t>
+      </w:r>
+      <w:proofErr w:type="spellStart"/>
+      <w:r>
+        <w:t>Serviço</w:t>
+      </w:r>
+      <w:proofErr w:type="spellEnd"/>
+      <w:r>
+        <w:t xml:space="preserve"> que </w:t>
+      </w:r>
+      <w:proofErr w:type="spellStart"/>
+      <w:r>
+        <w:t>pode</w:t>
+      </w:r>
+      <w:proofErr w:type="spellEnd"/>
+      <w:r>
+        <w:t xml:space="preserve"> ser </w:t>
+      </w:r>
+      <w:proofErr w:type="spellStart"/>
+      <w:r>
+        <w:t>utilizado</w:t>
+      </w:r>
+      <w:proofErr w:type="spellEnd"/>
+      <w:r>
+        <w:t xml:space="preserve"> para </w:t>
+      </w:r>
+      <w:proofErr w:type="spellStart"/>
+      <w:r>
+        <w:t>verificar</w:t>
+      </w:r>
+      <w:proofErr w:type="spellEnd"/>
+      <w:r>
+        <w:t xml:space="preserve"> </w:t>
+      </w:r>
+      <w:proofErr w:type="spellStart"/>
+      <w:r>
+        <w:t>arquivos</w:t>
+      </w:r>
+      <w:proofErr w:type="spellEnd"/>
+      <w:r>
+        <w:t xml:space="preserve"> </w:t>
+      </w:r>
+      <w:proofErr w:type="spellStart"/>
+      <w:r>
+        <w:t>ou</w:t>
+      </w:r>
+      <w:proofErr w:type="spellEnd"/>
+      <w:r>
+        <w:t xml:space="preserve"> </w:t>
+      </w:r>
+      <w:proofErr w:type="spellStart"/>
+      <w:r>
+        <w:t>indicadores</w:t>
+      </w:r>
+      <w:proofErr w:type="spellEnd"/>
+      <w:r>
+        <w:t xml:space="preserve"> </w:t>
+      </w:r>
+      <w:proofErr w:type="spellStart"/>
+      <w:r>
+        <w:t>suspeitos</w:t>
+      </w:r>
+      <w:proofErr w:type="spellEnd"/>
+      <w:r>
+        <w:t xml:space="preserve"> por </w:t>
+      </w:r>
+      <w:proofErr w:type="spellStart"/>
+      <w:r>
+        <w:t>meio</w:t>
+      </w:r>
+      <w:proofErr w:type="spellEnd"/>
+      <w:r>
+        <w:t xml:space="preserve"> de </w:t>
+      </w:r>
+      <w:proofErr w:type="spellStart"/>
+      <w:r>
+        <w:t>múltiplos</w:t>
+      </w:r>
+      <w:proofErr w:type="spellEnd"/>
+      <w:r>
+        <w:t xml:space="preserve"> </w:t>
+      </w:r>
+      <w:proofErr w:type="spellStart"/>
+      <w:r>
+        <w:t>mecanismos</w:t>
+      </w:r>
+      <w:proofErr w:type="spellEnd"/>
+      <w:r>
+        <w:t xml:space="preserve"> de </w:t>
+      </w:r>
+      <w:proofErr w:type="spellStart"/>
+      <w:r>
+        <w:t>análise</w:t>
+      </w:r>
+      <w:proofErr w:type="spellEnd"/>
+      <w:r>
+        <w:t xml:space="preserve">. </w:t>
+      </w:r>
+      <w:proofErr w:type="spellStart"/>
+      <w:r>
+        <w:t>Não</w:t>
+      </w:r>
+      <w:proofErr w:type="spellEnd"/>
+      <w:r>
+        <w:t xml:space="preserve"> </w:t>
+      </w:r>
+      <w:proofErr w:type="spellStart"/>
+      <w:r>
+        <w:t>devem</w:t>
+      </w:r>
+      <w:proofErr w:type="spellEnd"/>
+      <w:r>
+        <w:t xml:space="preserve"> ser </w:t>
+      </w:r>
+      <w:proofErr w:type="spellStart"/>
+      <w:r>
+        <w:t>enviados</w:t>
+      </w:r>
+      <w:proofErr w:type="spellEnd"/>
+      <w:r>
+        <w:t xml:space="preserve"> </w:t>
+      </w:r>
+      <w:proofErr w:type="spellStart"/>
+      <w:r>
+        <w:t>arquivos</w:t>
+      </w:r>
+      <w:proofErr w:type="spellEnd"/>
+      <w:r>
+        <w:t xml:space="preserve"> </w:t>
+      </w:r>
+      <w:proofErr w:type="spellStart"/>
+      <w:r>
+        <w:t>pessoais</w:t>
+      </w:r>
+      <w:proofErr w:type="spellEnd"/>
+      <w:r>
+        <w:t xml:space="preserve"> </w:t>
+      </w:r>
+      <w:proofErr w:type="spellStart"/>
+      <w:r>
+        <w:t>ou</w:t>
+      </w:r>
+      <w:proofErr w:type="spellEnd"/>
+      <w:r>
+        <w:t xml:space="preserve"> </w:t>
+      </w:r>
+      <w:proofErr w:type="spellStart"/>
+      <w:r>
+        <w:t>confidenciais</w:t>
+      </w:r>
+      <w:proofErr w:type="spellEnd"/>
+      <w:r>
+        <w:t>.</w:t>
+      </w:r>
+    </w:p>
+    <w:p>
+      <w:pPr>
+        <w:pStyle w:val="Ttulo2"/>
+        <w:rPr>
+          <w:rFonts w:asciiTheme="majorHAnsi" w:hAnsiTheme="majorHAnsi"/>
+          <w:b/>
+          <w:bCs/>
+          <w:sz w:val="24"/>
+        </w:rPr>
+      </w:pPr>
+      <w:r>
+        <w:rPr>
+          <w:b/>
+          <w:bCs/>
+        </w:rPr>
+        <w:t xml:space="preserve">5.5 </w:t>
+      </w:r>
+      <w:proofErr w:type="spellStart"/>
+      <w:r>
+        <w:rPr>
+          <w:b/>
+          <w:bCs/>
+        </w:rPr>
+        <w:t>Demonstração</w:t>
+      </w:r>
+      <w:proofErr w:type="spellEnd"/>
+      <w:r>
+        <w:rPr>
+          <w:b/>
+          <w:bCs/>
+        </w:rPr>
+        <w:t xml:space="preserve"> </w:t>
+      </w:r>
+      <w:proofErr w:type="spellStart"/>
+      <w:r>
+        <w:rPr>
+          <w:b/>
+          <w:bCs/>
+        </w:rPr>
+        <w:t>Prática</w:t>
+      </w:r>
+      <w:proofErr w:type="spellEnd"/>
+    </w:p>
+    <w:p>
+      <w:r>
+        <w:t xml:space="preserve">A </w:t>
+      </w:r>
+      <w:proofErr w:type="spellStart"/>
+      <w:r>
+        <w:t>demonstração</w:t>
+      </w:r>
+      <w:proofErr w:type="spellEnd"/>
+      <w:r>
+        <w:t xml:space="preserve"> </w:t>
+      </w:r>
+      <w:proofErr w:type="spellStart"/>
+      <w:r>
+        <w:t>será</w:t>
+      </w:r>
+      <w:proofErr w:type="spellEnd"/>
+      <w:r>
+        <w:t xml:space="preserve"> </w:t>
+      </w:r>
+      <w:proofErr w:type="spellStart"/>
+      <w:r>
+        <w:t>realizada</w:t>
+      </w:r>
+      <w:proofErr w:type="spellEnd"/>
+      <w:r>
+        <w:t xml:space="preserve"> </w:t>
+      </w:r>
+      <w:proofErr w:type="spellStart"/>
+      <w:r>
+        <w:t>em</w:t>
+      </w:r>
+      <w:proofErr w:type="spellEnd"/>
+      <w:r>
+        <w:t xml:space="preserve"> um </w:t>
+      </w:r>
+      <w:proofErr w:type="spellStart"/>
+      <w:r>
+        <w:t>computador</w:t>
+      </w:r>
+      <w:proofErr w:type="spellEnd"/>
+      <w:r>
+        <w:t xml:space="preserve"> </w:t>
+      </w:r>
+      <w:proofErr w:type="spellStart"/>
+      <w:r>
+        <w:t>destinado</w:t>
+      </w:r>
+      <w:proofErr w:type="spellEnd"/>
+      <w:r>
+        <w:t xml:space="preserve"> à </w:t>
+      </w:r>
+      <w:proofErr w:type="spellStart"/>
+      <w:r>
+        <w:t>atividade</w:t>
+      </w:r>
+      <w:proofErr w:type="spellEnd"/>
+      <w:r>
+        <w:t xml:space="preserve">. O </w:t>
+      </w:r>
+      <w:proofErr w:type="spellStart"/>
+      <w:r>
+        <w:t>objetivo</w:t>
+      </w:r>
+      <w:proofErr w:type="spellEnd"/>
+      <w:r>
+        <w:t xml:space="preserve"> </w:t>
+      </w:r>
+      <w:proofErr w:type="spellStart"/>
+      <w:r>
+        <w:t>será</w:t>
+      </w:r>
+      <w:proofErr w:type="spellEnd"/>
+      <w:r>
+        <w:t xml:space="preserve"> </w:t>
+      </w:r>
+      <w:proofErr w:type="spellStart"/>
+      <w:r>
+        <w:t>mostrar</w:t>
+      </w:r>
+      <w:proofErr w:type="spellEnd"/>
+      <w:r>
+        <w:t xml:space="preserve"> </w:t>
+      </w:r>
+      <w:proofErr w:type="spellStart"/>
+      <w:r>
+        <w:t>como</w:t>
+      </w:r>
+      <w:proofErr w:type="spellEnd"/>
+      <w:r>
+        <w:t xml:space="preserve"> ferramentas de </w:t>
+      </w:r>
+      <w:proofErr w:type="spellStart"/>
+      <w:r>
+        <w:t>análise</w:t>
+      </w:r>
+      <w:proofErr w:type="spellEnd"/>
+      <w:r>
+        <w:t xml:space="preserve"> </w:t>
+      </w:r>
+      <w:proofErr w:type="spellStart"/>
+      <w:r>
+        <w:t>podem</w:t>
+      </w:r>
+      <w:proofErr w:type="spellEnd"/>
+      <w:r>
+        <w:t xml:space="preserve"> auxiliar </w:t>
+      </w:r>
+      <w:proofErr w:type="spellStart"/>
+      <w:r>
+        <w:t>na</w:t>
+      </w:r>
+      <w:proofErr w:type="spellEnd"/>
+      <w:r>
+        <w:t xml:space="preserve"> </w:t>
+      </w:r>
+      <w:proofErr w:type="spellStart"/>
+      <w:r>
+        <w:t>identificação</w:t>
+      </w:r>
+      <w:proofErr w:type="spellEnd"/>
+      <w:r>
+        <w:t xml:space="preserve"> de </w:t>
+      </w:r>
+      <w:proofErr w:type="spellStart"/>
+      <w:r>
+        <w:t>processos</w:t>
+      </w:r>
+      <w:proofErr w:type="spellEnd"/>
+      <w:r>
+        <w:t xml:space="preserve">, </w:t>
+      </w:r>
+      <w:proofErr w:type="spellStart"/>
+      <w:r>
+        <w:t>programas</w:t>
+      </w:r>
+      <w:proofErr w:type="spellEnd"/>
+      <w:r>
+        <w:t xml:space="preserve"> </w:t>
+      </w:r>
+      <w:proofErr w:type="spellStart"/>
+      <w:r>
+        <w:t>iniciados</w:t>
+      </w:r>
+      <w:proofErr w:type="spellEnd"/>
+      <w:r>
+        <w:t xml:space="preserve"> </w:t>
+      </w:r>
+      <w:proofErr w:type="spellStart"/>
+      <w:r>
+        <w:t>automaticamente</w:t>
+      </w:r>
+      <w:proofErr w:type="spellEnd"/>
+      <w:r>
+        <w:t xml:space="preserve"> e </w:t>
+      </w:r>
+      <w:proofErr w:type="spellStart"/>
+      <w:r>
+        <w:t>atividades</w:t>
+      </w:r>
+      <w:proofErr w:type="spellEnd"/>
+      <w:r>
+        <w:t xml:space="preserve"> do </w:t>
+      </w:r>
+      <w:proofErr w:type="spellStart"/>
+      <w:r>
+        <w:t>sistema</w:t>
+      </w:r>
+      <w:proofErr w:type="spellEnd"/>
+      <w:r>
+        <w:t xml:space="preserve">. </w:t>
+      </w:r>
+      <w:proofErr w:type="spellStart"/>
+      <w:r>
+        <w:t>Também</w:t>
+      </w:r>
+      <w:proofErr w:type="spellEnd"/>
+      <w:r>
+        <w:t xml:space="preserve"> </w:t>
+      </w:r>
+      <w:proofErr w:type="spellStart"/>
+      <w:r>
+        <w:t>poderá</w:t>
+      </w:r>
+      <w:proofErr w:type="spellEnd"/>
+      <w:r>
+        <w:t xml:space="preserve"> ser </w:t>
+      </w:r>
+      <w:proofErr w:type="spellStart"/>
+      <w:r>
+        <w:t>apresentado</w:t>
+      </w:r>
+      <w:proofErr w:type="spellEnd"/>
+      <w:r>
+        <w:t xml:space="preserve"> um </w:t>
+      </w:r>
+      <w:proofErr w:type="spellStart"/>
+      <w:r>
+        <w:t>exemplo</w:t>
+      </w:r>
+      <w:proofErr w:type="spellEnd"/>
+      <w:r>
+        <w:t xml:space="preserve"> </w:t>
+      </w:r>
+      <w:proofErr w:type="spellStart"/>
+      <w:r>
+        <w:t>seguro</w:t>
+      </w:r>
+      <w:proofErr w:type="spellEnd"/>
+      <w:r>
+        <w:t xml:space="preserve"> de </w:t>
+      </w:r>
+      <w:proofErr w:type="spellStart"/>
+      <w:r>
+        <w:t>análise</w:t>
+      </w:r>
+      <w:proofErr w:type="spellEnd"/>
+      <w:r>
+        <w:t xml:space="preserve"> no </w:t>
+      </w:r>
+      <w:proofErr w:type="spellStart"/>
+      <w:r>
+        <w:t>VirusTotal</w:t>
+      </w:r>
+      <w:proofErr w:type="spellEnd"/>
+      <w:r>
+        <w:t xml:space="preserve">, </w:t>
+      </w:r>
+      <w:proofErr w:type="spellStart"/>
+      <w:r>
+        <w:t>utilizando</w:t>
+      </w:r>
+      <w:proofErr w:type="spellEnd"/>
+      <w:r>
+        <w:t xml:space="preserve"> </w:t>
+      </w:r>
+      <w:proofErr w:type="spellStart"/>
+      <w:r>
+        <w:t>arquivo</w:t>
+      </w:r>
+      <w:proofErr w:type="spellEnd"/>
+      <w:r>
+        <w:t xml:space="preserve"> de teste, </w:t>
+      </w:r>
+      <w:proofErr w:type="spellStart"/>
+      <w:r>
+        <w:t>indicador</w:t>
+      </w:r>
+      <w:proofErr w:type="spellEnd"/>
+      <w:r>
+        <w:t xml:space="preserve"> </w:t>
+      </w:r>
+      <w:proofErr w:type="spellStart"/>
+      <w:r>
+        <w:t>público</w:t>
+      </w:r>
+      <w:proofErr w:type="spellEnd"/>
+      <w:r>
+        <w:t xml:space="preserve"> </w:t>
+      </w:r>
+      <w:proofErr w:type="spellStart"/>
+      <w:r>
+        <w:t>ou</w:t>
+      </w:r>
+      <w:proofErr w:type="spellEnd"/>
+      <w:r>
+        <w:t xml:space="preserve"> </w:t>
+      </w:r>
+      <w:proofErr w:type="spellStart"/>
+      <w:r>
+        <w:t>exemplo</w:t>
+      </w:r>
+      <w:proofErr w:type="spellEnd"/>
+      <w:r>
+        <w:t xml:space="preserve"> que </w:t>
+      </w:r>
+      <w:proofErr w:type="spellStart"/>
+      <w:r>
+        <w:t>não</w:t>
+      </w:r>
+      <w:proofErr w:type="spellEnd"/>
+      <w:r>
+        <w:t xml:space="preserve"> </w:t>
+      </w:r>
+      <w:proofErr w:type="spellStart"/>
+      <w:r>
+        <w:t>contenha</w:t>
+      </w:r>
+      <w:proofErr w:type="spellEnd"/>
+      <w:r>
+        <w:t xml:space="preserve"> </w:t>
+      </w:r>
+      <w:proofErr w:type="spellStart"/>
+      <w:r>
+        <w:t>informações</w:t>
+      </w:r>
+      <w:proofErr w:type="spellEnd"/>
+      <w:r>
+        <w:t xml:space="preserve"> </w:t>
+      </w:r>
+      <w:proofErr w:type="spellStart"/>
+      <w:r>
+        <w:t>pessoais</w:t>
+      </w:r>
+      <w:proofErr w:type="spellEnd"/>
+      <w:r>
+        <w:t>.</w:t>
+      </w:r>
+    </w:p>
+    <w:p>
+      <w:proofErr w:type="spellStart"/>
+      <w:r>
+        <w:t>Não</w:t>
+      </w:r>
+      <w:proofErr w:type="spellEnd"/>
+      <w:r>
+        <w:t xml:space="preserve"> </w:t>
+      </w:r>
+      <w:proofErr w:type="spellStart"/>
+      <w:r>
+        <w:t>serão</w:t>
+      </w:r>
+      <w:proofErr w:type="spellEnd"/>
+      <w:r>
+        <w:t xml:space="preserve"> </w:t>
+      </w:r>
+      <w:proofErr w:type="spellStart"/>
+      <w:r>
+        <w:t>utilizados</w:t>
+      </w:r>
+      <w:proofErr w:type="spellEnd"/>
+      <w:r>
+        <w:t xml:space="preserve"> </w:t>
+      </w:r>
+      <w:proofErr w:type="spellStart"/>
+      <w:r>
+        <w:t>arquivos</w:t>
+      </w:r>
+      <w:proofErr w:type="spellEnd"/>
+      <w:r>
+        <w:t xml:space="preserve"> </w:t>
+      </w:r>
+      <w:proofErr w:type="spellStart"/>
+      <w:r>
+        <w:t>maliciosos</w:t>
+      </w:r>
+      <w:proofErr w:type="spellEnd"/>
+      <w:r>
+        <w:t xml:space="preserve"> reais para </w:t>
+      </w:r>
+      <w:proofErr w:type="spellStart"/>
+      <w:r>
+        <w:t>os</w:t>
+      </w:r>
+      <w:proofErr w:type="spellEnd"/>
+      <w:r>
+        <w:t xml:space="preserve"> </w:t>
+      </w:r>
+      <w:proofErr w:type="spellStart"/>
+      <w:r>
+        <w:t>participantes</w:t>
+      </w:r>
+      <w:proofErr w:type="spellEnd"/>
+      <w:r>
+        <w:t xml:space="preserve"> </w:t>
+      </w:r>
+      <w:proofErr w:type="spellStart"/>
+      <w:r>
+        <w:t>manipularem</w:t>
+      </w:r>
+      <w:proofErr w:type="spellEnd"/>
+      <w:r>
+        <w:t xml:space="preserve">. </w:t>
+      </w:r>
+      <w:proofErr w:type="gramStart"/>
+      <w:r>
+        <w:t>A</w:t>
+      </w:r>
+      <w:proofErr w:type="gramEnd"/>
+      <w:r>
+        <w:t xml:space="preserve"> </w:t>
+      </w:r>
+      <w:proofErr w:type="spellStart"/>
+      <w:r>
+        <w:t>atividade</w:t>
+      </w:r>
+      <w:proofErr w:type="spellEnd"/>
+      <w:r>
+        <w:t xml:space="preserve"> </w:t>
+      </w:r>
+      <w:proofErr w:type="spellStart"/>
+      <w:r>
+        <w:t>terá</w:t>
+      </w:r>
+      <w:proofErr w:type="spellEnd"/>
+      <w:r>
+        <w:t xml:space="preserve"> </w:t>
+      </w:r>
+      <w:proofErr w:type="spellStart"/>
+      <w:r>
+        <w:t>finalidade</w:t>
+      </w:r>
+      <w:proofErr w:type="spellEnd"/>
+      <w:r>
+        <w:t xml:space="preserve"> </w:t>
+      </w:r>
+      <w:proofErr w:type="spellStart"/>
+      <w:r>
+        <w:t>exclusivamente</w:t>
+      </w:r>
+      <w:proofErr w:type="spellEnd"/>
+      <w:r>
+        <w:t xml:space="preserve"> </w:t>
+      </w:r>
+      <w:proofErr w:type="spellStart"/>
+      <w:r>
+        <w:t>educacional</w:t>
+      </w:r>
+      <w:proofErr w:type="spellEnd"/>
+      <w:r>
+        <w:t xml:space="preserve"> e </w:t>
+      </w:r>
+      <w:proofErr w:type="spellStart"/>
+      <w:r>
+        <w:t>preventiva</w:t>
+      </w:r>
+      <w:proofErr w:type="spellEnd"/>
+      <w:r>
+        <w:t>.</w:t>
+      </w:r>
+    </w:p>
+    <w:p>
+      <w:pPr>
+        <w:pStyle w:val="Ttulo1"/>
+        <w:rPr>
+          <w:rFonts w:asciiTheme="majorHAnsi" w:hAnsiTheme="majorHAnsi"/>
+          <w:b/>
+          <w:bCs/>
+          <w:sz w:val="28"/>
+        </w:rPr>
+      </w:pPr>
+      <w:r>
+        <w:rPr>
+          <w:b/>
+          <w:bCs/>
+        </w:rPr>
+        <w:t>6 ATIVIDADE PRÁTICA</w:t>
+      </w:r>
+    </w:p>
+    <w:p>
+      <w:proofErr w:type="spellStart"/>
+      <w:r>
+        <w:t>Os</w:t>
+      </w:r>
+      <w:proofErr w:type="spellEnd"/>
+      <w:r>
+        <w:t xml:space="preserve"> </w:t>
+      </w:r>
+      <w:proofErr w:type="spellStart"/>
+      <w:r>
+        <w:t>participantes</w:t>
+      </w:r>
+      <w:proofErr w:type="spellEnd"/>
+      <w:r>
+        <w:t xml:space="preserve"> </w:t>
+      </w:r>
+      <w:proofErr w:type="spellStart"/>
+      <w:r>
+        <w:t>receberão</w:t>
+      </w:r>
+      <w:proofErr w:type="spellEnd"/>
+      <w:r>
+        <w:t xml:space="preserve"> </w:t>
+      </w:r>
+      <w:proofErr w:type="spellStart"/>
+      <w:r>
+        <w:t>situações</w:t>
+      </w:r>
+      <w:proofErr w:type="spellEnd"/>
+      <w:r>
+        <w:t xml:space="preserve"> </w:t>
+      </w:r>
+      <w:proofErr w:type="spellStart"/>
+      <w:r>
+        <w:t>hipotéticas</w:t>
+      </w:r>
+      <w:proofErr w:type="spellEnd"/>
+      <w:r>
+        <w:t xml:space="preserve"> </w:t>
+      </w:r>
+      <w:proofErr w:type="spellStart"/>
+      <w:r>
+        <w:t>relacionadas</w:t>
+      </w:r>
+      <w:proofErr w:type="spellEnd"/>
+      <w:r>
+        <w:t xml:space="preserve"> à </w:t>
+      </w:r>
+      <w:proofErr w:type="spellStart"/>
+      <w:r>
+        <w:t>segurança</w:t>
+      </w:r>
+      <w:proofErr w:type="spellEnd"/>
+      <w:r>
         <w:t xml:space="preserve"> digital e </w:t>
       </w:r>
       <w:proofErr w:type="spellStart"/>
       <w:r>
-        <w:t>melhorar</w:t>
-      </w:r>
-      <w:proofErr w:type="spellEnd"/>
-      <w:r>
-        <w:t xml:space="preserve"> </w:t>
-      </w:r>
-      <w:proofErr w:type="spellStart"/>
-      <w:r>
-        <w:t>seus</w:t>
+        <w:t>deverão</w:t>
+      </w:r>
+      <w:proofErr w:type="spellEnd"/>
+      <w:r>
+        <w:t xml:space="preserve"> </w:t>
+      </w:r>
+      <w:proofErr w:type="spellStart"/>
+      <w:r>
+        <w:t>identificar</w:t>
+      </w:r>
+      <w:proofErr w:type="spellEnd"/>
+      <w:r>
+        <w:t xml:space="preserve"> </w:t>
+      </w:r>
+      <w:proofErr w:type="spellStart"/>
+      <w:r>
+        <w:t>possíveis</w:t>
+      </w:r>
+      <w:proofErr w:type="spellEnd"/>
+      <w:r>
+        <w:t xml:space="preserve"> </w:t>
+      </w:r>
+      <w:proofErr w:type="spellStart"/>
+      <w:r>
+        <w:t>riscos</w:t>
+      </w:r>
+      <w:proofErr w:type="spellEnd"/>
+      <w:r>
+        <w:t xml:space="preserve"> e </w:t>
+      </w:r>
+      <w:proofErr w:type="spellStart"/>
+      <w:r>
+        <w:t>indicar</w:t>
+      </w:r>
+      <w:proofErr w:type="spellEnd"/>
+      <w:r>
+        <w:t xml:space="preserve"> </w:t>
+      </w:r>
+      <w:proofErr w:type="spellStart"/>
+      <w:r>
+        <w:t>medidas</w:t>
+      </w:r>
+      <w:proofErr w:type="spellEnd"/>
+      <w:r>
+        <w:t xml:space="preserve"> de </w:t>
+      </w:r>
+      <w:proofErr w:type="spellStart"/>
+      <w:r>
+        <w:t>proteção</w:t>
+      </w:r>
+      <w:proofErr w:type="spellEnd"/>
+      <w:r>
+        <w:t>.</w:t>
+      </w:r>
+    </w:p>
+    <w:p>
+      <w:pPr>
+        <w:pStyle w:val="Numerada"/>
+      </w:pPr>
+      <w:proofErr w:type="spellStart"/>
+      <w:r>
+        <w:t>Analisar</w:t>
+      </w:r>
+      <w:proofErr w:type="spellEnd"/>
+      <w:r>
+        <w:t xml:space="preserve"> </w:t>
+      </w:r>
+      <w:proofErr w:type="spellStart"/>
+      <w:r>
+        <w:t>uma</w:t>
+      </w:r>
+      <w:proofErr w:type="spellEnd"/>
+      <w:r>
+        <w:t xml:space="preserve"> </w:t>
+      </w:r>
+      <w:proofErr w:type="spellStart"/>
+      <w:r>
+        <w:t>mensagem</w:t>
+      </w:r>
+      <w:proofErr w:type="spellEnd"/>
+      <w:r>
+        <w:t xml:space="preserve"> </w:t>
+      </w:r>
+      <w:proofErr w:type="spellStart"/>
+      <w:r>
+        <w:t>fictícia</w:t>
+      </w:r>
+      <w:proofErr w:type="spellEnd"/>
+      <w:r>
+        <w:t xml:space="preserve"> de phishing e </w:t>
+      </w:r>
+      <w:proofErr w:type="spellStart"/>
+      <w:r>
+        <w:t>identificar</w:t>
+      </w:r>
+      <w:proofErr w:type="spellEnd"/>
+      <w:r>
+        <w:t xml:space="preserve"> </w:t>
+      </w:r>
+      <w:proofErr w:type="spellStart"/>
+      <w:r>
+        <w:t>sinais</w:t>
+      </w:r>
+      <w:proofErr w:type="spellEnd"/>
+      <w:r>
+        <w:t xml:space="preserve"> de </w:t>
+      </w:r>
+      <w:proofErr w:type="spellStart"/>
+      <w:r>
+        <w:t>fraude</w:t>
+      </w:r>
+      <w:proofErr w:type="spellEnd"/>
+      <w:r>
+        <w:t>.</w:t>
+      </w:r>
+    </w:p>
+    <w:p>
+      <w:pPr>
+        <w:pStyle w:val="Numerada"/>
+      </w:pPr>
+      <w:proofErr w:type="spellStart"/>
+      <w:r>
+        <w:t>Avaliar</w:t>
+      </w:r>
+      <w:proofErr w:type="spellEnd"/>
+      <w:r>
+        <w:t xml:space="preserve"> </w:t>
+      </w:r>
+      <w:proofErr w:type="spellStart"/>
+      <w:r>
+        <w:t>uma</w:t>
+      </w:r>
+      <w:proofErr w:type="spellEnd"/>
+      <w:r>
+        <w:t xml:space="preserve"> </w:t>
+      </w:r>
+      <w:proofErr w:type="spellStart"/>
+      <w:r>
+        <w:t>situação</w:t>
+      </w:r>
+      <w:proofErr w:type="spellEnd"/>
+      <w:r>
+        <w:t xml:space="preserve"> </w:t>
+      </w:r>
+      <w:proofErr w:type="spellStart"/>
+      <w:r>
+        <w:t>envolvendo</w:t>
+      </w:r>
+      <w:proofErr w:type="spellEnd"/>
+      <w:r>
+        <w:t xml:space="preserve"> </w:t>
+      </w:r>
+      <w:proofErr w:type="spellStart"/>
+      <w:r>
+        <w:t>senha</w:t>
+      </w:r>
+      <w:proofErr w:type="spellEnd"/>
+      <w:r>
+        <w:t xml:space="preserve"> </w:t>
+      </w:r>
+      <w:proofErr w:type="spellStart"/>
+      <w:r>
+        <w:t>fraca</w:t>
+      </w:r>
+      <w:proofErr w:type="spellEnd"/>
+      <w:r>
+        <w:t xml:space="preserve"> e </w:t>
+      </w:r>
+      <w:proofErr w:type="spellStart"/>
+      <w:r>
+        <w:t>propor</w:t>
+      </w:r>
+      <w:proofErr w:type="spellEnd"/>
+      <w:r>
+        <w:t xml:space="preserve"> </w:t>
+      </w:r>
+      <w:proofErr w:type="spellStart"/>
+      <w:r>
+        <w:t>uma</w:t>
+      </w:r>
+      <w:proofErr w:type="spellEnd"/>
+      <w:r>
+        <w:t xml:space="preserve"> </w:t>
+      </w:r>
+      <w:proofErr w:type="spellStart"/>
+      <w:r>
+        <w:t>alternativa</w:t>
+      </w:r>
+      <w:proofErr w:type="spellEnd"/>
+      <w:r>
+        <w:t xml:space="preserve"> </w:t>
+      </w:r>
+      <w:proofErr w:type="spellStart"/>
+      <w:r>
+        <w:t>mais</w:t>
+      </w:r>
+      <w:proofErr w:type="spellEnd"/>
+      <w:r>
+        <w:t xml:space="preserve"> </w:t>
+      </w:r>
+      <w:proofErr w:type="spellStart"/>
+      <w:r>
+        <w:t>segura</w:t>
+      </w:r>
+      <w:proofErr w:type="spellEnd"/>
+      <w:r>
+        <w:t>.</w:t>
+      </w:r>
+    </w:p>
+    <w:p>
+      <w:pPr>
+        <w:pStyle w:val="Numerada"/>
+      </w:pPr>
+      <w:proofErr w:type="spellStart"/>
+      <w:r>
+        <w:t>Identificar</w:t>
+      </w:r>
+      <w:proofErr w:type="spellEnd"/>
+      <w:r>
+        <w:t xml:space="preserve"> </w:t>
+      </w:r>
+      <w:proofErr w:type="spellStart"/>
+      <w:r>
+        <w:t>quais</w:t>
       </w:r>
       <w:proofErr w:type="spellEnd"/>
       <w:r>
@@ -2917,60 +7329,162 @@
       </w:r>
       <w:proofErr w:type="spellStart"/>
       <w:r>
+        <w:t>devem</w:t>
+      </w:r>
+      <w:proofErr w:type="spellEnd"/>
+      <w:r>
+        <w:t xml:space="preserve"> ser </w:t>
+      </w:r>
+      <w:proofErr w:type="spellStart"/>
+      <w:r>
+        <w:t>adotados</w:t>
+      </w:r>
+      <w:proofErr w:type="spellEnd"/>
+      <w:r>
+        <w:t xml:space="preserve"> antes de </w:t>
+      </w:r>
+      <w:proofErr w:type="spellStart"/>
+      <w:r>
+        <w:t>abrir</w:t>
+      </w:r>
+      <w:proofErr w:type="spellEnd"/>
+      <w:r>
+        <w:t xml:space="preserve"> um </w:t>
+      </w:r>
+      <w:proofErr w:type="spellStart"/>
+      <w:r>
+        <w:t>arquivo</w:t>
+      </w:r>
+      <w:proofErr w:type="spellEnd"/>
+      <w:r>
+        <w:t xml:space="preserve"> </w:t>
+      </w:r>
+      <w:proofErr w:type="spellStart"/>
+      <w:r>
+        <w:t>ou</w:t>
+      </w:r>
+      <w:proofErr w:type="spellEnd"/>
+      <w:r>
+        <w:t xml:space="preserve"> </w:t>
+      </w:r>
+      <w:proofErr w:type="spellStart"/>
+      <w:r>
+        <w:t>acessar</w:t>
+      </w:r>
+      <w:proofErr w:type="spellEnd"/>
+      <w:r>
+        <w:t xml:space="preserve"> um link.</w:t>
+      </w:r>
+    </w:p>
+    <w:p>
+      <w:pPr>
+        <w:pStyle w:val="Numerada"/>
+      </w:pPr>
+      <w:proofErr w:type="spellStart"/>
+      <w:r>
+        <w:t>Observar</w:t>
+      </w:r>
+      <w:proofErr w:type="spellEnd"/>
+      <w:r>
+        <w:t xml:space="preserve">, </w:t>
+      </w:r>
+      <w:proofErr w:type="spellStart"/>
+      <w:r>
         <w:t>durante</w:t>
       </w:r>
       <w:proofErr w:type="spellEnd"/>
       <w:r>
-        <w:t xml:space="preserve"> </w:t>
-      </w:r>
-      <w:proofErr w:type="spellStart"/>
-      <w:r>
-        <w:t>utilização</w:t>
-      </w:r>
-      <w:proofErr w:type="spellEnd"/>
-      <w:r>
-        <w:t xml:space="preserve"> da rede.</w:t>
-      </w:r>
-    </w:p>
-    <w:p>
-      <w:r>
-        <w:t xml:space="preserve">O </w:t>
-      </w:r>
-      <w:proofErr w:type="spellStart"/>
-      <w:r>
-        <w:t>conteúdo</w:t>
-      </w:r>
-      <w:proofErr w:type="spellEnd"/>
-      <w:r>
-        <w:t xml:space="preserve"> </w:t>
-      </w:r>
-      <w:proofErr w:type="spellStart"/>
-      <w:r>
-        <w:t>será</w:t>
-      </w:r>
-      <w:proofErr w:type="spellEnd"/>
-      <w:r>
-        <w:t xml:space="preserve"> </w:t>
-      </w:r>
-      <w:proofErr w:type="spellStart"/>
-      <w:r>
-        <w:t>desenvolvido</w:t>
-      </w:r>
-      <w:proofErr w:type="spellEnd"/>
-      <w:r>
-        <w:t xml:space="preserve"> </w:t>
-      </w:r>
-      <w:proofErr w:type="spellStart"/>
-      <w:r>
-        <w:t>pensando</w:t>
-      </w:r>
-      <w:proofErr w:type="spellEnd"/>
-      <w:r>
-        <w:t xml:space="preserve"> </w:t>
-      </w:r>
-      <w:proofErr w:type="spellStart"/>
-      <w:r>
-        <w:t>principalmente</w:t>
+        <w:t xml:space="preserve"> a </w:t>
+      </w:r>
+      <w:proofErr w:type="spellStart"/>
+      <w:r>
+        <w:t>demonstração</w:t>
+      </w:r>
+      <w:proofErr w:type="spellEnd"/>
+      <w:r>
+        <w:t xml:space="preserve">, </w:t>
+      </w:r>
+      <w:proofErr w:type="spellStart"/>
+      <w:r>
+        <w:t>informações</w:t>
+      </w:r>
+      <w:proofErr w:type="spellEnd"/>
+      <w:r>
+        <w:t xml:space="preserve"> </w:t>
+      </w:r>
+      <w:proofErr w:type="spellStart"/>
+      <w:r>
+        <w:t>apresentadas</w:t>
+      </w:r>
+      <w:proofErr w:type="spellEnd"/>
+      <w:r>
+        <w:t xml:space="preserve"> </w:t>
+      </w:r>
+      <w:proofErr w:type="spellStart"/>
+      <w:r>
+        <w:t>pelo</w:t>
+      </w:r>
+      <w:proofErr w:type="spellEnd"/>
+      <w:r>
+        <w:t xml:space="preserve"> Process Explorer, Autoruns </w:t>
+      </w:r>
+      <w:proofErr w:type="spellStart"/>
+      <w:r>
+        <w:t>ou</w:t>
+      </w:r>
+      <w:proofErr w:type="spellEnd"/>
+      <w:r>
+        <w:t xml:space="preserve"> Process Monitor.</w:t>
+      </w:r>
+    </w:p>
+    <w:p>
+      <w:pPr>
+        <w:pStyle w:val="Numerada"/>
+      </w:pPr>
+      <w:proofErr w:type="spellStart"/>
+      <w:r>
+        <w:lastRenderedPageBreak/>
+        <w:t>Discutir</w:t>
+      </w:r>
+      <w:proofErr w:type="spellEnd"/>
+      <w:r>
+        <w:t xml:space="preserve"> </w:t>
+      </w:r>
+      <w:proofErr w:type="spellStart"/>
+      <w:r>
+        <w:t>quais</w:t>
+      </w:r>
+      <w:proofErr w:type="spellEnd"/>
+      <w:r>
+        <w:t xml:space="preserve"> </w:t>
+      </w:r>
+      <w:proofErr w:type="spellStart"/>
+      <w:r>
+        <w:t>informações</w:t>
+      </w:r>
+      <w:proofErr w:type="spellEnd"/>
+      <w:r>
+        <w:t xml:space="preserve"> </w:t>
+      </w:r>
+      <w:proofErr w:type="spellStart"/>
+      <w:r>
+        <w:t>pessoais</w:t>
+      </w:r>
+      <w:proofErr w:type="spellEnd"/>
+      <w:r>
+        <w:t xml:space="preserve"> </w:t>
+      </w:r>
+      <w:proofErr w:type="spellStart"/>
+      <w:r>
+        <w:t>devem</w:t>
+      </w:r>
+      <w:proofErr w:type="spellEnd"/>
+      <w:r>
+        <w:t xml:space="preserve"> ser </w:t>
+      </w:r>
+      <w:proofErr w:type="spellStart"/>
+      <w:r>
+        <w:t>evitadas</w:t>
       </w:r>
       <w:proofErr w:type="spellEnd"/>
       <w:r>
@@ -2986,7 +7500,171 @@
       </w:r>
       <w:proofErr w:type="spellStart"/>
       <w:r>
-        <w:t>pessoas</w:t>
+        <w:t>páginas</w:t>
+      </w:r>
+      <w:proofErr w:type="spellEnd"/>
+      <w:r>
+        <w:t xml:space="preserve"> </w:t>
+      </w:r>
+      <w:proofErr w:type="spellStart"/>
+      <w:r>
+        <w:t>ou</w:t>
+      </w:r>
+      <w:proofErr w:type="spellEnd"/>
+      <w:r>
+        <w:t xml:space="preserve"> </w:t>
+      </w:r>
+      <w:proofErr w:type="spellStart"/>
+      <w:r>
+        <w:t>mensagens</w:t>
+      </w:r>
+      <w:proofErr w:type="spellEnd"/>
+      <w:r>
+        <w:t xml:space="preserve"> </w:t>
+      </w:r>
+      <w:proofErr w:type="spellStart"/>
+      <w:r>
+        <w:t>desconhecidas</w:t>
+      </w:r>
+      <w:proofErr w:type="spellEnd"/>
+      <w:r>
+        <w:t>.</w:t>
+      </w:r>
+    </w:p>
+    <w:p>
+      <w:pPr>
+        <w:pStyle w:val="Ttulo1"/>
+        <w:rPr>
+          <w:rFonts w:asciiTheme="majorHAnsi" w:hAnsiTheme="majorHAnsi"/>
+          <w:b/>
+          <w:bCs/>
+          <w:sz w:val="28"/>
+        </w:rPr>
+      </w:pPr>
+      <w:r>
+        <w:rPr>
+          <w:b/>
+          <w:bCs/>
+        </w:rPr>
+        <w:t>7 RESULTADOS ESPERADOS</w:t>
+      </w:r>
+    </w:p>
+    <w:p>
+      <w:proofErr w:type="spellStart"/>
+      <w:r>
+        <w:t>Espera</w:t>
+      </w:r>
+      <w:proofErr w:type="spellEnd"/>
+      <w:r>
+        <w:t xml:space="preserve">-se que </w:t>
+      </w:r>
+      <w:proofErr w:type="spellStart"/>
+      <w:r>
+        <w:t>os</w:t>
+      </w:r>
+      <w:proofErr w:type="spellEnd"/>
+      <w:r>
+        <w:t xml:space="preserve"> </w:t>
+      </w:r>
+      <w:proofErr w:type="spellStart"/>
+      <w:r>
+        <w:t>participantes</w:t>
+      </w:r>
+      <w:proofErr w:type="spellEnd"/>
+      <w:r>
+        <w:t xml:space="preserve"> </w:t>
+      </w:r>
+      <w:proofErr w:type="spellStart"/>
+      <w:r>
+        <w:t>compreendam</w:t>
+      </w:r>
+      <w:proofErr w:type="spellEnd"/>
+      <w:r>
+        <w:t xml:space="preserve"> </w:t>
+      </w:r>
+      <w:proofErr w:type="spellStart"/>
+      <w:r>
+        <w:t>conceitos</w:t>
+      </w:r>
+      <w:proofErr w:type="spellEnd"/>
+      <w:r>
+        <w:t xml:space="preserve"> </w:t>
+      </w:r>
+      <w:proofErr w:type="spellStart"/>
+      <w:r>
+        <w:t>básicos</w:t>
+      </w:r>
+      <w:proofErr w:type="spellEnd"/>
+      <w:r>
+        <w:t xml:space="preserve"> de </w:t>
+      </w:r>
+      <w:proofErr w:type="spellStart"/>
+      <w:r>
+        <w:t>cibersegurança</w:t>
+      </w:r>
+      <w:proofErr w:type="spellEnd"/>
+      <w:r>
+        <w:t xml:space="preserve"> e </w:t>
+      </w:r>
+      <w:proofErr w:type="spellStart"/>
+      <w:r>
+        <w:t>reconheçam</w:t>
+      </w:r>
+      <w:proofErr w:type="spellEnd"/>
+      <w:r>
+        <w:t xml:space="preserve"> </w:t>
+      </w:r>
+      <w:proofErr w:type="spellStart"/>
+      <w:r>
+        <w:t>situações</w:t>
+      </w:r>
+      <w:proofErr w:type="spellEnd"/>
+      <w:r>
+        <w:t xml:space="preserve"> </w:t>
+      </w:r>
+      <w:proofErr w:type="spellStart"/>
+      <w:r>
+        <w:t>comuns</w:t>
+      </w:r>
+      <w:proofErr w:type="spellEnd"/>
+      <w:r>
+        <w:t xml:space="preserve"> de </w:t>
+      </w:r>
+      <w:proofErr w:type="spellStart"/>
+      <w:r>
+        <w:t>risco</w:t>
+      </w:r>
+      <w:proofErr w:type="spellEnd"/>
+      <w:r>
+        <w:t xml:space="preserve"> </w:t>
+      </w:r>
+      <w:proofErr w:type="spellStart"/>
+      <w:r>
+        <w:t>durante</w:t>
+      </w:r>
+      <w:proofErr w:type="spellEnd"/>
+      <w:r>
+        <w:t xml:space="preserve"> o </w:t>
+      </w:r>
+      <w:proofErr w:type="spellStart"/>
+      <w:r>
+        <w:t>uso</w:t>
+      </w:r>
+      <w:proofErr w:type="spellEnd"/>
+      <w:r>
+        <w:t xml:space="preserve"> da internet. </w:t>
+      </w:r>
+      <w:proofErr w:type="spellStart"/>
+      <w:r>
+        <w:t>Também</w:t>
+      </w:r>
+      <w:proofErr w:type="spellEnd"/>
+      <w:r>
+        <w:t xml:space="preserve"> se </w:t>
+      </w:r>
+      <w:proofErr w:type="spellStart"/>
+      <w:r>
+        <w:t>espera</w:t>
       </w:r>
       <w:proofErr w:type="spellEnd"/>
       <w:r>
@@ -2994,79 +7672,39 @@
       </w:r>
       <w:proofErr w:type="spellStart"/>
       <w:r>
-        <w:t>possuem</w:t>
-      </w:r>
-      <w:proofErr w:type="spellEnd"/>
-      <w:r>
-        <w:t xml:space="preserve"> </w:t>
-      </w:r>
-      <w:proofErr w:type="spellStart"/>
-      <w:r>
-        <w:t>conhecimentos</w:t>
-      </w:r>
-      <w:proofErr w:type="spellEnd"/>
-      <w:r>
-        <w:t xml:space="preserve"> </w:t>
-      </w:r>
-      <w:proofErr w:type="spellStart"/>
-      <w:r>
-        <w:t>básicos</w:t>
-      </w:r>
-      <w:proofErr w:type="spellEnd"/>
-      <w:r>
-        <w:t xml:space="preserve"> </w:t>
-      </w:r>
-      <w:proofErr w:type="spellStart"/>
-      <w:r>
-        <w:t>ou</w:t>
-      </w:r>
-      <w:proofErr w:type="spellEnd"/>
-      <w:r>
-        <w:t xml:space="preserve"> </w:t>
-      </w:r>
-      <w:proofErr w:type="spellStart"/>
-      <w:r>
-        <w:t>pouco</w:t>
-      </w:r>
-      <w:proofErr w:type="spellEnd"/>
-      <w:r>
-        <w:t xml:space="preserve"> </w:t>
-      </w:r>
-      <w:proofErr w:type="spellStart"/>
-      <w:r>
-        <w:t>conhecimento</w:t>
-      </w:r>
-      <w:proofErr w:type="spellEnd"/>
-      <w:r>
-        <w:t xml:space="preserve"> </w:t>
-      </w:r>
-      <w:proofErr w:type="spellStart"/>
-      <w:r>
-        <w:t>sobre</w:t>
-      </w:r>
-      <w:proofErr w:type="spellEnd"/>
-      <w:r>
-        <w:t xml:space="preserve"> </w:t>
-      </w:r>
-      <w:proofErr w:type="spellStart"/>
-      <w:r>
-        <w:t>segurança</w:t>
-      </w:r>
-      <w:proofErr w:type="spellEnd"/>
-      <w:r>
-        <w:t xml:space="preserve"> digital. Por </w:t>
-      </w:r>
-      <w:proofErr w:type="spellStart"/>
-      <w:r>
-        <w:t>esse</w:t>
-      </w:r>
-      <w:proofErr w:type="spellEnd"/>
-      <w:r>
-        <w:t xml:space="preserve"> </w:t>
-      </w:r>
-      <w:proofErr w:type="spellStart"/>
-      <w:r>
-        <w:t>motivo</w:t>
+        <w:t>desenvolvam</w:t>
+      </w:r>
+      <w:proofErr w:type="spellEnd"/>
+      <w:r>
+        <w:t xml:space="preserve"> </w:t>
+      </w:r>
+      <w:proofErr w:type="spellStart"/>
+      <w:r>
+        <w:t>hábitos</w:t>
+      </w:r>
+      <w:proofErr w:type="spellEnd"/>
+      <w:r>
+        <w:t xml:space="preserve"> </w:t>
+      </w:r>
+      <w:proofErr w:type="spellStart"/>
+      <w:r>
+        <w:t>preventivos</w:t>
+      </w:r>
+      <w:proofErr w:type="spellEnd"/>
+      <w:r>
+        <w:t xml:space="preserve"> </w:t>
+      </w:r>
+      <w:proofErr w:type="spellStart"/>
+      <w:r>
+        <w:t>relacionados</w:t>
+      </w:r>
+      <w:proofErr w:type="spellEnd"/>
+      <w:r>
+        <w:t xml:space="preserve"> a </w:t>
+      </w:r>
+      <w:proofErr w:type="spellStart"/>
+      <w:r>
+        <w:t>senhas</w:t>
       </w:r>
       <w:proofErr w:type="spellEnd"/>
       <w:r>
@@ -3074,35 +7712,96 @@
       </w:r>
       <w:proofErr w:type="spellStart"/>
       <w:r>
-        <w:t>serão</w:t>
-      </w:r>
-      <w:proofErr w:type="spellEnd"/>
-      <w:r>
-        <w:t xml:space="preserve"> </w:t>
-      </w:r>
-      <w:proofErr w:type="spellStart"/>
-      <w:r>
-        <w:t>utilizados</w:t>
-      </w:r>
-      <w:proofErr w:type="spellEnd"/>
-      <w:r>
-        <w:t xml:space="preserve"> </w:t>
-      </w:r>
-      <w:proofErr w:type="spellStart"/>
-      <w:r>
-        <w:t>exemplos</w:t>
-      </w:r>
-      <w:proofErr w:type="spellEnd"/>
-      <w:r>
-        <w:t xml:space="preserve"> simples e </w:t>
-      </w:r>
-      <w:proofErr w:type="spellStart"/>
-      <w:r>
-        <w:t>situações</w:t>
-      </w:r>
-      <w:proofErr w:type="spellEnd"/>
-      <w:r>
-        <w:t xml:space="preserve"> que </w:t>
+        <w:t>autenticação</w:t>
+      </w:r>
+      <w:proofErr w:type="spellEnd"/>
+      <w:r>
+        <w:t xml:space="preserve">, links, </w:t>
+      </w:r>
+      <w:proofErr w:type="spellStart"/>
+      <w:r>
+        <w:t>arquivos</w:t>
+      </w:r>
+      <w:proofErr w:type="spellEnd"/>
+      <w:r>
+        <w:t xml:space="preserve">, </w:t>
+      </w:r>
+      <w:proofErr w:type="spellStart"/>
+      <w:r>
+        <w:t>privacidade</w:t>
+      </w:r>
+      <w:proofErr w:type="spellEnd"/>
+      <w:r>
+        <w:t xml:space="preserve"> e </w:t>
+      </w:r>
+      <w:proofErr w:type="spellStart"/>
+      <w:r>
+        <w:t>atualização</w:t>
+      </w:r>
+      <w:proofErr w:type="spellEnd"/>
+      <w:r>
+        <w:t xml:space="preserve"> de </w:t>
+      </w:r>
+      <w:proofErr w:type="spellStart"/>
+      <w:r>
+        <w:t>dispositivos</w:t>
+      </w:r>
+      <w:proofErr w:type="spellEnd"/>
+      <w:r>
+        <w:t>.</w:t>
+      </w:r>
+    </w:p>
+    <w:p>
+      <w:r>
+        <w:t xml:space="preserve">Outro </w:t>
+      </w:r>
+      <w:proofErr w:type="spellStart"/>
+      <w:r>
+        <w:t>resultado</w:t>
+      </w:r>
+      <w:proofErr w:type="spellEnd"/>
+      <w:r>
+        <w:t xml:space="preserve"> </w:t>
+      </w:r>
+      <w:proofErr w:type="spellStart"/>
+      <w:r>
+        <w:t>esperado</w:t>
+      </w:r>
+      <w:proofErr w:type="spellEnd"/>
+      <w:r>
+        <w:t xml:space="preserve"> é </w:t>
+      </w:r>
+      <w:proofErr w:type="spellStart"/>
+      <w:r>
+        <w:t>apresentar</w:t>
+      </w:r>
+      <w:proofErr w:type="spellEnd"/>
+      <w:r>
+        <w:t xml:space="preserve">, de </w:t>
+      </w:r>
+      <w:proofErr w:type="spellStart"/>
+      <w:r>
+        <w:t>maneira</w:t>
+      </w:r>
+      <w:proofErr w:type="spellEnd"/>
+      <w:r>
+        <w:t xml:space="preserve"> </w:t>
+      </w:r>
+      <w:proofErr w:type="spellStart"/>
+      <w:r>
+        <w:t>acessível</w:t>
+      </w:r>
+      <w:proofErr w:type="spellEnd"/>
+      <w:r>
+        <w:t xml:space="preserve">, </w:t>
+      </w:r>
+      <w:proofErr w:type="spellStart"/>
+      <w:r>
+        <w:t>algumas</w:t>
+      </w:r>
+      <w:proofErr w:type="spellEnd"/>
+      <w:r>
+        <w:t xml:space="preserve"> ferramentas que </w:t>
       </w:r>
       <w:proofErr w:type="spellStart"/>
       <w:r>
@@ -3110,35 +7809,35 @@
       </w:r>
       <w:proofErr w:type="spellEnd"/>
       <w:r>
-        <w:t xml:space="preserve"> </w:t>
-      </w:r>
-      <w:proofErr w:type="spellStart"/>
-      <w:r>
-        <w:t>acontecer</w:t>
-      </w:r>
-      <w:proofErr w:type="spellEnd"/>
-      <w:r>
-        <w:t xml:space="preserve"> </w:t>
-      </w:r>
-      <w:proofErr w:type="spellStart"/>
-      <w:r>
-        <w:t>durante</w:t>
-      </w:r>
-      <w:proofErr w:type="spellEnd"/>
-      <w:r>
-        <w:t xml:space="preserve"> </w:t>
-      </w:r>
-      <w:proofErr w:type="spellStart"/>
-      <w:r>
-        <w:t>atividades</w:t>
-      </w:r>
-      <w:proofErr w:type="spellEnd"/>
-      <w:r>
-        <w:t xml:space="preserve"> </w:t>
-      </w:r>
-      <w:proofErr w:type="spellStart"/>
-      <w:r>
-        <w:t>comuns</w:t>
+        <w:t xml:space="preserve"> auxiliar </w:t>
+      </w:r>
+      <w:proofErr w:type="spellStart"/>
+      <w:r>
+        <w:t>na</w:t>
+      </w:r>
+      <w:proofErr w:type="spellEnd"/>
+      <w:r>
+        <w:t xml:space="preserve"> </w:t>
+      </w:r>
+      <w:proofErr w:type="spellStart"/>
+      <w:r>
+        <w:t>observação</w:t>
+      </w:r>
+      <w:proofErr w:type="spellEnd"/>
+      <w:r>
+        <w:t xml:space="preserve"> e </w:t>
+      </w:r>
+      <w:proofErr w:type="spellStart"/>
+      <w:r>
+        <w:t>análise</w:t>
+      </w:r>
+      <w:proofErr w:type="spellEnd"/>
+      <w:r>
+        <w:t xml:space="preserve"> de </w:t>
+      </w:r>
+      <w:proofErr w:type="spellStart"/>
+      <w:r>
+        <w:t>computadores</w:t>
       </w:r>
       <w:proofErr w:type="spellEnd"/>
       <w:r>
@@ -3146,39 +7845,23 @@
       </w:r>
       <w:proofErr w:type="spellStart"/>
       <w:r>
-        <w:t>como</w:t>
-      </w:r>
-      <w:proofErr w:type="spellEnd"/>
-      <w:r>
-        <w:t xml:space="preserve"> </w:t>
-      </w:r>
-      <w:proofErr w:type="spellStart"/>
-      <w:r>
-        <w:t>acessar</w:t>
-      </w:r>
-      <w:proofErr w:type="spellEnd"/>
-      <w:r>
-        <w:t xml:space="preserve"> redes </w:t>
-      </w:r>
-      <w:proofErr w:type="spellStart"/>
-      <w:r>
-        <w:t>sociais</w:t>
-      </w:r>
-      <w:proofErr w:type="spellEnd"/>
-      <w:r>
-        <w:t xml:space="preserve">, </w:t>
-      </w:r>
-      <w:proofErr w:type="spellStart"/>
-      <w:r>
-        <w:t>utilizar</w:t>
-      </w:r>
-      <w:proofErr w:type="spellEnd"/>
-      <w:r>
-        <w:t xml:space="preserve"> </w:t>
-      </w:r>
-      <w:proofErr w:type="spellStart"/>
-      <w:r>
-        <w:t>aplicativos</w:t>
+        <w:t>aproximando</w:t>
+      </w:r>
+      <w:proofErr w:type="spellEnd"/>
+      <w:r>
+        <w:t xml:space="preserve"> </w:t>
+      </w:r>
+      <w:proofErr w:type="spellStart"/>
+      <w:r>
+        <w:t>os</w:t>
+      </w:r>
+      <w:proofErr w:type="spellEnd"/>
+      <w:r>
+        <w:t xml:space="preserve"> </w:t>
+      </w:r>
+      <w:proofErr w:type="spellStart"/>
+      <w:r>
+        <w:t>participantes</w:t>
       </w:r>
       <w:proofErr w:type="spellEnd"/>
       <w:r>
@@ -3186,55 +7869,39 @@
       </w:r>
       <w:proofErr w:type="spellStart"/>
       <w:r>
-        <w:t>mensagens</w:t>
-      </w:r>
-      <w:proofErr w:type="spellEnd"/>
-      <w:r>
-        <w:t xml:space="preserve">, </w:t>
-      </w:r>
-      <w:proofErr w:type="spellStart"/>
-      <w:r>
-        <w:t>realizar</w:t>
-      </w:r>
-      <w:proofErr w:type="spellEnd"/>
-      <w:r>
-        <w:t xml:space="preserve"> </w:t>
-      </w:r>
-      <w:proofErr w:type="spellStart"/>
-      <w:r>
-        <w:t>compras</w:t>
-      </w:r>
-      <w:proofErr w:type="spellEnd"/>
-      <w:r>
-        <w:t xml:space="preserve"> pela internet </w:t>
-      </w:r>
-      <w:proofErr w:type="spellStart"/>
-      <w:r>
-        <w:t>ou</w:t>
-      </w:r>
-      <w:proofErr w:type="spellEnd"/>
-      <w:r>
-        <w:t xml:space="preserve"> </w:t>
-      </w:r>
-      <w:proofErr w:type="spellStart"/>
-      <w:r>
-        <w:t>acessar</w:t>
-      </w:r>
-      <w:proofErr w:type="spellEnd"/>
-      <w:r>
-        <w:t xml:space="preserve"> </w:t>
-      </w:r>
-      <w:proofErr w:type="spellStart"/>
-      <w:r>
-        <w:t>serviços</w:t>
-      </w:r>
-      <w:proofErr w:type="spellEnd"/>
-      <w:r>
-        <w:t xml:space="preserve"> </w:t>
-      </w:r>
-      <w:proofErr w:type="spellStart"/>
-      <w:r>
-        <w:t>bancários</w:t>
+        <w:t>práticas</w:t>
+      </w:r>
+      <w:proofErr w:type="spellEnd"/>
+      <w:r>
+        <w:t xml:space="preserve"> </w:t>
+      </w:r>
+      <w:proofErr w:type="spellStart"/>
+      <w:r>
+        <w:t>básicas</w:t>
+      </w:r>
+      <w:proofErr w:type="spellEnd"/>
+      <w:r>
+        <w:t xml:space="preserve"> da </w:t>
+      </w:r>
+      <w:proofErr w:type="spellStart"/>
+      <w:r>
+        <w:t>área</w:t>
+      </w:r>
+      <w:proofErr w:type="spellEnd"/>
+      <w:r>
+        <w:t xml:space="preserve"> de </w:t>
+      </w:r>
+      <w:proofErr w:type="spellStart"/>
+      <w:r>
+        <w:t>Tecnologia</w:t>
+      </w:r>
+      <w:proofErr w:type="spellEnd"/>
+      <w:r>
+        <w:t xml:space="preserve"> da </w:t>
+      </w:r>
+      <w:proofErr w:type="spellStart"/>
+      <w:r>
+        <w:t>Informação</w:t>
       </w:r>
       <w:proofErr w:type="spellEnd"/>
       <w:r>
@@ -3242,161 +7909,13 @@
       </w:r>
     </w:p>
     <w:p>
-      <w:r>
-        <w:t xml:space="preserve">A </w:t>
-      </w:r>
-      <w:proofErr w:type="spellStart"/>
-      <w:r>
-        <w:t>proposta</w:t>
-      </w:r>
-      <w:proofErr w:type="spellEnd"/>
-      <w:r>
-        <w:t xml:space="preserve"> </w:t>
-      </w:r>
-      <w:proofErr w:type="spellStart"/>
-      <w:r>
-        <w:t>não</w:t>
-      </w:r>
-      <w:proofErr w:type="spellEnd"/>
-      <w:r>
-        <w:t xml:space="preserve"> </w:t>
-      </w:r>
-      <w:proofErr w:type="spellStart"/>
-      <w:r>
-        <w:t>exige</w:t>
-      </w:r>
-      <w:proofErr w:type="spellEnd"/>
-      <w:r>
-        <w:t xml:space="preserve"> </w:t>
-      </w:r>
-      <w:proofErr w:type="spellStart"/>
-      <w:r>
-        <w:t>conhecimento</w:t>
-      </w:r>
-      <w:proofErr w:type="spellEnd"/>
-      <w:r>
-        <w:t xml:space="preserve"> </w:t>
-      </w:r>
-      <w:proofErr w:type="spellStart"/>
-      <w:r>
-        <w:t>técnico</w:t>
-      </w:r>
-      <w:proofErr w:type="spellEnd"/>
-      <w:r>
-        <w:t xml:space="preserve"> dos </w:t>
-      </w:r>
-      <w:proofErr w:type="spellStart"/>
-      <w:r>
-        <w:t>participantes</w:t>
-      </w:r>
-      <w:proofErr w:type="spellEnd"/>
-      <w:r>
-        <w:t xml:space="preserve">, </w:t>
-      </w:r>
-      <w:proofErr w:type="spellStart"/>
-      <w:r>
-        <w:t>permitindo</w:t>
-      </w:r>
-      <w:proofErr w:type="spellEnd"/>
-      <w:r>
-        <w:t xml:space="preserve"> que </w:t>
-      </w:r>
-      <w:proofErr w:type="spellStart"/>
-      <w:r>
-        <w:t>pessoas</w:t>
-      </w:r>
-      <w:proofErr w:type="spellEnd"/>
-      <w:r>
-        <w:t xml:space="preserve"> com </w:t>
-      </w:r>
-      <w:proofErr w:type="spellStart"/>
-      <w:r>
-        <w:t>diferentes</w:t>
-      </w:r>
-      <w:proofErr w:type="spellEnd"/>
-      <w:r>
-        <w:t xml:space="preserve"> </w:t>
-      </w:r>
-      <w:proofErr w:type="spellStart"/>
-      <w:r>
-        <w:t>níveis</w:t>
-      </w:r>
-      <w:proofErr w:type="spellEnd"/>
-      <w:r>
-        <w:t xml:space="preserve"> de </w:t>
-      </w:r>
-      <w:proofErr w:type="spellStart"/>
-      <w:r>
-        <w:t>conhecimento</w:t>
-      </w:r>
-      <w:proofErr w:type="spellEnd"/>
-      <w:r>
-        <w:t xml:space="preserve"> </w:t>
-      </w:r>
-      <w:proofErr w:type="spellStart"/>
-      <w:r>
-        <w:t>sobre</w:t>
-      </w:r>
-      <w:proofErr w:type="spellEnd"/>
-      <w:r>
-        <w:t xml:space="preserve"> </w:t>
-      </w:r>
-      <w:proofErr w:type="spellStart"/>
-      <w:r>
-        <w:t>tecnologia</w:t>
-      </w:r>
-      <w:proofErr w:type="spellEnd"/>
-      <w:r>
-        <w:t xml:space="preserve"> </w:t>
-      </w:r>
-      <w:proofErr w:type="spellStart"/>
-      <w:r>
-        <w:t>possam</w:t>
-      </w:r>
-      <w:proofErr w:type="spellEnd"/>
-      <w:r>
-        <w:t xml:space="preserve"> </w:t>
-      </w:r>
-      <w:proofErr w:type="spellStart"/>
-      <w:r>
-        <w:t>acompanhar</w:t>
-      </w:r>
-      <w:proofErr w:type="spellEnd"/>
-      <w:r>
-        <w:t xml:space="preserve"> </w:t>
-      </w:r>
-      <w:proofErr w:type="spellStart"/>
-      <w:r>
-        <w:t>os</w:t>
-      </w:r>
-      <w:proofErr w:type="spellEnd"/>
-      <w:r>
-        <w:t xml:space="preserve"> </w:t>
-      </w:r>
-      <w:proofErr w:type="spellStart"/>
-      <w:r>
-        <w:t>conteúdos</w:t>
-      </w:r>
-      <w:proofErr w:type="spellEnd"/>
-      <w:r>
-        <w:t xml:space="preserve"> </w:t>
-      </w:r>
-      <w:proofErr w:type="spellStart"/>
-      <w:r>
-        <w:t>apresentados</w:t>
-      </w:r>
-      <w:proofErr w:type="spellEnd"/>
-      <w:r>
-        <w:t>.</w:t>
-      </w:r>
-    </w:p>
-    <w:p>
-      <w:pPr>
-        <w:pStyle w:val="Ttulo1"/>
+      <w:pPr>
+        <w:pStyle w:val="PargrafodaLista"/>
+        <w:ind w:firstLine="0"/>
       </w:pPr>
     </w:p>
     <w:sectPr>
-      <w:headerReference w:type="default" r:id="rId9"/>
+      <w:headerReference w:type="default" r:id="rId10"/>
       <w:pgSz w:w="11906" w:h="16838"/>
       <w:pgMar w:top="1417" w:right="1701" w:bottom="1417" w:left="1701" w:header="708" w:footer="708" w:gutter="0"/>
       <w:cols w:space="708"/>
@@ -3477,6 +7996,131 @@
 <file path=word/numbering.xml><?xml version="1.0" encoding="utf-8"?>
 <w:numbering xmlns:wpc="http://schemas.microsoft.com/office/word/2010/wordprocessingCanvas" xmlns:cx="http://schemas.microsoft.com/office/drawing/2014/chartex" xmlns:cx1="http://schemas.microsoft.com/office/drawing/2015/9/8/chartex" xmlns:cx2="http://schemas.microsoft.com/office/drawing/2015/10/21/chartex" xmlns:cx3="http://schemas.microsoft.com/office/drawing/2016/5/9/chartex" xmlns:cx4="http://schemas.microsoft.com/office/drawing/2016/5/10/chartex" xmlns:cx5="http://schemas.microsoft.com/office/drawing/2016/5/11/chartex" xmlns:cx6="http://schemas.microsoft.com/office/drawing/2016/5/12/chartex" xmlns:cx7="http://schemas.microsoft.com/office/drawing/2016/5/13/chartex" xmlns:cx8="http://schemas.microsoft.com/office/drawing/2016/5/14/chartex" xmlns:mc="http://schemas.openxmlformats.org/markup-compatibility/2006" xmlns:aink="http://schemas.microsoft.com/office/drawing/2016/ink" xmlns:am3d="http://schemas.microsoft.com/office/drawing/2017/model3d" xmlns:o="urn:schemas-microsoft-com:office:office" xmlns:r="http://schemas.openxmlformats.org/officeDocument/2006/relationships" xmlns:m="http://schemas.openxmlformats.org/officeDocument/2006/math" xmlns:v="urn:schemas-microsoft-com:vml" xmlns:wp14="http://schemas.microsoft.com/office/word/2010/wordprocessingDrawing" xmlns:wp="http://schemas.openxmlformats.org/drawingml/2006/wordprocessingDrawing" xmlns:w10="urn:schemas-microsoft-com:office:word" xmlns:w="http://schemas.openxmlformats.org/wordprocessingml/2006/main" xmlns:w14="http://schemas.microsoft.com/office/word/2010/wordml" xmlns:w15="http://schemas.microsoft.com/office/word/2012/wordml" xmlns:w16cex="http://schemas.microsoft.com/office/word/2018/wordml/cex" xmlns:w16cid="http://schemas.microsoft.com/office/word/2016/wordml/cid" xmlns:w16="http://schemas.microsoft.com/office/word/2018/wordml" xmlns:w16sdtdh="http://schemas.microsoft.com/office/word/2020/wordml/sdtdatahash" xmlns:w16se="http://schemas.microsoft.com/office/word/2015/wordml/symex" xmlns:wpg="http://schemas.microsoft.com/office/word/2010/wordprocessingGroup" xmlns:wpi="http://schemas.microsoft.com/office/word/2010/wordprocessingInk" xmlns:wne="http://schemas.microsoft.com/office/word/2006/wordml" xmlns:wps="http://schemas.microsoft.com/office/word/2010/wordprocessingShape" mc:Ignorable="w14 w15 w16se w16cid w16 w16cex w16sdtdh wp14">
   <w:abstractNum w:abstractNumId="0" w15:restartNumberingAfterBreak="0">
+    <w:nsid w:val="FFFFFF88"/>
+    <w:multiLevelType w:val="singleLevel"/>
+    <w:tmpl w:val="E86ACCD2"/>
+    <w:lvl w:ilvl="0">
+      <w:start w:val="1"/>
+      <w:numFmt w:val="decimal"/>
+      <w:pStyle w:val="Numerada"/>
+      <w:lvlText w:val="%1."/>
+      <w:lvlJc w:val="left"/>
+      <w:pPr>
+        <w:tabs>
+          <w:tab w:val="num" w:pos="360"/>
+        </w:tabs>
+        <w:ind w:left="360" w:hanging="360"/>
+      </w:pPr>
+    </w:lvl>
+  </w:abstractNum>
+  <w:abstractNum w:abstractNumId="1" w15:restartNumberingAfterBreak="0">
+    <w:nsid w:val="FFFFFF89"/>
+    <w:multiLevelType w:val="singleLevel"/>
+    <w:tmpl w:val="515482B4"/>
+    <w:lvl w:ilvl="0">
+      <w:start w:val="1"/>
+      <w:numFmt w:val="bullet"/>
+      <w:pStyle w:val="Commarcadores"/>
+      <w:lvlText w:val=""/>
+      <w:lvlJc w:val="left"/>
+      <w:pPr>
+        <w:tabs>
+          <w:tab w:val="num" w:pos="360"/>
+        </w:tabs>
+        <w:ind w:left="360" w:hanging="360"/>
+      </w:pPr>
+      <w:rPr>
+        <w:rFonts w:ascii="Symbol" w:hAnsi="Symbol" w:hint="default"/>
+      </w:rPr>
+    </w:lvl>
+  </w:abstractNum>
+  <w:abstractNum w:abstractNumId="2" w15:restartNumberingAfterBreak="0">
+    <w:nsid w:val="039945B2"/>
+    <w:multiLevelType w:val="hybridMultilevel"/>
+    <w:tmpl w:val="E00A696C"/>
+    <w:lvl w:ilvl="0" w:tplc="0416000F">
+      <w:start w:val="1"/>
+      <w:numFmt w:val="decimal"/>
+      <w:lvlText w:val="%1."/>
+      <w:lvlJc w:val="left"/>
+      <w:pPr>
+        <w:ind w:left="720" w:hanging="360"/>
+      </w:pPr>
+    </w:lvl>
+    <w:lvl w:ilvl="1" w:tplc="04160019" w:tentative="1">
+      <w:start w:val="1"/>
+      <w:numFmt w:val="lowerLetter"/>
+      <w:lvlText w:val="%2."/>
+      <w:lvlJc w:val="left"/>
+      <w:pPr>
+        <w:ind w:left="1440" w:hanging="360"/>
+      </w:pPr>
+    </w:lvl>
+    <w:lvl w:ilvl="2" w:tplc="0416001B" w:tentative="1">
+      <w:start w:val="1"/>
+      <w:numFmt w:val="lowerRoman"/>
+      <w:lvlText w:val="%3."/>
+      <w:lvlJc w:val="right"/>
+      <w:pPr>
+        <w:ind w:left="2160" w:hanging="180"/>
+      </w:pPr>
+    </w:lvl>
+    <w:lvl w:ilvl="3" w:tplc="0416000F" w:tentative="1">
+      <w:start w:val="1"/>
+      <w:numFmt w:val="decimal"/>
+      <w:lvlText w:val="%4."/>
+      <w:lvlJc w:val="left"/>
+      <w:pPr>
+        <w:ind w:left="2880" w:hanging="360"/>
+      </w:pPr>
+    </w:lvl>
+    <w:lvl w:ilvl="4" w:tplc="04160019" w:tentative="1">
+      <w:start w:val="1"/>
+      <w:numFmt w:val="lowerLetter"/>
+      <w:lvlText w:val="%5."/>
+      <w:lvlJc w:val="left"/>
+      <w:pPr>
+        <w:ind w:left="3600" w:hanging="360"/>
+      </w:pPr>
+    </w:lvl>
+    <w:lvl w:ilvl="5" w:tplc="0416001B" w:tentative="1">
+      <w:start w:val="1"/>
+      <w:numFmt w:val="lowerRoman"/>
+      <w:lvlText w:val="%6."/>
+      <w:lvlJc w:val="right"/>
+      <w:pPr>
+        <w:ind w:left="4320" w:hanging="180"/>
+      </w:pPr>
+    </w:lvl>
+    <w:lvl w:ilvl="6" w:tplc="0416000F" w:tentative="1">
+      <w:start w:val="1"/>
+      <w:numFmt w:val="decimal"/>
+      <w:lvlText w:val="%7."/>
+      <w:lvlJc w:val="left"/>
+      <w:pPr>
+        <w:ind w:left="5040" w:hanging="360"/>
+      </w:pPr>
+    </w:lvl>
+    <w:lvl w:ilvl="7" w:tplc="04160019" w:tentative="1">
+      <w:start w:val="1"/>
+      <w:numFmt w:val="lowerLetter"/>
+      <w:lvlText w:val="%8."/>
+      <w:lvlJc w:val="left"/>
+      <w:pPr>
+        <w:ind w:left="5760" w:hanging="360"/>
+      </w:pPr>
+    </w:lvl>
+    <w:lvl w:ilvl="8" w:tplc="0416001B" w:tentative="1">
+      <w:start w:val="1"/>
+      <w:numFmt w:val="lowerRoman"/>
+      <w:lvlText w:val="%9."/>
+      <w:lvlJc w:val="right"/>
+      <w:pPr>
+        <w:ind w:left="6480" w:hanging="180"/>
+      </w:pPr>
+    </w:lvl>
+  </w:abstractNum>
+  <w:abstractNum w:abstractNumId="3" w15:restartNumberingAfterBreak="0">
     <w:nsid w:val="250C7318"/>
     <w:multiLevelType w:val="hybridMultilevel"/>
     <w:tmpl w:val="26D65E2A"/>
@@ -3565,7 +8209,120 @@
       </w:pPr>
     </w:lvl>
   </w:abstractNum>
-  <w:abstractNum w:abstractNumId="1" w15:restartNumberingAfterBreak="0">
+  <w:abstractNum w:abstractNumId="4" w15:restartNumberingAfterBreak="0">
+    <w:nsid w:val="2740010E"/>
+    <w:multiLevelType w:val="hybridMultilevel"/>
+    <w:tmpl w:val="45623326"/>
+    <w:lvl w:ilvl="0" w:tplc="04160001">
+      <w:start w:val="1"/>
+      <w:numFmt w:val="bullet"/>
+      <w:lvlText w:val=""/>
+      <w:lvlJc w:val="left"/>
+      <w:pPr>
+        <w:ind w:left="1429" w:hanging="360"/>
+      </w:pPr>
+      <w:rPr>
+        <w:rFonts w:ascii="Symbol" w:hAnsi="Symbol" w:hint="default"/>
+      </w:rPr>
+    </w:lvl>
+    <w:lvl w:ilvl="1" w:tplc="04160003" w:tentative="1">
+      <w:start w:val="1"/>
+      <w:numFmt w:val="bullet"/>
+      <w:lvlText w:val="o"/>
+      <w:lvlJc w:val="left"/>
+      <w:pPr>
+        <w:ind w:left="2149" w:hanging="360"/>
+      </w:pPr>
+      <w:rPr>
+        <w:rFonts w:ascii="Courier New" w:hAnsi="Courier New" w:cs="Courier New" w:hint="default"/>
+      </w:rPr>
+    </w:lvl>
+    <w:lvl w:ilvl="2" w:tplc="04160005" w:tentative="1">
+      <w:start w:val="1"/>
+      <w:numFmt w:val="bullet"/>
+      <w:lvlText w:val=""/>
+      <w:lvlJc w:val="left"/>
+      <w:pPr>
+        <w:ind w:left="2869" w:hanging="360"/>
+      </w:pPr>
+      <w:rPr>
+        <w:rFonts w:ascii="Wingdings" w:hAnsi="Wingdings" w:hint="default"/>
+      </w:rPr>
+    </w:lvl>
+    <w:lvl w:ilvl="3" w:tplc="04160001" w:tentative="1">
+      <w:start w:val="1"/>
+      <w:numFmt w:val="bullet"/>
+      <w:lvlText w:val=""/>
+      <w:lvlJc w:val="left"/>
+      <w:pPr>
+        <w:ind w:left="3589" w:hanging="360"/>
+      </w:pPr>
+      <w:rPr>
+        <w:rFonts w:ascii="Symbol" w:hAnsi="Symbol" w:hint="default"/>
+      </w:rPr>
+    </w:lvl>
+    <w:lvl w:ilvl="4" w:tplc="04160003" w:tentative="1">
+      <w:start w:val="1"/>
+      <w:numFmt w:val="bullet"/>
+      <w:lvlText w:val="o"/>
+      <w:lvlJc w:val="left"/>
+      <w:pPr>
+        <w:ind w:left="4309" w:hanging="360"/>
+      </w:pPr>
+      <w:rPr>
+        <w:rFonts w:ascii="Courier New" w:hAnsi="Courier New" w:cs="Courier New" w:hint="default"/>
+      </w:rPr>
+    </w:lvl>
+    <w:lvl w:ilvl="5" w:tplc="04160005" w:tentative="1">
+      <w:start w:val="1"/>
+      <w:numFmt w:val="bullet"/>
+      <w:lvlText w:val=""/>
+      <w:lvlJc w:val="left"/>
+      <w:pPr>
+        <w:ind w:left="5029" w:hanging="360"/>
+      </w:pPr>
+      <w:rPr>
+        <w:rFonts w:ascii="Wingdings" w:hAnsi="Wingdings" w:hint="default"/>
+      </w:rPr>
+    </w:lvl>
+    <w:lvl w:ilvl="6" w:tplc="04160001" w:tentative="1">
+      <w:start w:val="1"/>
+      <w:numFmt w:val="bullet"/>
+      <w:lvlText w:val=""/>
+      <w:lvlJc w:val="left"/>
+      <w:pPr>
+        <w:ind w:left="5749" w:hanging="360"/>
+      </w:pPr>
+      <w:rPr>
+        <w:rFonts w:ascii="Symbol" w:hAnsi="Symbol" w:hint="default"/>
+      </w:rPr>
+    </w:lvl>
+    <w:lvl w:ilvl="7" w:tplc="04160003" w:tentative="1">
+      <w:start w:val="1"/>
+      <w:numFmt w:val="bullet"/>
+      <w:lvlText w:val="o"/>
+      <w:lvlJc w:val="left"/>
+      <w:pPr>
+        <w:ind w:left="6469" w:hanging="360"/>
+      </w:pPr>
+      <w:rPr>
+        <w:rFonts w:ascii="Courier New" w:hAnsi="Courier New" w:cs="Courier New" w:hint="default"/>
+      </w:rPr>
+    </w:lvl>
+    <w:lvl w:ilvl="8" w:tplc="04160005" w:tentative="1">
+      <w:start w:val="1"/>
+      <w:numFmt w:val="bullet"/>
+      <w:lvlText w:val=""/>
+      <w:lvlJc w:val="left"/>
+      <w:pPr>
+        <w:ind w:left="7189" w:hanging="360"/>
+      </w:pPr>
+      <w:rPr>
+        <w:rFonts w:ascii="Wingdings" w:hAnsi="Wingdings" w:hint="default"/>
+      </w:rPr>
+    </w:lvl>
+  </w:abstractNum>
+  <w:abstractNum w:abstractNumId="5" w15:restartNumberingAfterBreak="0">
     <w:nsid w:val="69A825B3"/>
     <w:multiLevelType w:val="multilevel"/>
     <w:tmpl w:val="96C8E396"/>
@@ -3686,7 +8443,7 @@
       </w:rPr>
     </w:lvl>
   </w:abstractNum>
-  <w:abstractNum w:abstractNumId="2" w15:restartNumberingAfterBreak="0">
+  <w:abstractNum w:abstractNumId="6" w15:restartNumberingAfterBreak="0">
     <w:nsid w:val="75DC4B29"/>
     <w:multiLevelType w:val="hybridMultilevel"/>
     <w:tmpl w:val="556C78BA"/>
@@ -3800,13 +8557,29 @@
     </w:lvl>
   </w:abstractNum>
   <w:num w:numId="1">
-    <w:abstractNumId w:val="0"/>
+    <w:abstractNumId w:val="3"/>
   </w:num>
   <w:num w:numId="2">
-    <w:abstractNumId w:val="1"/>
+    <w:abstractNumId w:val="5"/>
   </w:num>
   <w:num w:numId="3">
+    <w:abstractNumId w:val="6"/>
+  </w:num>
+  <w:num w:numId="4">
+    <w:abstractNumId w:val="4"/>
+  </w:num>
+  <w:num w:numId="5">
+    <w:abstractNumId w:val="1"/>
+    <w:lvlOverride w:ilvl="0"/>
+  </w:num>
+  <w:num w:numId="6">
     <w:abstractNumId w:val="2"/>
+  </w:num>
+  <w:num w:numId="7">
+    <w:abstractNumId w:val="0"/>
+    <w:lvlOverride w:ilvl="0">
+      <w:startOverride w:val="1"/>
+    </w:lvlOverride>
   </w:num>
 </w:numbering>
 </file>
@@ -4209,7 +8982,7 @@
   <w:style w:type="paragraph" w:default="1" w:styleId="Normal">
     <w:name w:val="Normal"/>
     <w:qFormat/>
-    <w:rsid w:val="0092325B"/>
+    <w:rsid w:val="00344127"/>
     <w:pPr>
       <w:spacing w:after="0" w:line="360" w:lineRule="auto"/>
       <w:ind w:firstLine="709"/>
@@ -4416,6 +9189,60 @@
       <w:sz w:val="26"/>
       <w:szCs w:val="26"/>
       <w:lang w:val="en-US"/>
+    </w:rPr>
+  </w:style>
+  <w:style w:type="paragraph" w:styleId="Commarcadores">
+    <w:name w:val="List Bullet"/>
+    <w:basedOn w:val="Normal"/>
+    <w:uiPriority w:val="99"/>
+    <w:semiHidden/>
+    <w:unhideWhenUsed/>
+    <w:rsid w:val="00344127"/>
+    <w:pPr>
+      <w:numPr>
+        <w:numId w:val="5"/>
+      </w:numPr>
+      <w:spacing w:after="200" w:line="276" w:lineRule="auto"/>
+      <w:contextualSpacing/>
+      <w:jc w:val="left"/>
+    </w:pPr>
+    <w:rPr>
+      <w:rFonts w:eastAsiaTheme="minorEastAsia"/>
+    </w:rPr>
+  </w:style>
+  <w:style w:type="paragraph" w:styleId="SemEspaamento">
+    <w:name w:val="No Spacing"/>
+    <w:uiPriority w:val="1"/>
+    <w:qFormat/>
+    <w:rsid w:val="00344127"/>
+    <w:pPr>
+      <w:spacing w:after="0" w:line="240" w:lineRule="auto"/>
+      <w:ind w:firstLine="709"/>
+      <w:jc w:val="both"/>
+    </w:pPr>
+    <w:rPr>
+      <w:rFonts w:ascii="Arial" w:eastAsia="Arial" w:hAnsi="Arial"/>
+      <w:sz w:val="24"/>
+      <w:lang w:val="en-US"/>
+    </w:rPr>
+  </w:style>
+  <w:style w:type="paragraph" w:styleId="Numerada">
+    <w:name w:val="List Number"/>
+    <w:basedOn w:val="Normal"/>
+    <w:uiPriority w:val="99"/>
+    <w:semiHidden/>
+    <w:unhideWhenUsed/>
+    <w:rsid w:val="00433811"/>
+    <w:pPr>
+      <w:numPr>
+        <w:numId w:val="7"/>
+      </w:numPr>
+      <w:spacing w:after="200" w:line="276" w:lineRule="auto"/>
+      <w:contextualSpacing/>
+      <w:jc w:val="left"/>
+    </w:pPr>
+    <w:rPr>
+      <w:rFonts w:eastAsiaTheme="minorEastAsia"/>
     </w:rPr>
   </w:style>
 </w:styles>
